--- a/Quotations/11-12 Feb Gulmohar & Eden/Quotation Without Budget.docx
+++ b/Quotations/11-12 Feb Gulmohar & Eden/Quotation Without Budget.docx
@@ -3802,7 +3802,55 @@
                   <w14:round/>
                 </w14:textOutline>
               </w:rPr>
-              <w:t xml:space="preserve">Sharpy Lights, Led Lights &amp; Flushers </w:t>
+              <w:t>Sharpy Lights, Led Light</w:t>
+            </w:r>
+            <w:r>
+              <w:rPr>
+                <w:rStyle w:val="IntenseEmphasis"/>
+                <w:rFonts w:eastAsia="Calibri Light"/>
+                <w:b w:val="0"/>
+                <w:bCs w:val="0"/>
+                <w:i w:val="0"/>
+                <w:iCs w:val="0"/>
+                <w:color w:val="000000" w:themeColor="text1"/>
+                <w:sz w:val="28"/>
+                <w:szCs w:val="28"/>
+                <w14:shadow w14:blurRad="38100" w14:dist="19050" w14:dir="2700000" w14:sx="100000" w14:sy="100000" w14:kx="0" w14:ky="0" w14:algn="tl">
+                  <w14:schemeClr w14:val="dk1">
+                    <w14:alpha w14:val="60000"/>
+                  </w14:schemeClr>
+                </w14:shadow>
+                <w14:textOutline w14:w="0" w14:cap="flat" w14:cmpd="sng" w14:algn="ctr">
+                  <w14:noFill/>
+                  <w14:prstDash w14:val="solid"/>
+                  <w14:round/>
+                </w14:textOutline>
+              </w:rPr>
+              <w:t>s, Blinder</w:t>
+            </w:r>
+            <w:r>
+              <w:rPr>
+                <w:rStyle w:val="IntenseEmphasis"/>
+                <w:rFonts w:eastAsia="Calibri Light"/>
+                <w:b w:val="0"/>
+                <w:bCs w:val="0"/>
+                <w:i w:val="0"/>
+                <w:iCs w:val="0"/>
+                <w:color w:val="000000" w:themeColor="text1"/>
+                <w:sz w:val="28"/>
+                <w:szCs w:val="28"/>
+                <w14:shadow w14:blurRad="38100" w14:dist="19050" w14:dir="2700000" w14:sx="100000" w14:sy="100000" w14:kx="0" w14:ky="0" w14:algn="tl">
+                  <w14:schemeClr w14:val="dk1">
+                    <w14:alpha w14:val="60000"/>
+                  </w14:schemeClr>
+                </w14:shadow>
+                <w14:textOutline w14:w="0" w14:cap="flat" w14:cmpd="sng" w14:algn="ctr">
+                  <w14:noFill/>
+                  <w14:prstDash w14:val="solid"/>
+                  <w14:round/>
+                </w14:textOutline>
+              </w:rPr>
+              <w:t xml:space="preserve"> &amp; Flushers </w:t>
             </w:r>
           </w:p>
           <w:p>
@@ -4588,6 +4636,1655 @@
               </w:rPr>
               <w:t>Confetti Shower</w:t>
             </w:r>
+          </w:p>
+        </w:tc>
+      </w:tr>
+    </w:tbl>
+    <w:p>
+      <w:pPr>
+        <w:rPr>
+          <w:rFonts w:asciiTheme="majorHAnsi" w:eastAsiaTheme="majorEastAsia" w:hAnsiTheme="majorHAnsi" w:cstheme="majorBidi"/>
+          <w:b/>
+          <w:bCs/>
+          <w:color w:val="538135" w:themeColor="accent6" w:themeShade="BF"/>
+          <w:sz w:val="28"/>
+          <w:szCs w:val="28"/>
+        </w:rPr>
+      </w:pPr>
+    </w:p>
+    <w:p>
+      <w:pPr>
+        <w:rPr>
+          <w:rFonts w:asciiTheme="majorHAnsi" w:eastAsiaTheme="majorEastAsia" w:hAnsiTheme="majorHAnsi" w:cstheme="majorBidi"/>
+          <w:b/>
+          <w:bCs/>
+          <w:color w:val="538135" w:themeColor="accent6" w:themeShade="BF"/>
+          <w:sz w:val="28"/>
+          <w:szCs w:val="28"/>
+        </w:rPr>
+      </w:pPr>
+    </w:p>
+    <w:p>
+      <w:pPr>
+        <w:rPr>
+          <w:rFonts w:asciiTheme="majorHAnsi" w:eastAsiaTheme="majorEastAsia" w:hAnsiTheme="majorHAnsi" w:cstheme="majorBidi"/>
+          <w:b/>
+          <w:bCs/>
+          <w:color w:val="538135" w:themeColor="accent6" w:themeShade="BF"/>
+          <w:sz w:val="28"/>
+          <w:szCs w:val="28"/>
+        </w:rPr>
+      </w:pPr>
+    </w:p>
+    <w:p>
+      <w:pPr>
+        <w:rPr>
+          <w:rFonts w:asciiTheme="majorHAnsi" w:eastAsiaTheme="majorEastAsia" w:hAnsiTheme="majorHAnsi" w:cstheme="majorBidi"/>
+          <w:b/>
+          <w:bCs/>
+          <w:color w:val="538135" w:themeColor="accent6" w:themeShade="BF"/>
+          <w:sz w:val="28"/>
+          <w:szCs w:val="28"/>
+        </w:rPr>
+      </w:pPr>
+    </w:p>
+    <w:p>
+      <w:pPr>
+        <w:rPr>
+          <w:rFonts w:asciiTheme="majorHAnsi" w:eastAsiaTheme="majorEastAsia" w:hAnsiTheme="majorHAnsi" w:cstheme="majorBidi"/>
+          <w:b/>
+          <w:bCs/>
+          <w:color w:val="538135" w:themeColor="accent6" w:themeShade="BF"/>
+          <w:sz w:val="28"/>
+          <w:szCs w:val="28"/>
+        </w:rPr>
+      </w:pPr>
+    </w:p>
+    <w:p>
+      <w:pPr>
+        <w:rPr>
+          <w:rFonts w:asciiTheme="majorHAnsi" w:eastAsiaTheme="majorEastAsia" w:hAnsiTheme="majorHAnsi" w:cstheme="majorBidi"/>
+          <w:b/>
+          <w:bCs/>
+          <w:color w:val="538135" w:themeColor="accent6" w:themeShade="BF"/>
+          <w:sz w:val="28"/>
+          <w:szCs w:val="28"/>
+        </w:rPr>
+      </w:pPr>
+    </w:p>
+    <w:p>
+      <w:pPr>
+        <w:rPr>
+          <w:rFonts w:asciiTheme="majorHAnsi" w:eastAsiaTheme="majorEastAsia" w:hAnsiTheme="majorHAnsi" w:cstheme="majorBidi"/>
+          <w:b/>
+          <w:bCs/>
+          <w:color w:val="538135" w:themeColor="accent6" w:themeShade="BF"/>
+          <w:sz w:val="28"/>
+          <w:szCs w:val="28"/>
+        </w:rPr>
+      </w:pPr>
+    </w:p>
+    <w:p>
+      <w:pPr>
+        <w:rPr>
+          <w:rFonts w:asciiTheme="majorHAnsi" w:eastAsiaTheme="majorEastAsia" w:hAnsiTheme="majorHAnsi" w:cstheme="majorBidi"/>
+          <w:b/>
+          <w:bCs/>
+          <w:color w:val="538135" w:themeColor="accent6" w:themeShade="BF"/>
+          <w:sz w:val="28"/>
+          <w:szCs w:val="28"/>
+        </w:rPr>
+      </w:pPr>
+    </w:p>
+    <w:p>
+      <w:pPr>
+        <w:rPr>
+          <w:rFonts w:asciiTheme="majorHAnsi" w:eastAsiaTheme="majorEastAsia" w:hAnsiTheme="majorHAnsi" w:cstheme="majorBidi"/>
+          <w:b/>
+          <w:bCs/>
+          <w:color w:val="538135" w:themeColor="accent6" w:themeShade="BF"/>
+          <w:sz w:val="28"/>
+          <w:szCs w:val="28"/>
+        </w:rPr>
+      </w:pPr>
+    </w:p>
+    <w:p>
+      <w:pPr>
+        <w:rPr>
+          <w:rFonts w:asciiTheme="majorHAnsi" w:eastAsiaTheme="majorEastAsia" w:hAnsiTheme="majorHAnsi" w:cstheme="majorBidi"/>
+          <w:b/>
+          <w:bCs/>
+          <w:color w:val="538135" w:themeColor="accent6" w:themeShade="BF"/>
+          <w:sz w:val="28"/>
+          <w:szCs w:val="28"/>
+        </w:rPr>
+      </w:pPr>
+    </w:p>
+    <w:p>
+      <w:pPr>
+        <w:rPr>
+          <w:rFonts w:asciiTheme="majorHAnsi" w:eastAsiaTheme="majorEastAsia" w:hAnsiTheme="majorHAnsi" w:cstheme="majorBidi"/>
+          <w:b/>
+          <w:bCs/>
+          <w:color w:val="538135" w:themeColor="accent6" w:themeShade="BF"/>
+          <w:sz w:val="28"/>
+          <w:szCs w:val="28"/>
+        </w:rPr>
+      </w:pPr>
+    </w:p>
+    <w:tbl>
+      <w:tblPr>
+        <w:tblStyle w:val="TableGrid"/>
+        <w:tblW w:w="9358" w:type="dxa"/>
+        <w:tblLook w:val="04A0" w:firstRow="1" w:lastRow="0" w:firstColumn="1" w:lastColumn="0" w:noHBand="0" w:noVBand="1"/>
+      </w:tblPr>
+      <w:tblGrid>
+        <w:gridCol w:w="9358"/>
+      </w:tblGrid>
+      <w:tr>
+        <w:trPr>
+          <w:trHeight w:val="1128"/>
+        </w:trPr>
+        <w:tc>
+          <w:tcPr>
+            <w:tcW w:w="9358" w:type="dxa"/>
+            <w:shd w:val="clear" w:color="auto" w:fill="EDEDED" w:themeFill="accent3" w:themeFillTint="33"/>
+          </w:tcPr>
+          <w:p>
+            <w:pPr>
+              <w:keepNext/>
+              <w:keepLines/>
+              <w:spacing w:before="360" w:after="40"/>
+              <w:outlineLvl w:val="0"/>
+              <w:rPr>
+                <w:rFonts w:ascii="Abadi" w:eastAsiaTheme="majorEastAsia" w:hAnsi="Abadi" w:cs="Aharoni"/>
+                <w:bCs/>
+                <w:color w:val="385623" w:themeColor="accent6" w:themeShade="80"/>
+                <w:sz w:val="36"/>
+                <w:szCs w:val="36"/>
+                <w:vertAlign w:val="superscript"/>
+                <w14:shadow w14:blurRad="38100" w14:dist="19050" w14:dir="2700000" w14:sx="100000" w14:sy="100000" w14:kx="0" w14:ky="0" w14:algn="tl">
+                  <w14:schemeClr w14:val="dk1">
+                    <w14:alpha w14:val="60000"/>
+                  </w14:schemeClr>
+                </w14:shadow>
+                <w14:textOutline w14:w="0" w14:cap="flat" w14:cmpd="sng" w14:algn="ctr">
+                  <w14:noFill/>
+                  <w14:prstDash w14:val="solid"/>
+                  <w14:round/>
+                </w14:textOutline>
+              </w:rPr>
+            </w:pPr>
+            <w:r>
+              <w:rPr>
+                <w:rFonts w:ascii="Abadi" w:eastAsiaTheme="majorEastAsia" w:hAnsi="Abadi" w:cs="Aharoni"/>
+                <w:bCs/>
+                <w:color w:val="385623" w:themeColor="accent6" w:themeShade="80"/>
+                <w:sz w:val="36"/>
+                <w:szCs w:val="36"/>
+                <w14:shadow w14:blurRad="38100" w14:dist="19050" w14:dir="2700000" w14:sx="100000" w14:sy="100000" w14:kx="0" w14:ky="0" w14:algn="tl">
+                  <w14:schemeClr w14:val="dk1">
+                    <w14:alpha w14:val="60000"/>
+                  </w14:schemeClr>
+                </w14:shadow>
+                <w14:textOutline w14:w="0" w14:cap="flat" w14:cmpd="sng" w14:algn="ctr">
+                  <w14:noFill/>
+                  <w14:prstDash w14:val="solid"/>
+                  <w14:round/>
+                </w14:textOutline>
+              </w:rPr>
+              <w:t xml:space="preserve">Date </w:t>
+            </w:r>
+            <w:r>
+              <w:rPr>
+                <w:rFonts w:ascii="Abadi" w:eastAsiaTheme="majorEastAsia" w:hAnsi="Abadi" w:cs="Aharoni"/>
+                <w:bCs/>
+                <w:color w:val="385623" w:themeColor="accent6" w:themeShade="80"/>
+                <w:sz w:val="36"/>
+                <w:szCs w:val="36"/>
+                <w14:shadow w14:blurRad="38100" w14:dist="19050" w14:dir="2700000" w14:sx="100000" w14:sy="100000" w14:kx="0" w14:ky="0" w14:algn="tl">
+                  <w14:schemeClr w14:val="dk1">
+                    <w14:alpha w14:val="60000"/>
+                  </w14:schemeClr>
+                </w14:shadow>
+                <w14:textOutline w14:w="0" w14:cap="flat" w14:cmpd="sng" w14:algn="ctr">
+                  <w14:noFill/>
+                  <w14:prstDash w14:val="solid"/>
+                  <w14:round/>
+                </w14:textOutline>
+              </w:rPr>
+              <w:t xml:space="preserve">    12</w:t>
+            </w:r>
+            <w:r>
+              <w:rPr>
+                <w:rFonts w:ascii="Abadi" w:eastAsiaTheme="majorEastAsia" w:hAnsi="Abadi" w:cs="Aharoni"/>
+                <w:bCs/>
+                <w:color w:val="385623" w:themeColor="accent6" w:themeShade="80"/>
+                <w:sz w:val="36"/>
+                <w:szCs w:val="36"/>
+                <w:vertAlign w:val="superscript"/>
+                <w14:shadow w14:blurRad="38100" w14:dist="19050" w14:dir="2700000" w14:sx="100000" w14:sy="100000" w14:kx="0" w14:ky="0" w14:algn="tl">
+                  <w14:schemeClr w14:val="dk1">
+                    <w14:alpha w14:val="60000"/>
+                  </w14:schemeClr>
+                </w14:shadow>
+                <w14:textOutline w14:w="0" w14:cap="flat" w14:cmpd="sng" w14:algn="ctr">
+                  <w14:noFill/>
+                  <w14:prstDash w14:val="solid"/>
+                  <w14:round/>
+                </w14:textOutline>
+              </w:rPr>
+              <w:t>th</w:t>
+            </w:r>
+            <w:r>
+              <w:rPr>
+                <w:rFonts w:ascii="Abadi" w:eastAsiaTheme="majorEastAsia" w:hAnsi="Abadi" w:cs="Aharoni"/>
+                <w:bCs/>
+                <w:color w:val="385623" w:themeColor="accent6" w:themeShade="80"/>
+                <w:sz w:val="36"/>
+                <w:szCs w:val="36"/>
+                <w14:shadow w14:blurRad="38100" w14:dist="19050" w14:dir="2700000" w14:sx="100000" w14:sy="100000" w14:kx="0" w14:ky="0" w14:algn="tl">
+                  <w14:schemeClr w14:val="dk1">
+                    <w14:alpha w14:val="60000"/>
+                  </w14:schemeClr>
+                </w14:shadow>
+                <w14:textOutline w14:w="0" w14:cap="flat" w14:cmpd="sng" w14:algn="ctr">
+                  <w14:noFill/>
+                  <w14:prstDash w14:val="solid"/>
+                  <w14:round/>
+                </w14:textOutline>
+              </w:rPr>
+              <w:t xml:space="preserve"> February </w:t>
+            </w:r>
+            <w:r>
+              <w:rPr>
+                <w:rFonts w:ascii="Abadi" w:eastAsiaTheme="majorEastAsia" w:hAnsi="Abadi" w:cs="ADLaM Display"/>
+                <w:bCs/>
+                <w:color w:val="385623" w:themeColor="accent6" w:themeShade="80"/>
+                <w:sz w:val="36"/>
+                <w:szCs w:val="36"/>
+                <w14:shadow w14:blurRad="38100" w14:dist="19050" w14:dir="2700000" w14:sx="100000" w14:sy="100000" w14:kx="0" w14:ky="0" w14:algn="tl">
+                  <w14:schemeClr w14:val="dk1">
+                    <w14:alpha w14:val="60000"/>
+                  </w14:schemeClr>
+                </w14:shadow>
+                <w14:textOutline w14:w="0" w14:cap="flat" w14:cmpd="sng" w14:algn="ctr">
+                  <w14:noFill/>
+                  <w14:prstDash w14:val="solid"/>
+                  <w14:round/>
+                </w14:textOutline>
+              </w:rPr>
+              <w:t>202</w:t>
+            </w:r>
+            <w:r>
+              <w:rPr>
+                <w:rFonts w:ascii="Abadi" w:eastAsiaTheme="majorEastAsia" w:hAnsi="Abadi" w:cs="ADLaM Display"/>
+                <w:bCs/>
+                <w:color w:val="385623" w:themeColor="accent6" w:themeShade="80"/>
+                <w:sz w:val="36"/>
+                <w:szCs w:val="36"/>
+                <w14:shadow w14:blurRad="38100" w14:dist="19050" w14:dir="2700000" w14:sx="100000" w14:sy="100000" w14:kx="0" w14:ky="0" w14:algn="tl">
+                  <w14:schemeClr w14:val="dk1">
+                    <w14:alpha w14:val="60000"/>
+                  </w14:schemeClr>
+                </w14:shadow>
+                <w14:textOutline w14:w="0" w14:cap="flat" w14:cmpd="sng" w14:algn="ctr">
+                  <w14:noFill/>
+                  <w14:prstDash w14:val="solid"/>
+                  <w14:round/>
+                </w14:textOutline>
+              </w:rPr>
+              <w:t>6</w:t>
+            </w:r>
+          </w:p>
+          <w:p>
+            <w:pPr>
+              <w:rPr>
+                <w:rFonts w:ascii="Abadi" w:eastAsiaTheme="majorEastAsia" w:hAnsi="Abadi" w:cs="ADLaM Display"/>
+                <w:bCs/>
+                <w:color w:val="385623" w:themeColor="accent6" w:themeShade="80"/>
+                <w:sz w:val="36"/>
+                <w:szCs w:val="36"/>
+                <w14:shadow w14:blurRad="38100" w14:dist="19050" w14:dir="2700000" w14:sx="100000" w14:sy="100000" w14:kx="0" w14:ky="0" w14:algn="tl">
+                  <w14:schemeClr w14:val="dk1">
+                    <w14:alpha w14:val="60000"/>
+                  </w14:schemeClr>
+                </w14:shadow>
+                <w14:textOutline w14:w="0" w14:cap="flat" w14:cmpd="sng" w14:algn="ctr">
+                  <w14:noFill/>
+                  <w14:prstDash w14:val="solid"/>
+                  <w14:round/>
+                </w14:textOutline>
+              </w:rPr>
+            </w:pPr>
+            <w:r>
+              <w:rPr>
+                <w:rFonts w:ascii="Abadi" w:eastAsiaTheme="majorEastAsia" w:hAnsi="Abadi" w:cs="ADLaM Display"/>
+                <w:bCs/>
+                <w:color w:val="385623" w:themeColor="accent6" w:themeShade="80"/>
+                <w:sz w:val="36"/>
+                <w:szCs w:val="36"/>
+                <w14:shadow w14:blurRad="38100" w14:dist="19050" w14:dir="2700000" w14:sx="100000" w14:sy="100000" w14:kx="0" w14:ky="0" w14:algn="tl">
+                  <w14:schemeClr w14:val="dk1">
+                    <w14:alpha w14:val="60000"/>
+                  </w14:schemeClr>
+                </w14:shadow>
+                <w14:textOutline w14:w="0" w14:cap="flat" w14:cmpd="sng" w14:algn="ctr">
+                  <w14:noFill/>
+                  <w14:prstDash w14:val="solid"/>
+                  <w14:round/>
+                </w14:textOutline>
+              </w:rPr>
+              <w:t xml:space="preserve">Event    </w:t>
+            </w:r>
+            <w:r>
+              <w:rPr>
+                <w:rFonts w:ascii="Abadi" w:eastAsiaTheme="majorEastAsia" w:hAnsi="Abadi" w:cs="ADLaM Display"/>
+                <w:bCs/>
+                <w:color w:val="385623" w:themeColor="accent6" w:themeShade="80"/>
+                <w:sz w:val="36"/>
+                <w:szCs w:val="36"/>
+                <w14:shadow w14:blurRad="38100" w14:dist="19050" w14:dir="2700000" w14:sx="100000" w14:sy="100000" w14:kx="0" w14:ky="0" w14:algn="tl">
+                  <w14:schemeClr w14:val="dk1">
+                    <w14:alpha w14:val="60000"/>
+                  </w14:schemeClr>
+                </w14:shadow>
+                <w14:textOutline w14:w="0" w14:cap="flat" w14:cmpd="sng" w14:algn="ctr">
+                  <w14:noFill/>
+                  <w14:prstDash w14:val="solid"/>
+                  <w14:round/>
+                </w14:textOutline>
+              </w:rPr>
+              <w:t>Barat</w:t>
+            </w:r>
+          </w:p>
+          <w:p>
+            <w:pPr>
+              <w:tabs>
+                <w:tab w:val="left" w:pos="5268"/>
+              </w:tabs>
+              <w:rPr>
+                <w:rFonts w:ascii="Abadi" w:eastAsiaTheme="majorEastAsia" w:hAnsi="Abadi" w:cs="ADLaM Display"/>
+                <w:bCs/>
+                <w:color w:val="385623" w:themeColor="accent6" w:themeShade="80"/>
+                <w:sz w:val="36"/>
+                <w:szCs w:val="36"/>
+                <w14:shadow w14:blurRad="38100" w14:dist="19050" w14:dir="2700000" w14:sx="100000" w14:sy="100000" w14:kx="0" w14:ky="0" w14:algn="tl">
+                  <w14:schemeClr w14:val="dk1">
+                    <w14:alpha w14:val="60000"/>
+                  </w14:schemeClr>
+                </w14:shadow>
+                <w14:textOutline w14:w="0" w14:cap="flat" w14:cmpd="sng" w14:algn="ctr">
+                  <w14:noFill/>
+                  <w14:prstDash w14:val="solid"/>
+                  <w14:round/>
+                </w14:textOutline>
+              </w:rPr>
+            </w:pPr>
+            <w:r>
+              <w:rPr>
+                <w:rFonts w:ascii="Abadi" w:eastAsiaTheme="majorEastAsia" w:hAnsi="Abadi" w:cs="ADLaM Display"/>
+                <w:bCs/>
+                <w:color w:val="385623" w:themeColor="accent6" w:themeShade="80"/>
+                <w:sz w:val="36"/>
+                <w:szCs w:val="36"/>
+                <w14:shadow w14:blurRad="38100" w14:dist="19050" w14:dir="2700000" w14:sx="100000" w14:sy="100000" w14:kx="0" w14:ky="0" w14:algn="tl">
+                  <w14:schemeClr w14:val="dk1">
+                    <w14:alpha w14:val="60000"/>
+                  </w14:schemeClr>
+                </w14:shadow>
+                <w14:textOutline w14:w="0" w14:cap="flat" w14:cmpd="sng" w14:algn="ctr">
+                  <w14:noFill/>
+                  <w14:prstDash w14:val="solid"/>
+                  <w14:round/>
+                </w14:textOutline>
+              </w:rPr>
+              <w:t xml:space="preserve">Venue   </w:t>
+            </w:r>
+            <w:r>
+              <w:rPr>
+                <w:rFonts w:ascii="Abadi" w:eastAsiaTheme="majorEastAsia" w:hAnsi="Abadi" w:cs="ADLaM Display"/>
+                <w:bCs/>
+                <w:color w:val="385623" w:themeColor="accent6" w:themeShade="80"/>
+                <w:sz w:val="36"/>
+                <w:szCs w:val="36"/>
+                <w14:shadow w14:blurRad="38100" w14:dist="19050" w14:dir="2700000" w14:sx="100000" w14:sy="100000" w14:kx="0" w14:ky="0" w14:algn="tl">
+                  <w14:schemeClr w14:val="dk1">
+                    <w14:alpha w14:val="60000"/>
+                  </w14:schemeClr>
+                </w14:shadow>
+                <w14:textOutline w14:w="0" w14:cap="flat" w14:cmpd="sng" w14:algn="ctr">
+                  <w14:noFill/>
+                  <w14:prstDash w14:val="solid"/>
+                  <w14:round/>
+                </w14:textOutline>
+              </w:rPr>
+              <w:t>Eden</w:t>
+            </w:r>
+          </w:p>
+          <w:p>
+            <w:pPr>
+              <w:rPr>
+                <w:rFonts w:ascii="ADLaM Display" w:hAnsi="ADLaM Display" w:cs="ADLaM Display"/>
+                <w:sz w:val="28"/>
+                <w:szCs w:val="28"/>
+              </w:rPr>
+            </w:pPr>
+            <w:r>
+              <w:rPr>
+                <w:rFonts w:ascii="Abadi" w:eastAsiaTheme="majorEastAsia" w:hAnsi="Abadi" w:cs="ADLaM Display"/>
+                <w:bCs/>
+                <w:color w:val="385623" w:themeColor="accent6" w:themeShade="80"/>
+                <w:sz w:val="36"/>
+                <w:szCs w:val="36"/>
+                <w14:shadow w14:blurRad="38100" w14:dist="19050" w14:dir="2700000" w14:sx="100000" w14:sy="100000" w14:kx="0" w14:ky="0" w14:algn="tl">
+                  <w14:schemeClr w14:val="dk1">
+                    <w14:alpha w14:val="60000"/>
+                  </w14:schemeClr>
+                </w14:shadow>
+                <w14:textOutline w14:w="0" w14:cap="flat" w14:cmpd="sng" w14:algn="ctr">
+                  <w14:noFill/>
+                  <w14:prstDash w14:val="solid"/>
+                  <w14:round/>
+                </w14:textOutline>
+              </w:rPr>
+              <w:t xml:space="preserve">Time     </w:t>
+            </w:r>
+            <w:r>
+              <w:rPr>
+                <w:rFonts w:ascii="Abadi" w:eastAsiaTheme="majorEastAsia" w:hAnsi="Abadi" w:cs="ADLaM Display"/>
+                <w:bCs/>
+                <w:color w:val="385623" w:themeColor="accent6" w:themeShade="80"/>
+                <w:sz w:val="36"/>
+                <w:szCs w:val="36"/>
+                <w14:shadow w14:blurRad="38100" w14:dist="19050" w14:dir="2700000" w14:sx="100000" w14:sy="100000" w14:kx="0" w14:ky="0" w14:algn="tl">
+                  <w14:schemeClr w14:val="dk1">
+                    <w14:alpha w14:val="60000"/>
+                  </w14:schemeClr>
+                </w14:shadow>
+                <w14:textOutline w14:w="0" w14:cap="flat" w14:cmpd="sng" w14:algn="ctr">
+                  <w14:noFill/>
+                  <w14:prstDash w14:val="solid"/>
+                  <w14:round/>
+                </w14:textOutline>
+              </w:rPr>
+              <w:t>05:00 PM</w:t>
+            </w:r>
+          </w:p>
+        </w:tc>
+      </w:tr>
+      <w:tr>
+        <w:trPr>
+          <w:trHeight w:val="663"/>
+        </w:trPr>
+        <w:tc>
+          <w:tcPr>
+            <w:tcW w:w="9358" w:type="dxa"/>
+            <w:shd w:val="clear" w:color="auto" w:fill="ED7D31" w:themeFill="accent2"/>
+          </w:tcPr>
+          <w:p>
+            <w:pPr>
+              <w:widowControl w:val="0"/>
+              <w:autoSpaceDE w:val="0"/>
+              <w:autoSpaceDN w:val="0"/>
+              <w:spacing w:before="122"/>
+              <w:jc w:val="center"/>
+              <w:rPr>
+                <w:rFonts w:ascii="Calibri Light" w:eastAsia="Microsoft Sans Serif" w:hAnsi="Microsoft Sans Serif" w:cs="Microsoft Sans Serif"/>
+                <w:color w:val="FFFFFF"/>
+                <w:sz w:val="28"/>
+                <w:szCs w:val="28"/>
+              </w:rPr>
+            </w:pPr>
+            <w:r>
+              <w:rPr>
+                <w:rFonts w:ascii="Calibri Light" w:eastAsia="Microsoft Sans Serif" w:hAnsi="Microsoft Sans Serif" w:cs="Microsoft Sans Serif"/>
+                <w:color w:val="FFFFFF"/>
+                <w:sz w:val="28"/>
+                <w:szCs w:val="28"/>
+              </w:rPr>
+              <w:t>OFFERINGS</w:t>
+            </w:r>
+          </w:p>
+        </w:tc>
+      </w:tr>
+      <w:tr>
+        <w:trPr>
+          <w:trHeight w:val="908"/>
+        </w:trPr>
+        <w:tc>
+          <w:tcPr>
+            <w:tcW w:w="9358" w:type="dxa"/>
+          </w:tcPr>
+          <w:p>
+            <w:pPr>
+              <w:rPr>
+                <w:rFonts w:cstheme="minorHAnsi"/>
+                <w:sz w:val="24"/>
+                <w:szCs w:val="24"/>
+              </w:rPr>
+            </w:pPr>
+          </w:p>
+          <w:p>
+            <w:pPr>
+              <w:pStyle w:val="ListParagraph"/>
+              <w:numPr>
+                <w:ilvl w:val="0"/>
+                <w:numId w:val="23"/>
+              </w:numPr>
+              <w:rPr>
+                <w:rStyle w:val="IntenseEmphasis"/>
+                <w:rFonts w:eastAsia="Calibri Light"/>
+                <w:b w:val="0"/>
+                <w:bCs w:val="0"/>
+                <w:i w:val="0"/>
+                <w:iCs w:val="0"/>
+                <w:color w:val="000000" w:themeColor="text1"/>
+                <w:sz w:val="28"/>
+                <w:szCs w:val="28"/>
+                <w14:shadow w14:blurRad="38100" w14:dist="19050" w14:dir="2700000" w14:sx="100000" w14:sy="100000" w14:kx="0" w14:ky="0" w14:algn="tl">
+                  <w14:schemeClr w14:val="dk1">
+                    <w14:alpha w14:val="60000"/>
+                  </w14:schemeClr>
+                </w14:shadow>
+                <w14:textOutline w14:w="0" w14:cap="flat" w14:cmpd="sng" w14:algn="ctr">
+                  <w14:noFill/>
+                  <w14:prstDash w14:val="solid"/>
+                  <w14:round/>
+                </w14:textOutline>
+              </w:rPr>
+            </w:pPr>
+            <w:r>
+              <w:rPr>
+                <w:rStyle w:val="IntenseEmphasis"/>
+                <w:rFonts w:eastAsia="Calibri Light"/>
+                <w:b w:val="0"/>
+                <w:bCs w:val="0"/>
+                <w:i w:val="0"/>
+                <w:iCs w:val="0"/>
+                <w:color w:val="000000" w:themeColor="text1"/>
+                <w:sz w:val="28"/>
+                <w:szCs w:val="28"/>
+                <w14:shadow w14:blurRad="38100" w14:dist="19050" w14:dir="2700000" w14:sx="100000" w14:sy="100000" w14:kx="0" w14:ky="0" w14:algn="tl">
+                  <w14:schemeClr w14:val="dk1">
+                    <w14:alpha w14:val="60000"/>
+                  </w14:schemeClr>
+                </w14:shadow>
+                <w14:textOutline w14:w="0" w14:cap="flat" w14:cmpd="sng" w14:algn="ctr">
+                  <w14:noFill/>
+                  <w14:prstDash w14:val="solid"/>
+                  <w14:round/>
+                </w14:textOutline>
+              </w:rPr>
+              <w:t>DJ On wheels</w:t>
+            </w:r>
+          </w:p>
+          <w:p>
+            <w:pPr>
+              <w:pStyle w:val="ListParagraph"/>
+              <w:rPr>
+                <w:rStyle w:val="IntenseEmphasis"/>
+                <w:rFonts w:eastAsia="Calibri Light"/>
+                <w:b w:val="0"/>
+                <w:bCs w:val="0"/>
+                <w:i w:val="0"/>
+                <w:iCs w:val="0"/>
+                <w:color w:val="000000" w:themeColor="text1"/>
+                <w:sz w:val="28"/>
+                <w:szCs w:val="28"/>
+                <w14:shadow w14:blurRad="38100" w14:dist="19050" w14:dir="2700000" w14:sx="100000" w14:sy="100000" w14:kx="0" w14:ky="0" w14:algn="tl">
+                  <w14:schemeClr w14:val="dk1">
+                    <w14:alpha w14:val="60000"/>
+                  </w14:schemeClr>
+                </w14:shadow>
+                <w14:textOutline w14:w="0" w14:cap="flat" w14:cmpd="sng" w14:algn="ctr">
+                  <w14:noFill/>
+                  <w14:prstDash w14:val="solid"/>
+                  <w14:round/>
+                </w14:textOutline>
+              </w:rPr>
+            </w:pPr>
+            <w:r>
+              <w:rPr>
+                <w:rStyle w:val="IntenseEmphasis"/>
+                <w:rFonts w:eastAsia="Calibri Light"/>
+                <w:b w:val="0"/>
+                <w:bCs w:val="0"/>
+                <w:i w:val="0"/>
+                <w:iCs w:val="0"/>
+                <w:color w:val="000000" w:themeColor="text1"/>
+                <w:sz w:val="28"/>
+                <w:szCs w:val="28"/>
+                <w14:shadow w14:blurRad="38100" w14:dist="19050" w14:dir="2700000" w14:sx="100000" w14:sy="100000" w14:kx="0" w14:ky="0" w14:algn="tl">
+                  <w14:schemeClr w14:val="dk1">
+                    <w14:alpha w14:val="60000"/>
+                  </w14:schemeClr>
+                </w14:shadow>
+                <w14:textOutline w14:w="0" w14:cap="flat" w14:cmpd="sng" w14:algn="ctr">
+                  <w14:noFill/>
+                  <w14:prstDash w14:val="solid"/>
+                  <w14:round/>
+                </w14:textOutline>
+              </w:rPr>
+              <w:t>[Sound Setup – RCF]</w:t>
+            </w:r>
+          </w:p>
+          <w:p>
+            <w:pPr>
+              <w:pStyle w:val="ListParagraph"/>
+              <w:rPr>
+                <w:rStyle w:val="IntenseEmphasis"/>
+                <w:rFonts w:eastAsia="Calibri Light"/>
+                <w:b w:val="0"/>
+                <w:bCs w:val="0"/>
+                <w:i w:val="0"/>
+                <w:iCs w:val="0"/>
+                <w:color w:val="000000" w:themeColor="text1"/>
+                <w:sz w:val="28"/>
+                <w:szCs w:val="28"/>
+                <w14:shadow w14:blurRad="38100" w14:dist="19050" w14:dir="2700000" w14:sx="100000" w14:sy="100000" w14:kx="0" w14:ky="0" w14:algn="tl">
+                  <w14:schemeClr w14:val="dk1">
+                    <w14:alpha w14:val="60000"/>
+                  </w14:schemeClr>
+                </w14:shadow>
+                <w14:textOutline w14:w="0" w14:cap="flat" w14:cmpd="sng" w14:algn="ctr">
+                  <w14:noFill/>
+                  <w14:prstDash w14:val="solid"/>
+                  <w14:round/>
+                </w14:textOutline>
+              </w:rPr>
+            </w:pPr>
+            <w:r>
+              <w:rPr>
+                <w:rStyle w:val="IntenseEmphasis"/>
+                <w:rFonts w:eastAsia="Calibri Light"/>
+                <w:b w:val="0"/>
+                <w:bCs w:val="0"/>
+                <w:i w:val="0"/>
+                <w:iCs w:val="0"/>
+                <w:color w:val="000000" w:themeColor="text1"/>
+                <w:sz w:val="28"/>
+                <w:szCs w:val="28"/>
+                <w14:shadow w14:blurRad="38100" w14:dist="19050" w14:dir="2700000" w14:sx="100000" w14:sy="100000" w14:kx="0" w14:ky="0" w14:algn="tl">
+                  <w14:schemeClr w14:val="dk1">
+                    <w14:alpha w14:val="60000"/>
+                  </w14:schemeClr>
+                </w14:shadow>
+                <w14:textOutline w14:w="0" w14:cap="flat" w14:cmpd="sng" w14:algn="ctr">
+                  <w14:noFill/>
+                  <w14:prstDash w14:val="solid"/>
+                  <w14:round/>
+                </w14:textOutline>
+              </w:rPr>
+              <w:t>[Sharpy Lights &amp; Led Lights]</w:t>
+            </w:r>
+          </w:p>
+          <w:p>
+            <w:pPr>
+              <w:pStyle w:val="ListParagraph"/>
+              <w:rPr>
+                <w:rStyle w:val="IntenseEmphasis"/>
+                <w:rFonts w:eastAsia="Calibri Light"/>
+                <w:b w:val="0"/>
+                <w:bCs w:val="0"/>
+                <w:i w:val="0"/>
+                <w:iCs w:val="0"/>
+                <w:color w:val="000000" w:themeColor="text1"/>
+                <w:sz w:val="28"/>
+                <w:szCs w:val="28"/>
+                <w14:shadow w14:blurRad="38100" w14:dist="19050" w14:dir="2700000" w14:sx="100000" w14:sy="100000" w14:kx="0" w14:ky="0" w14:algn="tl">
+                  <w14:schemeClr w14:val="dk1">
+                    <w14:alpha w14:val="60000"/>
+                  </w14:schemeClr>
+                </w14:shadow>
+                <w14:textOutline w14:w="0" w14:cap="flat" w14:cmpd="sng" w14:algn="ctr">
+                  <w14:noFill/>
+                  <w14:prstDash w14:val="solid"/>
+                  <w14:round/>
+                </w14:textOutline>
+              </w:rPr>
+            </w:pPr>
+            <w:r>
+              <w:rPr>
+                <w:rStyle w:val="IntenseEmphasis"/>
+                <w:rFonts w:eastAsia="Calibri Light"/>
+                <w:b w:val="0"/>
+                <w:bCs w:val="0"/>
+                <w:i w:val="0"/>
+                <w:iCs w:val="0"/>
+                <w:color w:val="000000" w:themeColor="text1"/>
+                <w:sz w:val="28"/>
+                <w:szCs w:val="28"/>
+                <w14:shadow w14:blurRad="38100" w14:dist="19050" w14:dir="2700000" w14:sx="100000" w14:sy="100000" w14:kx="0" w14:ky="0" w14:algn="tl">
+                  <w14:schemeClr w14:val="dk1">
+                    <w14:alpha w14:val="60000"/>
+                  </w14:schemeClr>
+                </w14:shadow>
+                <w14:textOutline w14:w="0" w14:cap="flat" w14:cmpd="sng" w14:algn="ctr">
+                  <w14:noFill/>
+                  <w14:prstDash w14:val="solid"/>
+                  <w14:round/>
+                </w14:textOutline>
+              </w:rPr>
+              <w:t>[Truss]</w:t>
+            </w:r>
+          </w:p>
+          <w:p>
+            <w:pPr>
+              <w:pStyle w:val="ListParagraph"/>
+              <w:rPr>
+                <w:rStyle w:val="IntenseEmphasis"/>
+                <w:rFonts w:eastAsia="Calibri Light"/>
+                <w:b w:val="0"/>
+                <w:bCs w:val="0"/>
+                <w:i w:val="0"/>
+                <w:iCs w:val="0"/>
+                <w:color w:val="000000" w:themeColor="text1"/>
+                <w:sz w:val="28"/>
+                <w:szCs w:val="28"/>
+                <w14:shadow w14:blurRad="38100" w14:dist="19050" w14:dir="2700000" w14:sx="100000" w14:sy="100000" w14:kx="0" w14:ky="0" w14:algn="tl">
+                  <w14:schemeClr w14:val="dk1">
+                    <w14:alpha w14:val="60000"/>
+                  </w14:schemeClr>
+                </w14:shadow>
+                <w14:textOutline w14:w="0" w14:cap="flat" w14:cmpd="sng" w14:algn="ctr">
+                  <w14:noFill/>
+                  <w14:prstDash w14:val="solid"/>
+                  <w14:round/>
+                </w14:textOutline>
+              </w:rPr>
+            </w:pPr>
+            <w:r>
+              <w:rPr>
+                <w:rStyle w:val="IntenseEmphasis"/>
+                <w:rFonts w:eastAsia="Calibri Light"/>
+                <w:b w:val="0"/>
+                <w:bCs w:val="0"/>
+                <w:i w:val="0"/>
+                <w:iCs w:val="0"/>
+                <w:color w:val="000000" w:themeColor="text1"/>
+                <w:sz w:val="28"/>
+                <w:szCs w:val="28"/>
+                <w14:shadow w14:blurRad="38100" w14:dist="19050" w14:dir="2700000" w14:sx="100000" w14:sy="100000" w14:kx="0" w14:ky="0" w14:algn="tl">
+                  <w14:schemeClr w14:val="dk1">
+                    <w14:alpha w14:val="60000"/>
+                  </w14:schemeClr>
+                </w14:shadow>
+                <w14:textOutline w14:w="0" w14:cap="flat" w14:cmpd="sng" w14:algn="ctr">
+                  <w14:noFill/>
+                  <w14:prstDash w14:val="solid"/>
+                  <w14:round/>
+                </w14:textOutline>
+              </w:rPr>
+              <w:t>[Anchor]</w:t>
+            </w:r>
+          </w:p>
+          <w:p>
+            <w:pPr>
+              <w:pStyle w:val="ListParagraph"/>
+              <w:rPr>
+                <w:rStyle w:val="IntenseEmphasis"/>
+                <w:rFonts w:eastAsia="Calibri Light"/>
+                <w:b w:val="0"/>
+                <w:bCs w:val="0"/>
+                <w:i w:val="0"/>
+                <w:iCs w:val="0"/>
+                <w:color w:val="000000" w:themeColor="text1"/>
+                <w:sz w:val="28"/>
+                <w:szCs w:val="28"/>
+                <w14:shadow w14:blurRad="38100" w14:dist="19050" w14:dir="2700000" w14:sx="100000" w14:sy="100000" w14:kx="0" w14:ky="0" w14:algn="tl">
+                  <w14:schemeClr w14:val="dk1">
+                    <w14:alpha w14:val="60000"/>
+                  </w14:schemeClr>
+                </w14:shadow>
+                <w14:textOutline w14:w="0" w14:cap="flat" w14:cmpd="sng" w14:algn="ctr">
+                  <w14:noFill/>
+                  <w14:prstDash w14:val="solid"/>
+                  <w14:round/>
+                </w14:textOutline>
+              </w:rPr>
+            </w:pPr>
+            <w:r>
+              <w:rPr>
+                <w:rStyle w:val="IntenseEmphasis"/>
+                <w:rFonts w:eastAsia="Calibri Light"/>
+                <w:b w:val="0"/>
+                <w:bCs w:val="0"/>
+                <w:i w:val="0"/>
+                <w:iCs w:val="0"/>
+                <w:color w:val="000000" w:themeColor="text1"/>
+                <w:sz w:val="28"/>
+                <w:szCs w:val="28"/>
+                <w14:shadow w14:blurRad="38100" w14:dist="19050" w14:dir="2700000" w14:sx="100000" w14:sy="100000" w14:kx="0" w14:ky="0" w14:algn="tl">
+                  <w14:schemeClr w14:val="dk1">
+                    <w14:alpha w14:val="60000"/>
+                  </w14:schemeClr>
+                </w14:shadow>
+                <w14:textOutline w14:w="0" w14:cap="flat" w14:cmpd="sng" w14:algn="ctr">
+                  <w14:noFill/>
+                  <w14:prstDash w14:val="solid"/>
+                  <w14:round/>
+                </w14:textOutline>
+              </w:rPr>
+              <w:t>[Professional DJ Jockey]</w:t>
+            </w:r>
+          </w:p>
+          <w:p>
+            <w:pPr>
+              <w:rPr>
+                <w:rFonts w:cstheme="minorHAnsi"/>
+                <w:sz w:val="24"/>
+                <w:szCs w:val="24"/>
+              </w:rPr>
+            </w:pPr>
+          </w:p>
+        </w:tc>
+      </w:tr>
+      <w:tr>
+        <w:trPr>
+          <w:trHeight w:val="908"/>
+        </w:trPr>
+        <w:tc>
+          <w:tcPr>
+            <w:tcW w:w="9358" w:type="dxa"/>
+          </w:tcPr>
+          <w:p>
+            <w:pPr>
+              <w:rPr>
+                <w:rStyle w:val="IntenseEmphasis"/>
+                <w:rFonts w:eastAsia="Calibri Light"/>
+                <w:b w:val="0"/>
+                <w:bCs w:val="0"/>
+                <w:i w:val="0"/>
+                <w:iCs w:val="0"/>
+                <w:color w:val="000000" w:themeColor="text1"/>
+                <w:sz w:val="28"/>
+                <w:szCs w:val="28"/>
+                <w14:shadow w14:blurRad="38100" w14:dist="19050" w14:dir="2700000" w14:sx="100000" w14:sy="100000" w14:kx="0" w14:ky="0" w14:algn="tl">
+                  <w14:schemeClr w14:val="dk1">
+                    <w14:alpha w14:val="60000"/>
+                  </w14:schemeClr>
+                </w14:shadow>
+                <w14:textOutline w14:w="0" w14:cap="flat" w14:cmpd="sng" w14:algn="ctr">
+                  <w14:noFill/>
+                  <w14:prstDash w14:val="solid"/>
+                  <w14:round/>
+                </w14:textOutline>
+              </w:rPr>
+            </w:pPr>
+          </w:p>
+          <w:p>
+            <w:pPr>
+              <w:pStyle w:val="ListParagraph"/>
+              <w:numPr>
+                <w:ilvl w:val="0"/>
+                <w:numId w:val="23"/>
+              </w:numPr>
+              <w:rPr>
+                <w:rStyle w:val="IntenseEmphasis"/>
+                <w:rFonts w:eastAsia="Calibri Light"/>
+                <w:b w:val="0"/>
+                <w:bCs w:val="0"/>
+                <w:i w:val="0"/>
+                <w:iCs w:val="0"/>
+                <w:color w:val="000000" w:themeColor="text1"/>
+                <w:sz w:val="28"/>
+                <w:szCs w:val="28"/>
+                <w14:shadow w14:blurRad="38100" w14:dist="19050" w14:dir="2700000" w14:sx="100000" w14:sy="100000" w14:kx="0" w14:ky="0" w14:algn="tl">
+                  <w14:schemeClr w14:val="dk1">
+                    <w14:alpha w14:val="60000"/>
+                  </w14:schemeClr>
+                </w14:shadow>
+                <w14:textOutline w14:w="0" w14:cap="flat" w14:cmpd="sng" w14:algn="ctr">
+                  <w14:noFill/>
+                  <w14:prstDash w14:val="solid"/>
+                  <w14:round/>
+                </w14:textOutline>
+              </w:rPr>
+            </w:pPr>
+            <w:r>
+              <w:rPr>
+                <w:rStyle w:val="IntenseEmphasis"/>
+                <w:rFonts w:eastAsia="Calibri Light"/>
+                <w:b w:val="0"/>
+                <w:bCs w:val="0"/>
+                <w:i w:val="0"/>
+                <w:iCs w:val="0"/>
+                <w:color w:val="000000" w:themeColor="text1"/>
+                <w:sz w:val="28"/>
+                <w:szCs w:val="28"/>
+                <w14:shadow w14:blurRad="38100" w14:dist="19050" w14:dir="2700000" w14:sx="100000" w14:sy="100000" w14:kx="0" w14:ky="0" w14:algn="tl">
+                  <w14:schemeClr w14:val="dk1">
+                    <w14:alpha w14:val="60000"/>
+                  </w14:schemeClr>
+                </w14:shadow>
+                <w14:textOutline w14:w="0" w14:cap="flat" w14:cmpd="sng" w14:algn="ctr">
+                  <w14:noFill/>
+                  <w14:prstDash w14:val="solid"/>
+                  <w14:round/>
+                </w14:textOutline>
+              </w:rPr>
+              <w:t xml:space="preserve">10 Led </w:t>
+            </w:r>
+            <w:proofErr w:type="spellStart"/>
+            <w:r>
+              <w:rPr>
+                <w:rStyle w:val="IntenseEmphasis"/>
+                <w:rFonts w:eastAsia="Calibri Light"/>
+                <w:b w:val="0"/>
+                <w:bCs w:val="0"/>
+                <w:i w:val="0"/>
+                <w:iCs w:val="0"/>
+                <w:color w:val="000000" w:themeColor="text1"/>
+                <w:sz w:val="28"/>
+                <w:szCs w:val="28"/>
+                <w14:shadow w14:blurRad="38100" w14:dist="19050" w14:dir="2700000" w14:sx="100000" w14:sy="100000" w14:kx="0" w14:ky="0" w14:algn="tl">
+                  <w14:schemeClr w14:val="dk1">
+                    <w14:alpha w14:val="60000"/>
+                  </w14:schemeClr>
+                </w14:shadow>
+                <w14:textOutline w14:w="0" w14:cap="flat" w14:cmpd="sng" w14:algn="ctr">
+                  <w14:noFill/>
+                  <w14:prstDash w14:val="solid"/>
+                  <w14:round/>
+                </w14:textOutline>
+              </w:rPr>
+              <w:t>chattar</w:t>
+            </w:r>
+            <w:proofErr w:type="spellEnd"/>
+            <w:r>
+              <w:rPr>
+                <w:rStyle w:val="IntenseEmphasis"/>
+                <w:rFonts w:eastAsia="Calibri Light"/>
+                <w:b w:val="0"/>
+                <w:bCs w:val="0"/>
+                <w:i w:val="0"/>
+                <w:iCs w:val="0"/>
+                <w:color w:val="000000" w:themeColor="text1"/>
+                <w:sz w:val="28"/>
+                <w:szCs w:val="28"/>
+                <w14:shadow w14:blurRad="38100" w14:dist="19050" w14:dir="2700000" w14:sx="100000" w14:sy="100000" w14:kx="0" w14:ky="0" w14:algn="tl">
+                  <w14:schemeClr w14:val="dk1">
+                    <w14:alpha w14:val="60000"/>
+                  </w14:schemeClr>
+                </w14:shadow>
+                <w14:textOutline w14:w="0" w14:cap="flat" w14:cmpd="sng" w14:algn="ctr">
+                  <w14:noFill/>
+                  <w14:prstDash w14:val="solid"/>
+                  <w14:round/>
+                </w14:textOutline>
+              </w:rPr>
+              <w:t xml:space="preserve"> Boys</w:t>
+            </w:r>
+          </w:p>
+        </w:tc>
+      </w:tr>
+      <w:tr>
+        <w:trPr>
+          <w:trHeight w:val="584"/>
+        </w:trPr>
+        <w:tc>
+          <w:tcPr>
+            <w:tcW w:w="9358" w:type="dxa"/>
+          </w:tcPr>
+          <w:p>
+            <w:pPr>
+              <w:rPr>
+                <w:rStyle w:val="IntenseEmphasis"/>
+                <w:rFonts w:eastAsia="Calibri Light"/>
+                <w:b w:val="0"/>
+                <w:bCs w:val="0"/>
+                <w:i w:val="0"/>
+                <w:iCs w:val="0"/>
+                <w:color w:val="000000" w:themeColor="text1"/>
+                <w:sz w:val="28"/>
+                <w:szCs w:val="28"/>
+                <w14:shadow w14:blurRad="38100" w14:dist="19050" w14:dir="2700000" w14:sx="100000" w14:sy="100000" w14:kx="0" w14:ky="0" w14:algn="tl">
+                  <w14:schemeClr w14:val="dk1">
+                    <w14:alpha w14:val="60000"/>
+                  </w14:schemeClr>
+                </w14:shadow>
+                <w14:textOutline w14:w="0" w14:cap="flat" w14:cmpd="sng" w14:algn="ctr">
+                  <w14:noFill/>
+                  <w14:prstDash w14:val="solid"/>
+                  <w14:round/>
+                </w14:textOutline>
+              </w:rPr>
+            </w:pPr>
+          </w:p>
+          <w:p>
+            <w:pPr>
+              <w:pStyle w:val="ListParagraph"/>
+              <w:numPr>
+                <w:ilvl w:val="0"/>
+                <w:numId w:val="23"/>
+              </w:numPr>
+              <w:rPr>
+                <w:rStyle w:val="IntenseEmphasis"/>
+                <w:rFonts w:eastAsia="Calibri Light"/>
+                <w:b w:val="0"/>
+                <w:bCs w:val="0"/>
+                <w:i w:val="0"/>
+                <w:iCs w:val="0"/>
+                <w:color w:val="000000" w:themeColor="text1"/>
+                <w:sz w:val="28"/>
+                <w:szCs w:val="28"/>
+                <w14:shadow w14:blurRad="38100" w14:dist="19050" w14:dir="2700000" w14:sx="100000" w14:sy="100000" w14:kx="0" w14:ky="0" w14:algn="tl">
+                  <w14:schemeClr w14:val="dk1">
+                    <w14:alpha w14:val="60000"/>
+                  </w14:schemeClr>
+                </w14:shadow>
+                <w14:textOutline w14:w="0" w14:cap="flat" w14:cmpd="sng" w14:algn="ctr">
+                  <w14:noFill/>
+                  <w14:prstDash w14:val="solid"/>
+                  <w14:round/>
+                </w14:textOutline>
+              </w:rPr>
+            </w:pPr>
+            <w:proofErr w:type="spellStart"/>
+            <w:r>
+              <w:rPr>
+                <w:rStyle w:val="IntenseEmphasis"/>
+                <w:rFonts w:eastAsia="Calibri Light"/>
+                <w:b w:val="0"/>
+                <w:bCs w:val="0"/>
+                <w:i w:val="0"/>
+                <w:iCs w:val="0"/>
+                <w:color w:val="000000" w:themeColor="text1"/>
+                <w:sz w:val="28"/>
+                <w:szCs w:val="28"/>
+                <w14:shadow w14:blurRad="38100" w14:dist="19050" w14:dir="2700000" w14:sx="100000" w14:sy="100000" w14:kx="0" w14:ky="0" w14:algn="tl">
+                  <w14:schemeClr w14:val="dk1">
+                    <w14:alpha w14:val="60000"/>
+                  </w14:schemeClr>
+                </w14:shadow>
+                <w14:textOutline w14:w="0" w14:cap="flat" w14:cmpd="sng" w14:algn="ctr">
+                  <w14:noFill/>
+                  <w14:prstDash w14:val="solid"/>
+                  <w14:round/>
+                </w14:textOutline>
+              </w:rPr>
+              <w:t>Dholies</w:t>
+            </w:r>
+            <w:proofErr w:type="spellEnd"/>
+            <w:r>
+              <w:rPr>
+                <w:rStyle w:val="IntenseEmphasis"/>
+                <w:rFonts w:eastAsia="Calibri Light"/>
+                <w:b w:val="0"/>
+                <w:bCs w:val="0"/>
+                <w:i w:val="0"/>
+                <w:iCs w:val="0"/>
+                <w:color w:val="000000" w:themeColor="text1"/>
+                <w:sz w:val="28"/>
+                <w:szCs w:val="28"/>
+                <w14:shadow w14:blurRad="38100" w14:dist="19050" w14:dir="2700000" w14:sx="100000" w14:sy="100000" w14:kx="0" w14:ky="0" w14:algn="tl">
+                  <w14:schemeClr w14:val="dk1">
+                    <w14:alpha w14:val="60000"/>
+                  </w14:schemeClr>
+                </w14:shadow>
+                <w14:textOutline w14:w="0" w14:cap="flat" w14:cmpd="sng" w14:algn="ctr">
+                  <w14:noFill/>
+                  <w14:prstDash w14:val="solid"/>
+                  <w14:round/>
+                </w14:textOutline>
+              </w:rPr>
+              <w:t xml:space="preserve"> </w:t>
+            </w:r>
+            <w:proofErr w:type="gramStart"/>
+            <w:r>
+              <w:rPr>
+                <w:rStyle w:val="IntenseEmphasis"/>
+                <w:rFonts w:eastAsia="Calibri Light"/>
+                <w:b w:val="0"/>
+                <w:bCs w:val="0"/>
+                <w:i w:val="0"/>
+                <w:iCs w:val="0"/>
+                <w:color w:val="000000" w:themeColor="text1"/>
+                <w:sz w:val="28"/>
+                <w:szCs w:val="28"/>
+                <w14:shadow w14:blurRad="38100" w14:dist="19050" w14:dir="2700000" w14:sx="100000" w14:sy="100000" w14:kx="0" w14:ky="0" w14:algn="tl">
+                  <w14:schemeClr w14:val="dk1">
+                    <w14:alpha w14:val="60000"/>
+                  </w14:schemeClr>
+                </w14:shadow>
+                <w14:textOutline w14:w="0" w14:cap="flat" w14:cmpd="sng" w14:algn="ctr">
+                  <w14:noFill/>
+                  <w14:prstDash w14:val="solid"/>
+                  <w14:round/>
+                </w14:textOutline>
+              </w:rPr>
+              <w:t>Team[</w:t>
+            </w:r>
+            <w:proofErr w:type="gramEnd"/>
+            <w:r>
+              <w:rPr>
+                <w:rStyle w:val="IntenseEmphasis"/>
+                <w:rFonts w:eastAsia="Calibri Light"/>
+                <w:b w:val="0"/>
+                <w:bCs w:val="0"/>
+                <w:i w:val="0"/>
+                <w:iCs w:val="0"/>
+                <w:color w:val="000000" w:themeColor="text1"/>
+                <w:sz w:val="28"/>
+                <w:szCs w:val="28"/>
+                <w14:shadow w14:blurRad="38100" w14:dist="19050" w14:dir="2700000" w14:sx="100000" w14:sy="100000" w14:kx="0" w14:ky="0" w14:algn="tl">
+                  <w14:schemeClr w14:val="dk1">
+                    <w14:alpha w14:val="60000"/>
+                  </w14:schemeClr>
+                </w14:shadow>
+                <w14:textOutline w14:w="0" w14:cap="flat" w14:cmpd="sng" w14:algn="ctr">
+                  <w14:noFill/>
+                  <w14:prstDash w14:val="solid"/>
+                  <w14:round/>
+                </w14:textOutline>
+              </w:rPr>
+              <w:t>6]</w:t>
+            </w:r>
+          </w:p>
+          <w:p>
+            <w:pPr>
+              <w:ind w:left="360"/>
+              <w:rPr>
+                <w:rStyle w:val="IntenseEmphasis"/>
+                <w:rFonts w:eastAsia="Calibri Light"/>
+                <w:b w:val="0"/>
+                <w:bCs w:val="0"/>
+                <w:i w:val="0"/>
+                <w:iCs w:val="0"/>
+                <w:color w:val="000000" w:themeColor="text1"/>
+                <w:sz w:val="28"/>
+                <w:szCs w:val="28"/>
+                <w14:shadow w14:blurRad="38100" w14:dist="19050" w14:dir="2700000" w14:sx="100000" w14:sy="100000" w14:kx="0" w14:ky="0" w14:algn="tl">
+                  <w14:schemeClr w14:val="dk1">
+                    <w14:alpha w14:val="60000"/>
+                  </w14:schemeClr>
+                </w14:shadow>
+                <w14:textOutline w14:w="0" w14:cap="flat" w14:cmpd="sng" w14:algn="ctr">
+                  <w14:noFill/>
+                  <w14:prstDash w14:val="solid"/>
+                  <w14:round/>
+                </w14:textOutline>
+              </w:rPr>
+            </w:pPr>
+          </w:p>
+        </w:tc>
+      </w:tr>
+      <w:tr>
+        <w:trPr>
+          <w:trHeight w:val="584"/>
+        </w:trPr>
+        <w:tc>
+          <w:tcPr>
+            <w:tcW w:w="9358" w:type="dxa"/>
+          </w:tcPr>
+          <w:p>
+            <w:pPr>
+              <w:jc w:val="both"/>
+              <w:rPr>
+                <w:rStyle w:val="IntenseEmphasis"/>
+                <w:rFonts w:eastAsia="Calibri Light"/>
+                <w:b w:val="0"/>
+                <w:bCs w:val="0"/>
+                <w:i w:val="0"/>
+                <w:iCs w:val="0"/>
+                <w:color w:val="000000" w:themeColor="text1"/>
+                <w:sz w:val="28"/>
+                <w:szCs w:val="28"/>
+                <w14:shadow w14:blurRad="38100" w14:dist="19050" w14:dir="2700000" w14:sx="100000" w14:sy="100000" w14:kx="0" w14:ky="0" w14:algn="tl">
+                  <w14:schemeClr w14:val="dk1">
+                    <w14:alpha w14:val="60000"/>
+                  </w14:schemeClr>
+                </w14:shadow>
+                <w14:textOutline w14:w="0" w14:cap="flat" w14:cmpd="sng" w14:algn="ctr">
+                  <w14:noFill/>
+                  <w14:prstDash w14:val="solid"/>
+                  <w14:round/>
+                </w14:textOutline>
+              </w:rPr>
+            </w:pPr>
+          </w:p>
+          <w:p>
+            <w:pPr>
+              <w:pStyle w:val="ListParagraph"/>
+              <w:numPr>
+                <w:ilvl w:val="0"/>
+                <w:numId w:val="23"/>
+              </w:numPr>
+              <w:jc w:val="both"/>
+              <w:rPr>
+                <w:rStyle w:val="IntenseEmphasis"/>
+                <w:rFonts w:eastAsia="Calibri Light"/>
+                <w:b w:val="0"/>
+                <w:bCs w:val="0"/>
+                <w:i w:val="0"/>
+                <w:iCs w:val="0"/>
+                <w:color w:val="000000" w:themeColor="text1"/>
+                <w:sz w:val="28"/>
+                <w:szCs w:val="28"/>
+                <w14:shadow w14:blurRad="38100" w14:dist="19050" w14:dir="2700000" w14:sx="100000" w14:sy="100000" w14:kx="0" w14:ky="0" w14:algn="tl">
+                  <w14:schemeClr w14:val="dk1">
+                    <w14:alpha w14:val="60000"/>
+                  </w14:schemeClr>
+                </w14:shadow>
+                <w14:textOutline w14:w="0" w14:cap="flat" w14:cmpd="sng" w14:algn="ctr">
+                  <w14:noFill/>
+                  <w14:prstDash w14:val="solid"/>
+                  <w14:round/>
+                </w14:textOutline>
+              </w:rPr>
+            </w:pPr>
+            <w:proofErr w:type="spellStart"/>
+            <w:r>
+              <w:rPr>
+                <w:rStyle w:val="IntenseEmphasis"/>
+                <w:rFonts w:eastAsia="Calibri Light"/>
+                <w:b w:val="0"/>
+                <w:bCs w:val="0"/>
+                <w:i w:val="0"/>
+                <w:iCs w:val="0"/>
+                <w:color w:val="000000" w:themeColor="text1"/>
+                <w:sz w:val="28"/>
+                <w:szCs w:val="28"/>
+                <w14:shadow w14:blurRad="38100" w14:dist="19050" w14:dir="2700000" w14:sx="100000" w14:sy="100000" w14:kx="0" w14:ky="0" w14:algn="tl">
+                  <w14:schemeClr w14:val="dk1">
+                    <w14:alpha w14:val="60000"/>
+                  </w14:schemeClr>
+                </w14:shadow>
+                <w14:textOutline w14:w="0" w14:cap="flat" w14:cmpd="sng" w14:algn="ctr">
+                  <w14:noFill/>
+                  <w14:prstDash w14:val="solid"/>
+                  <w14:round/>
+                </w14:textOutline>
+              </w:rPr>
+              <w:t>Baghi</w:t>
+            </w:r>
+            <w:proofErr w:type="spellEnd"/>
+            <w:r>
+              <w:rPr>
+                <w:rStyle w:val="IntenseEmphasis"/>
+                <w:rFonts w:eastAsia="Calibri Light"/>
+                <w:b w:val="0"/>
+                <w:bCs w:val="0"/>
+                <w:i w:val="0"/>
+                <w:iCs w:val="0"/>
+                <w:color w:val="000000" w:themeColor="text1"/>
+                <w:sz w:val="28"/>
+                <w:szCs w:val="28"/>
+                <w14:shadow w14:blurRad="38100" w14:dist="19050" w14:dir="2700000" w14:sx="100000" w14:sy="100000" w14:kx="0" w14:ky="0" w14:algn="tl">
+                  <w14:schemeClr w14:val="dk1">
+                    <w14:alpha w14:val="60000"/>
+                  </w14:schemeClr>
+                </w14:shadow>
+                <w14:textOutline w14:w="0" w14:cap="flat" w14:cmpd="sng" w14:algn="ctr">
+                  <w14:noFill/>
+                  <w14:prstDash w14:val="solid"/>
+                  <w14:round/>
+                </w14:textOutline>
+              </w:rPr>
+              <w:t xml:space="preserve"> </w:t>
+            </w:r>
+          </w:p>
+          <w:p>
+            <w:pPr>
+              <w:ind w:left="360"/>
+              <w:jc w:val="both"/>
+              <w:rPr>
+                <w:rStyle w:val="IntenseEmphasis"/>
+                <w:rFonts w:eastAsia="Calibri Light"/>
+                <w:b w:val="0"/>
+                <w:bCs w:val="0"/>
+                <w:i w:val="0"/>
+                <w:iCs w:val="0"/>
+                <w:color w:val="000000" w:themeColor="text1"/>
+                <w:sz w:val="28"/>
+                <w:szCs w:val="28"/>
+                <w14:shadow w14:blurRad="38100" w14:dist="19050" w14:dir="2700000" w14:sx="100000" w14:sy="100000" w14:kx="0" w14:ky="0" w14:algn="tl">
+                  <w14:schemeClr w14:val="dk1">
+                    <w14:alpha w14:val="60000"/>
+                  </w14:schemeClr>
+                </w14:shadow>
+                <w14:textOutline w14:w="0" w14:cap="flat" w14:cmpd="sng" w14:algn="ctr">
+                  <w14:noFill/>
+                  <w14:prstDash w14:val="solid"/>
+                  <w14:round/>
+                </w14:textOutline>
+              </w:rPr>
+            </w:pPr>
+          </w:p>
+        </w:tc>
+      </w:tr>
+      <w:tr>
+        <w:trPr>
+          <w:trHeight w:val="563"/>
+        </w:trPr>
+        <w:tc>
+          <w:tcPr>
+            <w:tcW w:w="9358" w:type="dxa"/>
+          </w:tcPr>
+          <w:p>
+            <w:pPr>
+              <w:rPr>
+                <w:rFonts w:cstheme="minorHAnsi"/>
+                <w:sz w:val="24"/>
+                <w:szCs w:val="24"/>
+              </w:rPr>
+            </w:pPr>
+          </w:p>
+          <w:p>
+            <w:pPr>
+              <w:numPr>
+                <w:ilvl w:val="0"/>
+                <w:numId w:val="5"/>
+              </w:numPr>
+              <w:rPr>
+                <w:rFonts w:cstheme="minorHAnsi"/>
+                <w:sz w:val="24"/>
+                <w:szCs w:val="24"/>
+              </w:rPr>
+            </w:pPr>
+            <w:r>
+              <w:rPr>
+                <w:rFonts w:cstheme="minorHAnsi"/>
+                <w:b/>
+                <w:bCs/>
+                <w:color w:val="C45911" w:themeColor="accent2" w:themeShade="BF"/>
+                <w:sz w:val="24"/>
+                <w:szCs w:val="24"/>
+              </w:rPr>
+              <w:t>Special Effects</w:t>
+            </w:r>
+            <w:r>
+              <w:rPr>
+                <w:rFonts w:cstheme="minorHAnsi"/>
+                <w:b/>
+                <w:bCs/>
+                <w:color w:val="C45911" w:themeColor="accent2" w:themeShade="BF"/>
+                <w:sz w:val="24"/>
+                <w:szCs w:val="24"/>
+              </w:rPr>
+              <w:t xml:space="preserve"> </w:t>
+            </w:r>
+            <w:proofErr w:type="gramStart"/>
+            <w:r>
+              <w:rPr>
+                <w:rFonts w:cstheme="minorHAnsi"/>
+                <w:b/>
+                <w:bCs/>
+                <w:color w:val="C45911" w:themeColor="accent2" w:themeShade="BF"/>
+                <w:sz w:val="24"/>
+                <w:szCs w:val="24"/>
+              </w:rPr>
+              <w:t>For</w:t>
+            </w:r>
+            <w:proofErr w:type="gramEnd"/>
+            <w:r>
+              <w:rPr>
+                <w:rFonts w:cstheme="minorHAnsi"/>
+                <w:b/>
+                <w:bCs/>
+                <w:color w:val="C45911" w:themeColor="accent2" w:themeShade="BF"/>
+                <w:sz w:val="24"/>
+                <w:szCs w:val="24"/>
+              </w:rPr>
+              <w:t xml:space="preserve"> Barat</w:t>
+            </w:r>
+          </w:p>
+          <w:p>
+            <w:pPr>
+              <w:numPr>
+                <w:ilvl w:val="0"/>
+                <w:numId w:val="14"/>
+              </w:numPr>
+              <w:rPr>
+                <w:rStyle w:val="IntenseEmphasis"/>
+                <w:rFonts w:eastAsia="Calibri Light"/>
+                <w:b w:val="0"/>
+                <w:bCs w:val="0"/>
+                <w:i w:val="0"/>
+                <w:iCs w:val="0"/>
+                <w:color w:val="000000" w:themeColor="text1"/>
+                <w:sz w:val="28"/>
+                <w:szCs w:val="28"/>
+                <w14:shadow w14:blurRad="38100" w14:dist="19050" w14:dir="2700000" w14:sx="100000" w14:sy="100000" w14:kx="0" w14:ky="0" w14:algn="tl">
+                  <w14:schemeClr w14:val="dk1">
+                    <w14:alpha w14:val="60000"/>
+                  </w14:schemeClr>
+                </w14:shadow>
+                <w14:textOutline w14:w="0" w14:cap="flat" w14:cmpd="sng" w14:algn="ctr">
+                  <w14:noFill/>
+                  <w14:prstDash w14:val="solid"/>
+                  <w14:round/>
+                </w14:textOutline>
+              </w:rPr>
+            </w:pPr>
+            <w:r>
+              <w:rPr>
+                <w:rStyle w:val="IntenseEmphasis"/>
+                <w:rFonts w:eastAsia="Calibri Light"/>
+                <w:b w:val="0"/>
+                <w:bCs w:val="0"/>
+                <w:i w:val="0"/>
+                <w:iCs w:val="0"/>
+                <w:color w:val="000000" w:themeColor="text1"/>
+                <w:sz w:val="28"/>
+                <w:szCs w:val="28"/>
+                <w14:shadow w14:blurRad="38100" w14:dist="19050" w14:dir="2700000" w14:sx="100000" w14:sy="100000" w14:kx="0" w14:ky="0" w14:algn="tl">
+                  <w14:schemeClr w14:val="dk1">
+                    <w14:alpha w14:val="60000"/>
+                  </w14:schemeClr>
+                </w14:shadow>
+                <w14:textOutline w14:w="0" w14:cap="flat" w14:cmpd="sng" w14:algn="ctr">
+                  <w14:noFill/>
+                  <w14:prstDash w14:val="solid"/>
+                  <w14:round/>
+                </w14:textOutline>
+              </w:rPr>
+              <w:t>Pyro Guns [</w:t>
+            </w:r>
+            <w:r>
+              <w:rPr>
+                <w:rStyle w:val="IntenseEmphasis"/>
+                <w:rFonts w:eastAsia="Calibri Light"/>
+                <w:b w:val="0"/>
+                <w:bCs w:val="0"/>
+                <w:i w:val="0"/>
+                <w:iCs w:val="0"/>
+                <w:color w:val="000000" w:themeColor="text1"/>
+                <w:sz w:val="28"/>
+                <w:szCs w:val="28"/>
+                <w14:shadow w14:blurRad="38100" w14:dist="19050" w14:dir="2700000" w14:sx="100000" w14:sy="100000" w14:kx="0" w14:ky="0" w14:algn="tl">
+                  <w14:schemeClr w14:val="dk1">
+                    <w14:alpha w14:val="60000"/>
+                  </w14:schemeClr>
+                </w14:shadow>
+                <w14:textOutline w14:w="0" w14:cap="flat" w14:cmpd="sng" w14:algn="ctr">
+                  <w14:noFill/>
+                  <w14:prstDash w14:val="solid"/>
+                  <w14:round/>
+                </w14:textOutline>
+              </w:rPr>
+              <w:t>20]</w:t>
+            </w:r>
+          </w:p>
+          <w:p>
+            <w:pPr>
+              <w:numPr>
+                <w:ilvl w:val="0"/>
+                <w:numId w:val="14"/>
+              </w:numPr>
+              <w:rPr>
+                <w:rStyle w:val="IntenseEmphasis"/>
+                <w:rFonts w:eastAsia="Calibri Light"/>
+                <w:b w:val="0"/>
+                <w:bCs w:val="0"/>
+                <w:i w:val="0"/>
+                <w:iCs w:val="0"/>
+                <w:color w:val="000000" w:themeColor="text1"/>
+                <w:sz w:val="28"/>
+                <w:szCs w:val="28"/>
+                <w14:shadow w14:blurRad="38100" w14:dist="19050" w14:dir="2700000" w14:sx="100000" w14:sy="100000" w14:kx="0" w14:ky="0" w14:algn="tl">
+                  <w14:schemeClr w14:val="dk1">
+                    <w14:alpha w14:val="60000"/>
+                  </w14:schemeClr>
+                </w14:shadow>
+                <w14:textOutline w14:w="0" w14:cap="flat" w14:cmpd="sng" w14:algn="ctr">
+                  <w14:noFill/>
+                  <w14:prstDash w14:val="solid"/>
+                  <w14:round/>
+                </w14:textOutline>
+              </w:rPr>
+            </w:pPr>
+            <w:r>
+              <w:rPr>
+                <w:rStyle w:val="IntenseEmphasis"/>
+                <w:rFonts w:eastAsia="Calibri Light"/>
+                <w:b w:val="0"/>
+                <w:bCs w:val="0"/>
+                <w:i w:val="0"/>
+                <w:iCs w:val="0"/>
+                <w:color w:val="000000" w:themeColor="text1"/>
+                <w:sz w:val="28"/>
+                <w:szCs w:val="28"/>
+                <w14:shadow w14:blurRad="38100" w14:dist="19050" w14:dir="2700000" w14:sx="100000" w14:sy="100000" w14:kx="0" w14:ky="0" w14:algn="tl">
+                  <w14:schemeClr w14:val="dk1">
+                    <w14:alpha w14:val="60000"/>
+                  </w14:schemeClr>
+                </w14:shadow>
+                <w14:textOutline w14:w="0" w14:cap="flat" w14:cmpd="sng" w14:algn="ctr">
+                  <w14:noFill/>
+                  <w14:prstDash w14:val="solid"/>
+                  <w14:round/>
+                </w14:textOutline>
+              </w:rPr>
+              <w:t>Co2 Gun</w:t>
+            </w:r>
+          </w:p>
+          <w:p>
+            <w:pPr>
+              <w:numPr>
+                <w:ilvl w:val="0"/>
+                <w:numId w:val="14"/>
+              </w:numPr>
+              <w:rPr>
+                <w:rStyle w:val="IntenseEmphasis"/>
+                <w:rFonts w:eastAsia="Calibri Light"/>
+                <w:b w:val="0"/>
+                <w:bCs w:val="0"/>
+                <w:i w:val="0"/>
+                <w:iCs w:val="0"/>
+                <w:color w:val="000000" w:themeColor="text1"/>
+                <w:sz w:val="28"/>
+                <w:szCs w:val="28"/>
+                <w14:shadow w14:blurRad="38100" w14:dist="19050" w14:dir="2700000" w14:sx="100000" w14:sy="100000" w14:kx="0" w14:ky="0" w14:algn="tl">
+                  <w14:schemeClr w14:val="dk1">
+                    <w14:alpha w14:val="60000"/>
+                  </w14:schemeClr>
+                </w14:shadow>
+                <w14:textOutline w14:w="0" w14:cap="flat" w14:cmpd="sng" w14:algn="ctr">
+                  <w14:noFill/>
+                  <w14:prstDash w14:val="solid"/>
+                  <w14:round/>
+                </w14:textOutline>
+              </w:rPr>
+            </w:pPr>
+            <w:r>
+              <w:rPr>
+                <w:rStyle w:val="IntenseEmphasis"/>
+                <w:rFonts w:eastAsia="Calibri Light"/>
+                <w:b w:val="0"/>
+                <w:bCs w:val="0"/>
+                <w:i w:val="0"/>
+                <w:iCs w:val="0"/>
+                <w:color w:val="000000" w:themeColor="text1"/>
+                <w:sz w:val="28"/>
+                <w:szCs w:val="28"/>
+                <w14:shadow w14:blurRad="38100" w14:dist="19050" w14:dir="2700000" w14:sx="100000" w14:sy="100000" w14:kx="0" w14:ky="0" w14:algn="tl">
+                  <w14:schemeClr w14:val="dk1">
+                    <w14:alpha w14:val="60000"/>
+                  </w14:schemeClr>
+                </w14:shadow>
+                <w14:textOutline w14:w="0" w14:cap="flat" w14:cmpd="sng" w14:algn="ctr">
+                  <w14:noFill/>
+                  <w14:prstDash w14:val="solid"/>
+                  <w14:round/>
+                </w14:textOutline>
+              </w:rPr>
+              <w:t>Confetti</w:t>
+            </w:r>
+          </w:p>
+          <w:p>
+            <w:pPr>
+              <w:numPr>
+                <w:ilvl w:val="0"/>
+                <w:numId w:val="14"/>
+              </w:numPr>
+              <w:rPr>
+                <w:rStyle w:val="IntenseEmphasis"/>
+                <w:rFonts w:eastAsia="Calibri Light"/>
+                <w:b w:val="0"/>
+                <w:bCs w:val="0"/>
+                <w:i w:val="0"/>
+                <w:iCs w:val="0"/>
+                <w:color w:val="000000" w:themeColor="text1"/>
+                <w:sz w:val="28"/>
+                <w:szCs w:val="28"/>
+                <w14:shadow w14:blurRad="38100" w14:dist="19050" w14:dir="2700000" w14:sx="100000" w14:sy="100000" w14:kx="0" w14:ky="0" w14:algn="tl">
+                  <w14:schemeClr w14:val="dk1">
+                    <w14:alpha w14:val="60000"/>
+                  </w14:schemeClr>
+                </w14:shadow>
+                <w14:textOutline w14:w="0" w14:cap="flat" w14:cmpd="sng" w14:algn="ctr">
+                  <w14:noFill/>
+                  <w14:prstDash w14:val="solid"/>
+                  <w14:round/>
+                </w14:textOutline>
+              </w:rPr>
+            </w:pPr>
+            <w:r>
+              <w:rPr>
+                <w:rStyle w:val="IntenseEmphasis"/>
+                <w:rFonts w:eastAsia="Calibri Light"/>
+                <w:b w:val="0"/>
+                <w:bCs w:val="0"/>
+                <w:i w:val="0"/>
+                <w:iCs w:val="0"/>
+                <w:color w:val="000000" w:themeColor="text1"/>
+                <w:sz w:val="28"/>
+                <w:szCs w:val="28"/>
+                <w14:shadow w14:blurRad="38100" w14:dist="19050" w14:dir="2700000" w14:sx="100000" w14:sy="100000" w14:kx="0" w14:ky="0" w14:algn="tl">
+                  <w14:schemeClr w14:val="dk1">
+                    <w14:alpha w14:val="60000"/>
+                  </w14:schemeClr>
+                </w14:shadow>
+                <w14:textOutline w14:w="0" w14:cap="flat" w14:cmpd="sng" w14:algn="ctr">
+                  <w14:noFill/>
+                  <w14:prstDash w14:val="solid"/>
+                  <w14:round/>
+                </w14:textOutline>
+              </w:rPr>
+              <w:t>Fireworks Boxes [4]</w:t>
+            </w:r>
+          </w:p>
+          <w:p>
+            <w:pPr>
+              <w:rPr>
+                <w:rFonts w:eastAsia="Calibri Light"/>
+                <w:color w:val="000000" w:themeColor="text1"/>
+                <w:sz w:val="28"/>
+                <w:szCs w:val="28"/>
+                <w14:shadow w14:blurRad="38100" w14:dist="19050" w14:dir="2700000" w14:sx="100000" w14:sy="100000" w14:kx="0" w14:ky="0" w14:algn="tl">
+                  <w14:schemeClr w14:val="dk1">
+                    <w14:alpha w14:val="60000"/>
+                  </w14:schemeClr>
+                </w14:shadow>
+                <w14:textOutline w14:w="0" w14:cap="flat" w14:cmpd="sng" w14:algn="ctr">
+                  <w14:noFill/>
+                  <w14:prstDash w14:val="solid"/>
+                  <w14:round/>
+                </w14:textOutline>
+              </w:rPr>
+            </w:pPr>
           </w:p>
         </w:tc>
       </w:tr>

--- a/Quotations/11-12 Feb Gulmohar & Eden/Quotation Without Budget.docx
+++ b/Quotations/11-12 Feb Gulmohar & Eden/Quotation Without Budget.docx
@@ -4302,6 +4302,67 @@
           </w:p>
           <w:p>
             <w:pPr>
+              <w:pStyle w:val="ListParagraph"/>
+              <w:numPr>
+                <w:ilvl w:val="0"/>
+                <w:numId w:val="23"/>
+              </w:numPr>
+              <w:rPr>
+                <w:rFonts w:cstheme="minorHAnsi"/>
+                <w:b/>
+                <w:bCs/>
+                <w:i/>
+                <w:iCs/>
+                <w:sz w:val="24"/>
+                <w:szCs w:val="24"/>
+              </w:rPr>
+            </w:pPr>
+            <w:r>
+              <w:rPr>
+                <w:rStyle w:val="IntenseEmphasis"/>
+                <w:rFonts w:eastAsia="Calibri Light"/>
+                <w:b w:val="0"/>
+                <w:bCs w:val="0"/>
+                <w:i w:val="0"/>
+                <w:iCs w:val="0"/>
+                <w:color w:val="000000" w:themeColor="text1"/>
+                <w:sz w:val="28"/>
+                <w:szCs w:val="28"/>
+                <w14:shadow w14:blurRad="38100" w14:dist="19050" w14:dir="2700000" w14:sx="100000" w14:sy="100000" w14:kx="0" w14:ky="0" w14:algn="tl">
+                  <w14:schemeClr w14:val="dk1">
+                    <w14:alpha w14:val="60000"/>
+                  </w14:schemeClr>
+                </w14:shadow>
+                <w14:textOutline w14:w="0" w14:cap="flat" w14:cmpd="sng" w14:algn="ctr">
+                  <w14:noFill/>
+                  <w14:prstDash w14:val="solid"/>
+                  <w14:round/>
+                </w14:textOutline>
+              </w:rPr>
+              <w:t>Genset</w:t>
+            </w:r>
+          </w:p>
+        </w:tc>
+      </w:tr>
+      <w:tr>
+        <w:trPr>
+          <w:trHeight w:val="563"/>
+        </w:trPr>
+        <w:tc>
+          <w:tcPr>
+            <w:tcW w:w="9358" w:type="dxa"/>
+          </w:tcPr>
+          <w:p>
+            <w:pPr>
+              <w:rPr>
+                <w:rFonts w:cstheme="minorHAnsi"/>
+                <w:sz w:val="24"/>
+                <w:szCs w:val="24"/>
+              </w:rPr>
+            </w:pPr>
+          </w:p>
+          <w:p>
+            <w:pPr>
               <w:numPr>
                 <w:ilvl w:val="0"/>
                 <w:numId w:val="5"/>
@@ -5471,6 +5532,104 @@
           </w:p>
           <w:p>
             <w:pPr>
+              <w:pStyle w:val="ListParagraph"/>
+              <w:rPr>
+                <w:rStyle w:val="IntenseEmphasis"/>
+                <w:rFonts w:eastAsia="Calibri Light"/>
+                <w:b w:val="0"/>
+                <w:bCs w:val="0"/>
+                <w:i w:val="0"/>
+                <w:iCs w:val="0"/>
+                <w:color w:val="000000" w:themeColor="text1"/>
+                <w:sz w:val="28"/>
+                <w:szCs w:val="28"/>
+                <w14:shadow w14:blurRad="38100" w14:dist="19050" w14:dir="2700000" w14:sx="100000" w14:sy="100000" w14:kx="0" w14:ky="0" w14:algn="tl">
+                  <w14:schemeClr w14:val="dk1">
+                    <w14:alpha w14:val="60000"/>
+                  </w14:schemeClr>
+                </w14:shadow>
+                <w14:textOutline w14:w="0" w14:cap="flat" w14:cmpd="sng" w14:algn="ctr">
+                  <w14:noFill/>
+                  <w14:prstDash w14:val="solid"/>
+                  <w14:round/>
+                </w14:textOutline>
+              </w:rPr>
+            </w:pPr>
+            <w:r>
+              <w:rPr>
+                <w:rStyle w:val="IntenseEmphasis"/>
+                <w:rFonts w:eastAsia="Calibri Light"/>
+                <w:b w:val="0"/>
+                <w:bCs w:val="0"/>
+                <w:i w:val="0"/>
+                <w:iCs w:val="0"/>
+                <w:color w:val="000000" w:themeColor="text1"/>
+                <w:sz w:val="28"/>
+                <w:szCs w:val="28"/>
+                <w14:shadow w14:blurRad="38100" w14:dist="19050" w14:dir="2700000" w14:sx="100000" w14:sy="100000" w14:kx="0" w14:ky="0" w14:algn="tl">
+                  <w14:schemeClr w14:val="dk1">
+                    <w14:alpha w14:val="60000"/>
+                  </w14:schemeClr>
+                </w14:shadow>
+                <w14:textOutline w14:w="0" w14:cap="flat" w14:cmpd="sng" w14:algn="ctr">
+                  <w14:noFill/>
+                  <w14:prstDash w14:val="solid"/>
+                  <w14:round/>
+                </w14:textOutline>
+              </w:rPr>
+              <w:t>[</w:t>
+            </w:r>
+            <w:r>
+              <w:rPr>
+                <w:rStyle w:val="IntenseEmphasis"/>
+                <w:rFonts w:eastAsia="Calibri Light"/>
+                <w:b w:val="0"/>
+                <w:bCs w:val="0"/>
+                <w:i w:val="0"/>
+                <w:iCs w:val="0"/>
+                <w:color w:val="000000" w:themeColor="text1"/>
+                <w:sz w:val="28"/>
+                <w:szCs w:val="28"/>
+                <w14:shadow w14:blurRad="38100" w14:dist="19050" w14:dir="2700000" w14:sx="100000" w14:sy="100000" w14:kx="0" w14:ky="0" w14:algn="tl">
+                  <w14:schemeClr w14:val="dk1">
+                    <w14:alpha w14:val="60000"/>
+                  </w14:schemeClr>
+                </w14:shadow>
+                <w14:textOutline w14:w="0" w14:cap="flat" w14:cmpd="sng" w14:algn="ctr">
+                  <w14:noFill/>
+                  <w14:prstDash w14:val="solid"/>
+                  <w14:round/>
+                </w14:textOutline>
+              </w:rPr>
+              <w:t>Genset</w:t>
+            </w:r>
+            <w:r>
+              <w:rPr>
+                <w:rStyle w:val="IntenseEmphasis"/>
+                <w:rFonts w:eastAsia="Calibri Light"/>
+                <w:b w:val="0"/>
+                <w:bCs w:val="0"/>
+                <w:i w:val="0"/>
+                <w:iCs w:val="0"/>
+                <w:color w:val="000000" w:themeColor="text1"/>
+                <w:sz w:val="28"/>
+                <w:szCs w:val="28"/>
+                <w14:shadow w14:blurRad="38100" w14:dist="19050" w14:dir="2700000" w14:sx="100000" w14:sy="100000" w14:kx="0" w14:ky="0" w14:algn="tl">
+                  <w14:schemeClr w14:val="dk1">
+                    <w14:alpha w14:val="60000"/>
+                  </w14:schemeClr>
+                </w14:shadow>
+                <w14:textOutline w14:w="0" w14:cap="flat" w14:cmpd="sng" w14:algn="ctr">
+                  <w14:noFill/>
+                  <w14:prstDash w14:val="solid"/>
+                  <w14:round/>
+                </w14:textOutline>
+              </w:rPr>
+              <w:t>]</w:t>
+            </w:r>
+          </w:p>
+          <w:p>
+            <w:pPr>
               <w:rPr>
                 <w:rFonts w:cstheme="minorHAnsi"/>
                 <w:sz w:val="24"/>
@@ -5729,57 +5888,7 @@
                   <w14:round/>
                 </w14:textOutline>
               </w:rPr>
-              <w:t xml:space="preserve"> </w:t>
-            </w:r>
-            <w:proofErr w:type="gramStart"/>
-            <w:r>
-              <w:rPr>
-                <w:rStyle w:val="IntenseEmphasis"/>
-                <w:rFonts w:eastAsia="Calibri Light"/>
-                <w:b w:val="0"/>
-                <w:bCs w:val="0"/>
-                <w:i w:val="0"/>
-                <w:iCs w:val="0"/>
-                <w:color w:val="000000" w:themeColor="text1"/>
-                <w:sz w:val="28"/>
-                <w:szCs w:val="28"/>
-                <w14:shadow w14:blurRad="38100" w14:dist="19050" w14:dir="2700000" w14:sx="100000" w14:sy="100000" w14:kx="0" w14:ky="0" w14:algn="tl">
-                  <w14:schemeClr w14:val="dk1">
-                    <w14:alpha w14:val="60000"/>
-                  </w14:schemeClr>
-                </w14:shadow>
-                <w14:textOutline w14:w="0" w14:cap="flat" w14:cmpd="sng" w14:algn="ctr">
-                  <w14:noFill/>
-                  <w14:prstDash w14:val="solid"/>
-                  <w14:round/>
-                </w14:textOutline>
-              </w:rPr>
-              <w:t>Team[</w:t>
-            </w:r>
-            <w:proofErr w:type="gramEnd"/>
-            <w:r>
-              <w:rPr>
-                <w:rStyle w:val="IntenseEmphasis"/>
-                <w:rFonts w:eastAsia="Calibri Light"/>
-                <w:b w:val="0"/>
-                <w:bCs w:val="0"/>
-                <w:i w:val="0"/>
-                <w:iCs w:val="0"/>
-                <w:color w:val="000000" w:themeColor="text1"/>
-                <w:sz w:val="28"/>
-                <w:szCs w:val="28"/>
-                <w14:shadow w14:blurRad="38100" w14:dist="19050" w14:dir="2700000" w14:sx="100000" w14:sy="100000" w14:kx="0" w14:ky="0" w14:algn="tl">
-                  <w14:schemeClr w14:val="dk1">
-                    <w14:alpha w14:val="60000"/>
-                  </w14:schemeClr>
-                </w14:shadow>
-                <w14:textOutline w14:w="0" w14:cap="flat" w14:cmpd="sng" w14:algn="ctr">
-                  <w14:noFill/>
-                  <w14:prstDash w14:val="solid"/>
-                  <w14:round/>
-                </w14:textOutline>
-              </w:rPr>
-              <w:t>6]</w:t>
+              <w:t xml:space="preserve"> Team[6]</w:t>
             </w:r>
           </w:p>
           <w:p>
@@ -5925,33 +6034,6 @@
               <w:t xml:space="preserve"> </w:t>
             </w:r>
           </w:p>
-          <w:p>
-            <w:pPr>
-              <w:ind w:left="360"/>
-              <w:jc w:val="both"/>
-              <w:rPr>
-                <w:rStyle w:val="IntenseEmphasis"/>
-                <w:rFonts w:eastAsia="Calibri Light"/>
-                <w:b w:val="0"/>
-                <w:bCs w:val="0"/>
-                <w:i w:val="0"/>
-                <w:iCs w:val="0"/>
-                <w:color w:val="000000" w:themeColor="text1"/>
-                <w:sz w:val="28"/>
-                <w:szCs w:val="28"/>
-                <w14:shadow w14:blurRad="38100" w14:dist="19050" w14:dir="2700000" w14:sx="100000" w14:sy="100000" w14:kx="0" w14:ky="0" w14:algn="tl">
-                  <w14:schemeClr w14:val="dk1">
-                    <w14:alpha w14:val="60000"/>
-                  </w14:schemeClr>
-                </w14:shadow>
-                <w14:textOutline w14:w="0" w14:cap="flat" w14:cmpd="sng" w14:algn="ctr">
-                  <w14:noFill/>
-                  <w14:prstDash w14:val="solid"/>
-                  <w14:round/>
-                </w14:textOutline>
-              </w:rPr>
-            </w:pPr>
-          </w:p>
         </w:tc>
       </w:tr>
       <w:tr>
@@ -6003,31 +6085,7 @@
                 <w:sz w:val="24"/>
                 <w:szCs w:val="24"/>
               </w:rPr>
-              <w:t xml:space="preserve"> </w:t>
-            </w:r>
-            <w:proofErr w:type="gramStart"/>
-            <w:r>
-              <w:rPr>
-                <w:rFonts w:cstheme="minorHAnsi"/>
-                <w:b/>
-                <w:bCs/>
-                <w:color w:val="C45911" w:themeColor="accent2" w:themeShade="BF"/>
-                <w:sz w:val="24"/>
-                <w:szCs w:val="24"/>
-              </w:rPr>
-              <w:t>For</w:t>
-            </w:r>
-            <w:proofErr w:type="gramEnd"/>
-            <w:r>
-              <w:rPr>
-                <w:rFonts w:cstheme="minorHAnsi"/>
-                <w:b/>
-                <w:bCs/>
-                <w:color w:val="C45911" w:themeColor="accent2" w:themeShade="BF"/>
-                <w:sz w:val="24"/>
-                <w:szCs w:val="24"/>
-              </w:rPr>
-              <w:t xml:space="preserve"> Barat</w:t>
+              <w:t xml:space="preserve"> For Barat</w:t>
             </w:r>
           </w:p>
           <w:p>
@@ -6220,12 +6278,7 @@
                 <w:numId w:val="14"/>
               </w:numPr>
               <w:rPr>
-                <w:rStyle w:val="IntenseEmphasis"/>
-                <w:rFonts w:eastAsia="Calibri Light"/>
-                <w:b w:val="0"/>
-                <w:bCs w:val="0"/>
-                <w:i w:val="0"/>
-                <w:iCs w:val="0"/>
+                <w:rFonts w:eastAsia="Calibri Light"/>
                 <w:color w:val="000000" w:themeColor="text1"/>
                 <w:sz w:val="28"/>
                 <w:szCs w:val="28"/>
@@ -6265,26 +6318,6 @@
               </w:rPr>
               <w:t>Fireworks Boxes [4]</w:t>
             </w:r>
-          </w:p>
-          <w:p>
-            <w:pPr>
-              <w:rPr>
-                <w:rFonts w:eastAsia="Calibri Light"/>
-                <w:color w:val="000000" w:themeColor="text1"/>
-                <w:sz w:val="28"/>
-                <w:szCs w:val="28"/>
-                <w14:shadow w14:blurRad="38100" w14:dist="19050" w14:dir="2700000" w14:sx="100000" w14:sy="100000" w14:kx="0" w14:ky="0" w14:algn="tl">
-                  <w14:schemeClr w14:val="dk1">
-                    <w14:alpha w14:val="60000"/>
-                  </w14:schemeClr>
-                </w14:shadow>
-                <w14:textOutline w14:w="0" w14:cap="flat" w14:cmpd="sng" w14:algn="ctr">
-                  <w14:noFill/>
-                  <w14:prstDash w14:val="solid"/>
-                  <w14:round/>
-                </w14:textOutline>
-              </w:rPr>
-            </w:pPr>
           </w:p>
         </w:tc>
       </w:tr>

--- a/Quotations/11-12 Feb Gulmohar & Eden/Quotation Without Budget.docx
+++ b/Quotations/11-12 Feb Gulmohar & Eden/Quotation Without Budget.docx
@@ -883,7 +883,7 @@
                   <w14:round/>
                 </w14:textOutline>
               </w:rPr>
-              <w:t>Wooden Floor (16x24)</w:t>
+              <w:t>(16x24)</w:t>
             </w:r>
             <w:r>
               <w:rPr>
@@ -1552,57 +1552,31 @@
                   <w14:round/>
                 </w14:textOutline>
               </w:rPr>
-              <w:t xml:space="preserve">Led Screens [400 </w:t>
-            </w:r>
-            <w:proofErr w:type="spellStart"/>
-            <w:r>
-              <w:rPr>
-                <w:rStyle w:val="IntenseEmphasis"/>
-                <w:rFonts w:eastAsia="Calibri Light"/>
-                <w:b w:val="0"/>
-                <w:bCs w:val="0"/>
-                <w:i w:val="0"/>
-                <w:iCs w:val="0"/>
-                <w:color w:val="000000" w:themeColor="text1"/>
-                <w:sz w:val="28"/>
-                <w:szCs w:val="28"/>
-                <w14:shadow w14:blurRad="38100" w14:dist="19050" w14:dir="2700000" w14:sx="100000" w14:sy="100000" w14:kx="0" w14:ky="0" w14:algn="tl">
-                  <w14:schemeClr w14:val="dk1">
-                    <w14:alpha w14:val="60000"/>
-                  </w14:schemeClr>
-                </w14:shadow>
-                <w14:textOutline w14:w="0" w14:cap="flat" w14:cmpd="sng" w14:algn="ctr">
-                  <w14:noFill/>
-                  <w14:prstDash w14:val="solid"/>
-                  <w14:round/>
-                </w14:textOutline>
-              </w:rPr>
-              <w:t>Sq.Ft</w:t>
-            </w:r>
-            <w:proofErr w:type="spellEnd"/>
-            <w:r>
-              <w:rPr>
-                <w:rStyle w:val="IntenseEmphasis"/>
-                <w:rFonts w:eastAsia="Calibri Light"/>
-                <w:b w:val="0"/>
-                <w:bCs w:val="0"/>
-                <w:i w:val="0"/>
-                <w:iCs w:val="0"/>
-                <w:color w:val="000000" w:themeColor="text1"/>
-                <w:sz w:val="28"/>
-                <w:szCs w:val="28"/>
-                <w14:shadow w14:blurRad="38100" w14:dist="19050" w14:dir="2700000" w14:sx="100000" w14:sy="100000" w14:kx="0" w14:ky="0" w14:algn="tl">
-                  <w14:schemeClr w14:val="dk1">
-                    <w14:alpha w14:val="60000"/>
-                  </w14:schemeClr>
-                </w14:shadow>
-                <w14:textOutline w14:w="0" w14:cap="flat" w14:cmpd="sng" w14:algn="ctr">
-                  <w14:noFill/>
-                  <w14:prstDash w14:val="solid"/>
-                  <w14:round/>
-                </w14:textOutline>
-              </w:rPr>
-              <w:t>.] With Professional Video Jockey</w:t>
+              <w:t>A</w:t>
+            </w:r>
+            <w:r>
+              <w:rPr>
+                <w:rStyle w:val="IntenseEmphasis"/>
+                <w:rFonts w:eastAsia="Calibri Light"/>
+                <w:b w:val="0"/>
+                <w:bCs w:val="0"/>
+                <w:i w:val="0"/>
+                <w:iCs w:val="0"/>
+                <w:color w:val="000000" w:themeColor="text1"/>
+                <w:sz w:val="28"/>
+                <w:szCs w:val="28"/>
+                <w14:shadow w14:blurRad="38100" w14:dist="19050" w14:dir="2700000" w14:sx="100000" w14:sy="100000" w14:kx="0" w14:ky="0" w14:algn="tl">
+                  <w14:schemeClr w14:val="dk1">
+                    <w14:alpha w14:val="60000"/>
+                  </w14:schemeClr>
+                </w14:shadow>
+                <w14:textOutline w14:w="0" w14:cap="flat" w14:cmpd="sng" w14:algn="ctr">
+                  <w14:noFill/>
+                  <w14:prstDash w14:val="solid"/>
+                  <w14:round/>
+                </w14:textOutline>
+              </w:rPr>
+              <w:t>nchor</w:t>
             </w:r>
           </w:p>
         </w:tc>
@@ -1691,12 +1665,21 @@
                   <w14:round/>
                 </w14:textOutline>
               </w:rPr>
-              <w:t xml:space="preserve">Genset </w:t>
+              <w:t>Led Screens [400 Sq.Ft.] With Professional Video Jockey</w:t>
             </w:r>
           </w:p>
+        </w:tc>
+      </w:tr>
+      <w:tr>
+        <w:trPr>
+          <w:trHeight w:val="998"/>
+        </w:trPr>
+        <w:tc>
+          <w:tcPr>
+            <w:tcW w:w="9358" w:type="dxa"/>
+          </w:tcPr>
           <w:p>
             <w:pPr>
-              <w:jc w:val="center"/>
               <w:rPr>
                 <w:rStyle w:val="IntenseEmphasis"/>
                 <w:rFonts w:eastAsia="Calibri Light"/>
@@ -1722,7 +1705,11 @@
           </w:p>
           <w:p>
             <w:pPr>
-              <w:jc w:val="center"/>
+              <w:pStyle w:val="ListParagraph"/>
+              <w:numPr>
+                <w:ilvl w:val="0"/>
+                <w:numId w:val="21"/>
+              </w:numPr>
               <w:rPr>
                 <w:rStyle w:val="IntenseEmphasis"/>
                 <w:rFonts w:eastAsia="Calibri Light"/>
@@ -1745,6 +1732,30 @@
                 </w14:textOutline>
               </w:rPr>
             </w:pPr>
+            <w:r>
+              <w:rPr>
+                <w:rStyle w:val="IntenseEmphasis"/>
+                <w:rFonts w:eastAsia="Calibri Light"/>
+                <w:b w:val="0"/>
+                <w:bCs w:val="0"/>
+                <w:i w:val="0"/>
+                <w:iCs w:val="0"/>
+                <w:color w:val="000000" w:themeColor="text1"/>
+                <w:sz w:val="28"/>
+                <w:szCs w:val="28"/>
+                <w14:shadow w14:blurRad="38100" w14:dist="19050" w14:dir="2700000" w14:sx="100000" w14:sy="100000" w14:kx="0" w14:ky="0" w14:algn="tl">
+                  <w14:schemeClr w14:val="dk1">
+                    <w14:alpha w14:val="60000"/>
+                  </w14:schemeClr>
+                </w14:shadow>
+                <w14:textOutline w14:w="0" w14:cap="flat" w14:cmpd="sng" w14:algn="ctr">
+                  <w14:noFill/>
+                  <w14:prstDash w14:val="solid"/>
+                  <w14:round/>
+                </w14:textOutline>
+              </w:rPr>
+              <w:t>Genset</w:t>
+            </w:r>
           </w:p>
         </w:tc>
       </w:tr>
@@ -2092,57 +2103,6 @@
               </w:rPr>
               <w:t>Confetti (Paper)</w:t>
             </w:r>
-          </w:p>
-          <w:p>
-            <w:pPr>
-              <w:jc w:val="center"/>
-              <w:rPr>
-                <w:rStyle w:val="IntenseEmphasis"/>
-                <w:rFonts w:eastAsia="Calibri Light"/>
-                <w:b w:val="0"/>
-                <w:bCs w:val="0"/>
-                <w:i w:val="0"/>
-                <w:iCs w:val="0"/>
-                <w:color w:val="000000" w:themeColor="text1"/>
-                <w:sz w:val="28"/>
-                <w:szCs w:val="28"/>
-                <w14:shadow w14:blurRad="38100" w14:dist="19050" w14:dir="2700000" w14:sx="100000" w14:sy="100000" w14:kx="0" w14:ky="0" w14:algn="tl">
-                  <w14:schemeClr w14:val="dk1">
-                    <w14:alpha w14:val="60000"/>
-                  </w14:schemeClr>
-                </w14:shadow>
-                <w14:textOutline w14:w="0" w14:cap="flat" w14:cmpd="sng" w14:algn="ctr">
-                  <w14:noFill/>
-                  <w14:prstDash w14:val="solid"/>
-                  <w14:round/>
-                </w14:textOutline>
-              </w:rPr>
-            </w:pPr>
-          </w:p>
-          <w:p>
-            <w:pPr>
-              <w:rPr>
-                <w:rStyle w:val="IntenseEmphasis"/>
-                <w:rFonts w:eastAsia="Calibri Light"/>
-                <w:b w:val="0"/>
-                <w:bCs w:val="0"/>
-                <w:i w:val="0"/>
-                <w:iCs w:val="0"/>
-                <w:color w:val="000000" w:themeColor="text1"/>
-                <w:sz w:val="28"/>
-                <w:szCs w:val="28"/>
-                <w14:shadow w14:blurRad="38100" w14:dist="19050" w14:dir="2700000" w14:sx="100000" w14:sy="100000" w14:kx="0" w14:ky="0" w14:algn="tl">
-                  <w14:schemeClr w14:val="dk1">
-                    <w14:alpha w14:val="60000"/>
-                  </w14:schemeClr>
-                </w14:shadow>
-                <w14:textOutline w14:w="0" w14:cap="flat" w14:cmpd="sng" w14:algn="ctr">
-                  <w14:noFill/>
-                  <w14:prstDash w14:val="solid"/>
-                  <w14:round/>
-                </w14:textOutline>
-              </w:rPr>
-            </w:pPr>
           </w:p>
         </w:tc>
       </w:tr>
@@ -2376,6 +2336,7 @@
                   <w14:round/>
                 </w14:textOutline>
               </w:rPr>
+              <w:lastRenderedPageBreak/>
               <w:t xml:space="preserve">Date </w:t>
             </w:r>
             <w:r>
@@ -2396,47 +2357,7 @@
                   <w14:round/>
                 </w14:textOutline>
               </w:rPr>
-              <w:t xml:space="preserve">    </w:t>
-            </w:r>
-            <w:r>
-              <w:rPr>
-                <w:rFonts w:ascii="Abadi" w:eastAsiaTheme="majorEastAsia" w:hAnsi="Abadi" w:cs="Aharoni"/>
-                <w:bCs/>
-                <w:color w:val="385623" w:themeColor="accent6" w:themeShade="80"/>
-                <w:sz w:val="36"/>
-                <w:szCs w:val="36"/>
-                <w14:shadow w14:blurRad="38100" w14:dist="19050" w14:dir="2700000" w14:sx="100000" w14:sy="100000" w14:kx="0" w14:ky="0" w14:algn="tl">
-                  <w14:schemeClr w14:val="dk1">
-                    <w14:alpha w14:val="60000"/>
-                  </w14:schemeClr>
-                </w14:shadow>
-                <w14:textOutline w14:w="0" w14:cap="flat" w14:cmpd="sng" w14:algn="ctr">
-                  <w14:noFill/>
-                  <w14:prstDash w14:val="solid"/>
-                  <w14:round/>
-                </w14:textOutline>
-              </w:rPr>
-              <w:t>1</w:t>
-            </w:r>
-            <w:r>
-              <w:rPr>
-                <w:rFonts w:ascii="Abadi" w:eastAsiaTheme="majorEastAsia" w:hAnsi="Abadi" w:cs="Aharoni"/>
-                <w:bCs/>
-                <w:color w:val="385623" w:themeColor="accent6" w:themeShade="80"/>
-                <w:sz w:val="36"/>
-                <w:szCs w:val="36"/>
-                <w14:shadow w14:blurRad="38100" w14:dist="19050" w14:dir="2700000" w14:sx="100000" w14:sy="100000" w14:kx="0" w14:ky="0" w14:algn="tl">
-                  <w14:schemeClr w14:val="dk1">
-                    <w14:alpha w14:val="60000"/>
-                  </w14:schemeClr>
-                </w14:shadow>
-                <w14:textOutline w14:w="0" w14:cap="flat" w14:cmpd="sng" w14:algn="ctr">
-                  <w14:noFill/>
-                  <w14:prstDash w14:val="solid"/>
-                  <w14:round/>
-                </w14:textOutline>
-              </w:rPr>
-              <w:t>2</w:t>
+              <w:t xml:space="preserve">    12</w:t>
             </w:r>
             <w:r>
               <w:rPr>
@@ -2799,105 +2720,7 @@
                   <w14:round/>
                 </w14:textOutline>
               </w:rPr>
-              <w:t>Grand Sound Setup</w:t>
-            </w:r>
-            <w:r>
-              <w:rPr>
-                <w:rStyle w:val="IntenseEmphasis"/>
-                <w:rFonts w:eastAsia="Calibri Light"/>
-                <w:b w:val="0"/>
-                <w:bCs w:val="0"/>
-                <w:i w:val="0"/>
-                <w:iCs w:val="0"/>
-                <w:color w:val="000000" w:themeColor="text1"/>
-                <w:sz w:val="28"/>
-                <w:szCs w:val="28"/>
-                <w14:shadow w14:blurRad="38100" w14:dist="19050" w14:dir="2700000" w14:sx="100000" w14:sy="100000" w14:kx="0" w14:ky="0" w14:algn="tl">
-                  <w14:schemeClr w14:val="dk1">
-                    <w14:alpha w14:val="60000"/>
-                  </w14:schemeClr>
-                </w14:shadow>
-                <w14:textOutline w14:w="0" w14:cap="flat" w14:cmpd="sng" w14:algn="ctr">
-                  <w14:noFill/>
-                  <w14:prstDash w14:val="solid"/>
-                  <w14:round/>
-                </w14:textOutline>
-              </w:rPr>
-              <w:t>- JBL SRX</w:t>
-            </w:r>
-            <w:r>
-              <w:rPr>
-                <w:rStyle w:val="IntenseEmphasis"/>
-                <w:rFonts w:eastAsia="Calibri Light"/>
-                <w:b w:val="0"/>
-                <w:bCs w:val="0"/>
-                <w:i w:val="0"/>
-                <w:iCs w:val="0"/>
-                <w:color w:val="000000" w:themeColor="text1"/>
-                <w:sz w:val="28"/>
-                <w:szCs w:val="28"/>
-                <w14:shadow w14:blurRad="38100" w14:dist="19050" w14:dir="2700000" w14:sx="100000" w14:sy="100000" w14:kx="0" w14:ky="0" w14:algn="tl">
-                  <w14:schemeClr w14:val="dk1">
-                    <w14:alpha w14:val="60000"/>
-                  </w14:schemeClr>
-                </w14:shadow>
-                <w14:textOutline w14:w="0" w14:cap="flat" w14:cmpd="sng" w14:algn="ctr">
-                  <w14:noFill/>
-                  <w14:prstDash w14:val="solid"/>
-                  <w14:round/>
-                </w14:textOutline>
-              </w:rPr>
-              <w:t xml:space="preserve"> </w:t>
-            </w:r>
-          </w:p>
-          <w:p>
-            <w:pPr>
-              <w:pStyle w:val="ListParagraph"/>
-              <w:rPr>
-                <w:rStyle w:val="IntenseEmphasis"/>
-                <w:rFonts w:eastAsia="Calibri Light"/>
-                <w:b w:val="0"/>
-                <w:bCs w:val="0"/>
-                <w:i w:val="0"/>
-                <w:iCs w:val="0"/>
-                <w:color w:val="000000" w:themeColor="text1"/>
-                <w:sz w:val="28"/>
-                <w:szCs w:val="28"/>
-                <w14:shadow w14:blurRad="38100" w14:dist="19050" w14:dir="2700000" w14:sx="100000" w14:sy="100000" w14:kx="0" w14:ky="0" w14:algn="tl">
-                  <w14:schemeClr w14:val="dk1">
-                    <w14:alpha w14:val="60000"/>
-                  </w14:schemeClr>
-                </w14:shadow>
-                <w14:textOutline w14:w="0" w14:cap="flat" w14:cmpd="sng" w14:algn="ctr">
-                  <w14:noFill/>
-                  <w14:prstDash w14:val="solid"/>
-                  <w14:round/>
-                </w14:textOutline>
-              </w:rPr>
-            </w:pPr>
-            <w:r>
-              <w:rPr>
-                <w:rStyle w:val="IntenseEmphasis"/>
-                <w:rFonts w:eastAsia="Calibri Light"/>
-                <w:b w:val="0"/>
-                <w:bCs w:val="0"/>
-                <w:i w:val="0"/>
-                <w:iCs w:val="0"/>
-                <w:color w:val="000000" w:themeColor="text1"/>
-                <w:sz w:val="28"/>
-                <w:szCs w:val="28"/>
-                <w14:shadow w14:blurRad="38100" w14:dist="19050" w14:dir="2700000" w14:sx="100000" w14:sy="100000" w14:kx="0" w14:ky="0" w14:algn="tl">
-                  <w14:schemeClr w14:val="dk1">
-                    <w14:alpha w14:val="60000"/>
-                  </w14:schemeClr>
-                </w14:shadow>
-                <w14:textOutline w14:w="0" w14:cap="flat" w14:cmpd="sng" w14:algn="ctr">
-                  <w14:noFill/>
-                  <w14:prstDash w14:val="solid"/>
-                  <w14:round/>
-                </w14:textOutline>
-              </w:rPr>
-              <w:t>(12 Line Array, 8 Bases &amp; 6 Monitors)</w:t>
+              <w:t xml:space="preserve">Grand Sound Setup </w:t>
             </w:r>
           </w:p>
           <w:p>
@@ -3651,31 +3474,7 @@
                   <w14:round/>
                 </w14:textOutline>
               </w:rPr>
-              <w:t>4</w:t>
-            </w:r>
-            <w:r>
-              <w:rPr>
-                <w:rStyle w:val="IntenseEmphasis"/>
-                <w:rFonts w:eastAsia="Calibri Light"/>
-                <w:b w:val="0"/>
-                <w:bCs w:val="0"/>
-                <w:i w:val="0"/>
-                <w:iCs w:val="0"/>
-                <w:color w:val="000000" w:themeColor="text1"/>
-                <w:sz w:val="28"/>
-                <w:szCs w:val="28"/>
-                <w14:shadow w14:blurRad="38100" w14:dist="19050" w14:dir="2700000" w14:sx="100000" w14:sy="100000" w14:kx="0" w14:ky="0" w14:algn="tl">
-                  <w14:schemeClr w14:val="dk1">
-                    <w14:alpha w14:val="60000"/>
-                  </w14:schemeClr>
-                </w14:shadow>
-                <w14:textOutline w14:w="0" w14:cap="flat" w14:cmpd="sng" w14:algn="ctr">
-                  <w14:noFill/>
-                  <w14:prstDash w14:val="solid"/>
-                  <w14:round/>
-                </w14:textOutline>
-              </w:rPr>
-              <w:t xml:space="preserve"> Pole </w:t>
+              <w:t xml:space="preserve">4 Pole </w:t>
             </w:r>
             <w:r>
               <w:rPr>
@@ -4488,7 +4287,79 @@
                   <w14:round/>
                 </w14:textOutline>
               </w:rPr>
-              <w:t>Sparkle Machines</w:t>
+              <w:t xml:space="preserve">Sparkle </w:t>
+            </w:r>
+            <w:r>
+              <w:rPr>
+                <w:rStyle w:val="IntenseEmphasis"/>
+                <w:rFonts w:eastAsia="Calibri Light"/>
+                <w:b w:val="0"/>
+                <w:bCs w:val="0"/>
+                <w:i w:val="0"/>
+                <w:iCs w:val="0"/>
+                <w:color w:val="000000" w:themeColor="text1"/>
+                <w:sz w:val="28"/>
+                <w:szCs w:val="28"/>
+                <w14:shadow w14:blurRad="38100" w14:dist="19050" w14:dir="2700000" w14:sx="100000" w14:sy="100000" w14:kx="0" w14:ky="0" w14:algn="tl">
+                  <w14:schemeClr w14:val="dk1">
+                    <w14:alpha w14:val="60000"/>
+                  </w14:schemeClr>
+                </w14:shadow>
+                <w14:textOutline w14:w="0" w14:cap="flat" w14:cmpd="sng" w14:algn="ctr">
+                  <w14:noFill/>
+                  <w14:prstDash w14:val="solid"/>
+                  <w14:round/>
+                </w14:textOutline>
+              </w:rPr>
+              <w:t>Machines</w:t>
+            </w:r>
+            <w:r>
+              <w:rPr>
+                <w:rStyle w:val="IntenseEmphasis"/>
+                <w:rFonts w:eastAsia="Calibri Light"/>
+                <w:b w:val="0"/>
+                <w:bCs w:val="0"/>
+                <w:i w:val="0"/>
+                <w:iCs w:val="0"/>
+                <w:color w:val="000000" w:themeColor="text1"/>
+                <w:sz w:val="28"/>
+                <w:szCs w:val="28"/>
+                <w14:shadow w14:blurRad="38100" w14:dist="19050" w14:dir="2700000" w14:sx="100000" w14:sy="100000" w14:kx="0" w14:ky="0" w14:algn="tl">
+                  <w14:schemeClr w14:val="dk1">
+                    <w14:alpha w14:val="60000"/>
+                  </w14:schemeClr>
+                </w14:shadow>
+                <w14:textOutline w14:w="0" w14:cap="flat" w14:cmpd="sng" w14:algn="ctr">
+                  <w14:noFill/>
+                  <w14:prstDash w14:val="solid"/>
+                  <w14:round/>
+                </w14:textOutline>
+              </w:rPr>
+              <w:t xml:space="preserve"> (</w:t>
+            </w:r>
+            <w:r>
+              <w:rPr>
+                <w:rStyle w:val="IntenseEmphasis"/>
+                <w:rFonts w:eastAsia="Calibri Light"/>
+                <w:b w:val="0"/>
+                <w:bCs w:val="0"/>
+                <w:i w:val="0"/>
+                <w:iCs w:val="0"/>
+                <w:color w:val="000000" w:themeColor="text1"/>
+                <w:sz w:val="28"/>
+                <w:szCs w:val="28"/>
+                <w14:shadow w14:blurRad="38100" w14:dist="19050" w14:dir="2700000" w14:sx="100000" w14:sy="100000" w14:kx="0" w14:ky="0" w14:algn="tl">
+                  <w14:schemeClr w14:val="dk1">
+                    <w14:alpha w14:val="60000"/>
+                  </w14:schemeClr>
+                </w14:shadow>
+                <w14:textOutline w14:w="0" w14:cap="flat" w14:cmpd="sng" w14:algn="ctr">
+                  <w14:noFill/>
+                  <w14:prstDash w14:val="solid"/>
+                  <w14:round/>
+                </w14:textOutline>
+              </w:rPr>
+              <w:t>6)</w:t>
             </w:r>
           </w:p>
           <w:p>
@@ -4647,7 +4518,55 @@
                   <w14:round/>
                 </w14:textOutline>
               </w:rPr>
-              <w:t>Co2 Jets &amp; Co2 Gun</w:t>
+              <w:t xml:space="preserve">Co2 Jets </w:t>
+            </w:r>
+            <w:r>
+              <w:rPr>
+                <w:rStyle w:val="IntenseEmphasis"/>
+                <w:rFonts w:eastAsia="Calibri Light"/>
+                <w:b w:val="0"/>
+                <w:bCs w:val="0"/>
+                <w:i w:val="0"/>
+                <w:iCs w:val="0"/>
+                <w:color w:val="000000" w:themeColor="text1"/>
+                <w:sz w:val="28"/>
+                <w:szCs w:val="28"/>
+                <w14:shadow w14:blurRad="38100" w14:dist="19050" w14:dir="2700000" w14:sx="100000" w14:sy="100000" w14:kx="0" w14:ky="0" w14:algn="tl">
+                  <w14:schemeClr w14:val="dk1">
+                    <w14:alpha w14:val="60000"/>
+                  </w14:schemeClr>
+                </w14:shadow>
+                <w14:textOutline w14:w="0" w14:cap="flat" w14:cmpd="sng" w14:algn="ctr">
+                  <w14:noFill/>
+                  <w14:prstDash w14:val="solid"/>
+                  <w14:round/>
+                </w14:textOutline>
+              </w:rPr>
+              <w:t>(</w:t>
+            </w:r>
+            <w:r>
+              <w:rPr>
+                <w:rStyle w:val="IntenseEmphasis"/>
+                <w:rFonts w:eastAsia="Calibri Light"/>
+                <w:b w:val="0"/>
+                <w:bCs w:val="0"/>
+                <w:i w:val="0"/>
+                <w:iCs w:val="0"/>
+                <w:color w:val="000000" w:themeColor="text1"/>
+                <w:sz w:val="28"/>
+                <w:szCs w:val="28"/>
+                <w14:shadow w14:blurRad="38100" w14:dist="19050" w14:dir="2700000" w14:sx="100000" w14:sy="100000" w14:kx="0" w14:ky="0" w14:algn="tl">
+                  <w14:schemeClr w14:val="dk1">
+                    <w14:alpha w14:val="60000"/>
+                  </w14:schemeClr>
+                </w14:shadow>
+                <w14:textOutline w14:w="0" w14:cap="flat" w14:cmpd="sng" w14:algn="ctr">
+                  <w14:noFill/>
+                  <w14:prstDash w14:val="solid"/>
+                  <w14:round/>
+                </w14:textOutline>
+              </w:rPr>
+              <w:t>2)</w:t>
             </w:r>
           </w:p>
           <w:p>
@@ -4657,7 +4576,12 @@
                 <w:numId w:val="14"/>
               </w:numPr>
               <w:rPr>
-                <w:rFonts w:eastAsia="Calibri Light"/>
+                <w:rStyle w:val="IntenseEmphasis"/>
+                <w:rFonts w:eastAsia="Calibri Light"/>
+                <w:b w:val="0"/>
+                <w:bCs w:val="0"/>
+                <w:i w:val="0"/>
+                <w:iCs w:val="0"/>
                 <w:color w:val="000000" w:themeColor="text1"/>
                 <w:sz w:val="28"/>
                 <w:szCs w:val="28"/>
@@ -4695,7 +4619,103 @@
                   <w14:round/>
                 </w14:textOutline>
               </w:rPr>
-              <w:t>Confetti Shower</w:t>
+              <w:t>Co2 Gun</w:t>
+            </w:r>
+          </w:p>
+          <w:p>
+            <w:pPr>
+              <w:numPr>
+                <w:ilvl w:val="0"/>
+                <w:numId w:val="14"/>
+              </w:numPr>
+              <w:rPr>
+                <w:rFonts w:eastAsia="Calibri Light"/>
+                <w:color w:val="000000" w:themeColor="text1"/>
+                <w:sz w:val="28"/>
+                <w:szCs w:val="28"/>
+                <w14:shadow w14:blurRad="38100" w14:dist="19050" w14:dir="2700000" w14:sx="100000" w14:sy="100000" w14:kx="0" w14:ky="0" w14:algn="tl">
+                  <w14:schemeClr w14:val="dk1">
+                    <w14:alpha w14:val="60000"/>
+                  </w14:schemeClr>
+                </w14:shadow>
+                <w14:textOutline w14:w="0" w14:cap="flat" w14:cmpd="sng" w14:algn="ctr">
+                  <w14:noFill/>
+                  <w14:prstDash w14:val="solid"/>
+                  <w14:round/>
+                </w14:textOutline>
+              </w:rPr>
+            </w:pPr>
+            <w:r>
+              <w:rPr>
+                <w:rStyle w:val="IntenseEmphasis"/>
+                <w:rFonts w:eastAsia="Calibri Light"/>
+                <w:b w:val="0"/>
+                <w:bCs w:val="0"/>
+                <w:i w:val="0"/>
+                <w:iCs w:val="0"/>
+                <w:color w:val="000000" w:themeColor="text1"/>
+                <w:sz w:val="28"/>
+                <w:szCs w:val="28"/>
+                <w14:shadow w14:blurRad="38100" w14:dist="19050" w14:dir="2700000" w14:sx="100000" w14:sy="100000" w14:kx="0" w14:ky="0" w14:algn="tl">
+                  <w14:schemeClr w14:val="dk1">
+                    <w14:alpha w14:val="60000"/>
+                  </w14:schemeClr>
+                </w14:shadow>
+                <w14:textOutline w14:w="0" w14:cap="flat" w14:cmpd="sng" w14:algn="ctr">
+                  <w14:noFill/>
+                  <w14:prstDash w14:val="solid"/>
+                  <w14:round/>
+                </w14:textOutline>
+              </w:rPr>
+              <w:t>Confetti</w:t>
+            </w:r>
+            <w:r>
+              <w:rPr>
+                <w:rStyle w:val="IntenseEmphasis"/>
+                <w:rFonts w:eastAsia="Calibri Light"/>
+                <w:b w:val="0"/>
+                <w:bCs w:val="0"/>
+                <w:i w:val="0"/>
+                <w:iCs w:val="0"/>
+                <w:color w:val="000000" w:themeColor="text1"/>
+                <w:sz w:val="28"/>
+                <w:szCs w:val="28"/>
+                <w14:shadow w14:blurRad="38100" w14:dist="19050" w14:dir="2700000" w14:sx="100000" w14:sy="100000" w14:kx="0" w14:ky="0" w14:algn="tl">
+                  <w14:schemeClr w14:val="dk1">
+                    <w14:alpha w14:val="60000"/>
+                  </w14:schemeClr>
+                </w14:shadow>
+                <w14:textOutline w14:w="0" w14:cap="flat" w14:cmpd="sng" w14:algn="ctr">
+                  <w14:noFill/>
+                  <w14:prstDash w14:val="solid"/>
+                  <w14:round/>
+                </w14:textOutline>
+              </w:rPr>
+              <w:t xml:space="preserve"> Shower</w:t>
+            </w:r>
+            <w:r>
+              <w:rPr>
+                <w:rStyle w:val="IntenseEmphasis"/>
+                <w:rFonts w:eastAsia="Calibri Light"/>
+                <w:b w:val="0"/>
+                <w:bCs w:val="0"/>
+                <w:i w:val="0"/>
+                <w:iCs w:val="0"/>
+                <w:color w:val="000000" w:themeColor="text1"/>
+                <w:sz w:val="28"/>
+                <w:szCs w:val="28"/>
+                <w14:shadow w14:blurRad="38100" w14:dist="19050" w14:dir="2700000" w14:sx="100000" w14:sy="100000" w14:kx="0" w14:ky="0" w14:algn="tl">
+                  <w14:schemeClr w14:val="dk1">
+                    <w14:alpha w14:val="60000"/>
+                  </w14:schemeClr>
+                </w14:shadow>
+                <w14:textOutline w14:w="0" w14:cap="flat" w14:cmpd="sng" w14:algn="ctr">
+                  <w14:noFill/>
+                  <w14:prstDash w14:val="solid"/>
+                  <w14:round/>
+                </w14:textOutline>
+              </w:rPr>
+              <w:t xml:space="preserve"> Gun</w:t>
             </w:r>
           </w:p>
         </w:tc>
@@ -5120,7 +5140,7 @@
                   <w14:round/>
                 </w14:textOutline>
               </w:rPr>
-              <w:t>Eden</w:t>
+              <w:t>Home Sector 13</w:t>
             </w:r>
           </w:p>
           <w:p>
@@ -5277,12 +5297,42 @@
                   <w14:round/>
                 </w14:textOutline>
               </w:rPr>
-              <w:t>DJ On wheels</w:t>
-            </w:r>
+              <w:t>Ghori For Ritual</w:t>
+            </w:r>
+          </w:p>
+          <w:p>
+            <w:pPr>
+              <w:ind w:left="360"/>
+              <w:rPr>
+                <w:rStyle w:val="IntenseEmphasis"/>
+                <w:rFonts w:eastAsia="Calibri Light"/>
+                <w:b w:val="0"/>
+                <w:bCs w:val="0"/>
+                <w:i w:val="0"/>
+                <w:iCs w:val="0"/>
+                <w:color w:val="000000" w:themeColor="text1"/>
+                <w:sz w:val="28"/>
+                <w:szCs w:val="28"/>
+                <w14:shadow w14:blurRad="38100" w14:dist="19050" w14:dir="2700000" w14:sx="100000" w14:sy="100000" w14:kx="0" w14:ky="0" w14:algn="tl">
+                  <w14:schemeClr w14:val="dk1">
+                    <w14:alpha w14:val="60000"/>
+                  </w14:schemeClr>
+                </w14:shadow>
+                <w14:textOutline w14:w="0" w14:cap="flat" w14:cmpd="sng" w14:algn="ctr">
+                  <w14:noFill/>
+                  <w14:prstDash w14:val="solid"/>
+                  <w14:round/>
+                </w14:textOutline>
+              </w:rPr>
+            </w:pPr>
           </w:p>
           <w:p>
             <w:pPr>
               <w:pStyle w:val="ListParagraph"/>
+              <w:numPr>
+                <w:ilvl w:val="0"/>
+                <w:numId w:val="23"/>
+              </w:numPr>
               <w:rPr>
                 <w:rStyle w:val="IntenseEmphasis"/>
                 <w:rFonts w:eastAsia="Calibri Light"/>
@@ -5327,12 +5377,456 @@
                   <w14:round/>
                 </w14:textOutline>
               </w:rPr>
-              <w:t>[Sound Setup – RCF]</w:t>
-            </w:r>
+              <w:t>Dholies Team (4)</w:t>
+            </w:r>
+          </w:p>
+          <w:p>
+            <w:pPr>
+              <w:ind w:left="360"/>
+              <w:rPr>
+                <w:rFonts w:cstheme="minorHAnsi"/>
+                <w:sz w:val="24"/>
+                <w:szCs w:val="24"/>
+              </w:rPr>
+            </w:pPr>
+          </w:p>
+        </w:tc>
+      </w:tr>
+    </w:tbl>
+    <w:p>
+      <w:pPr>
+        <w:rPr>
+          <w:rFonts w:asciiTheme="majorHAnsi" w:eastAsiaTheme="majorEastAsia" w:hAnsiTheme="majorHAnsi" w:cstheme="majorBidi"/>
+          <w:b/>
+          <w:bCs/>
+          <w:color w:val="538135" w:themeColor="accent6" w:themeShade="BF"/>
+          <w:sz w:val="28"/>
+          <w:szCs w:val="28"/>
+        </w:rPr>
+      </w:pPr>
+    </w:p>
+    <w:p>
+      <w:pPr>
+        <w:rPr>
+          <w:rFonts w:asciiTheme="majorHAnsi" w:eastAsiaTheme="majorEastAsia" w:hAnsiTheme="majorHAnsi" w:cstheme="majorBidi"/>
+          <w:b/>
+          <w:bCs/>
+          <w:color w:val="538135" w:themeColor="accent6" w:themeShade="BF"/>
+        </w:rPr>
+      </w:pPr>
+    </w:p>
+    <w:p>
+      <w:pPr>
+        <w:rPr>
+          <w:rFonts w:asciiTheme="majorHAnsi" w:eastAsiaTheme="majorEastAsia" w:hAnsiTheme="majorHAnsi" w:cstheme="majorBidi"/>
+          <w:b/>
+          <w:bCs/>
+          <w:color w:val="538135" w:themeColor="accent6" w:themeShade="BF"/>
+          <w:sz w:val="28"/>
+          <w:szCs w:val="28"/>
+        </w:rPr>
+      </w:pPr>
+    </w:p>
+    <w:tbl>
+      <w:tblPr>
+        <w:tblStyle w:val="TableGrid"/>
+        <w:tblW w:w="9358" w:type="dxa"/>
+        <w:tblLook w:val="04A0" w:firstRow="1" w:lastRow="0" w:firstColumn="1" w:lastColumn="0" w:noHBand="0" w:noVBand="1"/>
+      </w:tblPr>
+      <w:tblGrid>
+        <w:gridCol w:w="9358"/>
+      </w:tblGrid>
+      <w:tr>
+        <w:trPr>
+          <w:trHeight w:val="1128"/>
+        </w:trPr>
+        <w:tc>
+          <w:tcPr>
+            <w:tcW w:w="9358" w:type="dxa"/>
+            <w:shd w:val="clear" w:color="auto" w:fill="EDEDED" w:themeFill="accent3" w:themeFillTint="33"/>
+          </w:tcPr>
+          <w:p>
+            <w:pPr>
+              <w:keepNext/>
+              <w:keepLines/>
+              <w:spacing w:before="360" w:after="40"/>
+              <w:outlineLvl w:val="0"/>
+              <w:rPr>
+                <w:rFonts w:ascii="Abadi" w:eastAsiaTheme="majorEastAsia" w:hAnsi="Abadi" w:cs="Aharoni"/>
+                <w:bCs/>
+                <w:color w:val="385623" w:themeColor="accent6" w:themeShade="80"/>
+                <w:sz w:val="36"/>
+                <w:szCs w:val="36"/>
+                <w:vertAlign w:val="superscript"/>
+                <w14:shadow w14:blurRad="38100" w14:dist="19050" w14:dir="2700000" w14:sx="100000" w14:sy="100000" w14:kx="0" w14:ky="0" w14:algn="tl">
+                  <w14:schemeClr w14:val="dk1">
+                    <w14:alpha w14:val="60000"/>
+                  </w14:schemeClr>
+                </w14:shadow>
+                <w14:textOutline w14:w="0" w14:cap="flat" w14:cmpd="sng" w14:algn="ctr">
+                  <w14:noFill/>
+                  <w14:prstDash w14:val="solid"/>
+                  <w14:round/>
+                </w14:textOutline>
+              </w:rPr>
+            </w:pPr>
+            <w:r>
+              <w:rPr>
+                <w:rFonts w:ascii="Abadi" w:eastAsiaTheme="majorEastAsia" w:hAnsi="Abadi" w:cs="Aharoni"/>
+                <w:bCs/>
+                <w:color w:val="385623" w:themeColor="accent6" w:themeShade="80"/>
+                <w:sz w:val="36"/>
+                <w:szCs w:val="36"/>
+                <w14:shadow w14:blurRad="38100" w14:dist="19050" w14:dir="2700000" w14:sx="100000" w14:sy="100000" w14:kx="0" w14:ky="0" w14:algn="tl">
+                  <w14:schemeClr w14:val="dk1">
+                    <w14:alpha w14:val="60000"/>
+                  </w14:schemeClr>
+                </w14:shadow>
+                <w14:textOutline w14:w="0" w14:cap="flat" w14:cmpd="sng" w14:algn="ctr">
+                  <w14:noFill/>
+                  <w14:prstDash w14:val="solid"/>
+                  <w14:round/>
+                </w14:textOutline>
+              </w:rPr>
+              <w:t xml:space="preserve">Date </w:t>
+            </w:r>
+            <w:r>
+              <w:rPr>
+                <w:rFonts w:ascii="Abadi" w:eastAsiaTheme="majorEastAsia" w:hAnsi="Abadi" w:cs="Aharoni"/>
+                <w:bCs/>
+                <w:color w:val="385623" w:themeColor="accent6" w:themeShade="80"/>
+                <w:sz w:val="36"/>
+                <w:szCs w:val="36"/>
+                <w14:shadow w14:blurRad="38100" w14:dist="19050" w14:dir="2700000" w14:sx="100000" w14:sy="100000" w14:kx="0" w14:ky="0" w14:algn="tl">
+                  <w14:schemeClr w14:val="dk1">
+                    <w14:alpha w14:val="60000"/>
+                  </w14:schemeClr>
+                </w14:shadow>
+                <w14:textOutline w14:w="0" w14:cap="flat" w14:cmpd="sng" w14:algn="ctr">
+                  <w14:noFill/>
+                  <w14:prstDash w14:val="solid"/>
+                  <w14:round/>
+                </w14:textOutline>
+              </w:rPr>
+              <w:t xml:space="preserve">    12</w:t>
+            </w:r>
+            <w:r>
+              <w:rPr>
+                <w:rFonts w:ascii="Abadi" w:eastAsiaTheme="majorEastAsia" w:hAnsi="Abadi" w:cs="Aharoni"/>
+                <w:bCs/>
+                <w:color w:val="385623" w:themeColor="accent6" w:themeShade="80"/>
+                <w:sz w:val="36"/>
+                <w:szCs w:val="36"/>
+                <w:vertAlign w:val="superscript"/>
+                <w14:shadow w14:blurRad="38100" w14:dist="19050" w14:dir="2700000" w14:sx="100000" w14:sy="100000" w14:kx="0" w14:ky="0" w14:algn="tl">
+                  <w14:schemeClr w14:val="dk1">
+                    <w14:alpha w14:val="60000"/>
+                  </w14:schemeClr>
+                </w14:shadow>
+                <w14:textOutline w14:w="0" w14:cap="flat" w14:cmpd="sng" w14:algn="ctr">
+                  <w14:noFill/>
+                  <w14:prstDash w14:val="solid"/>
+                  <w14:round/>
+                </w14:textOutline>
+              </w:rPr>
+              <w:t>th</w:t>
+            </w:r>
+            <w:r>
+              <w:rPr>
+                <w:rFonts w:ascii="Abadi" w:eastAsiaTheme="majorEastAsia" w:hAnsi="Abadi" w:cs="Aharoni"/>
+                <w:bCs/>
+                <w:color w:val="385623" w:themeColor="accent6" w:themeShade="80"/>
+                <w:sz w:val="36"/>
+                <w:szCs w:val="36"/>
+                <w14:shadow w14:blurRad="38100" w14:dist="19050" w14:dir="2700000" w14:sx="100000" w14:sy="100000" w14:kx="0" w14:ky="0" w14:algn="tl">
+                  <w14:schemeClr w14:val="dk1">
+                    <w14:alpha w14:val="60000"/>
+                  </w14:schemeClr>
+                </w14:shadow>
+                <w14:textOutline w14:w="0" w14:cap="flat" w14:cmpd="sng" w14:algn="ctr">
+                  <w14:noFill/>
+                  <w14:prstDash w14:val="solid"/>
+                  <w14:round/>
+                </w14:textOutline>
+              </w:rPr>
+              <w:t xml:space="preserve"> February </w:t>
+            </w:r>
+            <w:r>
+              <w:rPr>
+                <w:rFonts w:ascii="Abadi" w:eastAsiaTheme="majorEastAsia" w:hAnsi="Abadi" w:cs="ADLaM Display"/>
+                <w:bCs/>
+                <w:color w:val="385623" w:themeColor="accent6" w:themeShade="80"/>
+                <w:sz w:val="36"/>
+                <w:szCs w:val="36"/>
+                <w14:shadow w14:blurRad="38100" w14:dist="19050" w14:dir="2700000" w14:sx="100000" w14:sy="100000" w14:kx="0" w14:ky="0" w14:algn="tl">
+                  <w14:schemeClr w14:val="dk1">
+                    <w14:alpha w14:val="60000"/>
+                  </w14:schemeClr>
+                </w14:shadow>
+                <w14:textOutline w14:w="0" w14:cap="flat" w14:cmpd="sng" w14:algn="ctr">
+                  <w14:noFill/>
+                  <w14:prstDash w14:val="solid"/>
+                  <w14:round/>
+                </w14:textOutline>
+              </w:rPr>
+              <w:t>202</w:t>
+            </w:r>
+            <w:r>
+              <w:rPr>
+                <w:rFonts w:ascii="Abadi" w:eastAsiaTheme="majorEastAsia" w:hAnsi="Abadi" w:cs="ADLaM Display"/>
+                <w:bCs/>
+                <w:color w:val="385623" w:themeColor="accent6" w:themeShade="80"/>
+                <w:sz w:val="36"/>
+                <w:szCs w:val="36"/>
+                <w14:shadow w14:blurRad="38100" w14:dist="19050" w14:dir="2700000" w14:sx="100000" w14:sy="100000" w14:kx="0" w14:ky="0" w14:algn="tl">
+                  <w14:schemeClr w14:val="dk1">
+                    <w14:alpha w14:val="60000"/>
+                  </w14:schemeClr>
+                </w14:shadow>
+                <w14:textOutline w14:w="0" w14:cap="flat" w14:cmpd="sng" w14:algn="ctr">
+                  <w14:noFill/>
+                  <w14:prstDash w14:val="solid"/>
+                  <w14:round/>
+                </w14:textOutline>
+              </w:rPr>
+              <w:t>6</w:t>
+            </w:r>
+          </w:p>
+          <w:p>
+            <w:pPr>
+              <w:rPr>
+                <w:rFonts w:ascii="Abadi" w:eastAsiaTheme="majorEastAsia" w:hAnsi="Abadi" w:cs="ADLaM Display"/>
+                <w:bCs/>
+                <w:color w:val="385623" w:themeColor="accent6" w:themeShade="80"/>
+                <w:sz w:val="36"/>
+                <w:szCs w:val="36"/>
+                <w14:shadow w14:blurRad="38100" w14:dist="19050" w14:dir="2700000" w14:sx="100000" w14:sy="100000" w14:kx="0" w14:ky="0" w14:algn="tl">
+                  <w14:schemeClr w14:val="dk1">
+                    <w14:alpha w14:val="60000"/>
+                  </w14:schemeClr>
+                </w14:shadow>
+                <w14:textOutline w14:w="0" w14:cap="flat" w14:cmpd="sng" w14:algn="ctr">
+                  <w14:noFill/>
+                  <w14:prstDash w14:val="solid"/>
+                  <w14:round/>
+                </w14:textOutline>
+              </w:rPr>
+            </w:pPr>
+            <w:r>
+              <w:rPr>
+                <w:rFonts w:ascii="Abadi" w:eastAsiaTheme="majorEastAsia" w:hAnsi="Abadi" w:cs="ADLaM Display"/>
+                <w:bCs/>
+                <w:color w:val="385623" w:themeColor="accent6" w:themeShade="80"/>
+                <w:sz w:val="36"/>
+                <w:szCs w:val="36"/>
+                <w14:shadow w14:blurRad="38100" w14:dist="19050" w14:dir="2700000" w14:sx="100000" w14:sy="100000" w14:kx="0" w14:ky="0" w14:algn="tl">
+                  <w14:schemeClr w14:val="dk1">
+                    <w14:alpha w14:val="60000"/>
+                  </w14:schemeClr>
+                </w14:shadow>
+                <w14:textOutline w14:w="0" w14:cap="flat" w14:cmpd="sng" w14:algn="ctr">
+                  <w14:noFill/>
+                  <w14:prstDash w14:val="solid"/>
+                  <w14:round/>
+                </w14:textOutline>
+              </w:rPr>
+              <w:t xml:space="preserve">Event    </w:t>
+            </w:r>
+            <w:r>
+              <w:rPr>
+                <w:rFonts w:ascii="Abadi" w:eastAsiaTheme="majorEastAsia" w:hAnsi="Abadi" w:cs="ADLaM Display"/>
+                <w:bCs/>
+                <w:color w:val="385623" w:themeColor="accent6" w:themeShade="80"/>
+                <w:sz w:val="36"/>
+                <w:szCs w:val="36"/>
+                <w14:shadow w14:blurRad="38100" w14:dist="19050" w14:dir="2700000" w14:sx="100000" w14:sy="100000" w14:kx="0" w14:ky="0" w14:algn="tl">
+                  <w14:schemeClr w14:val="dk1">
+                    <w14:alpha w14:val="60000"/>
+                  </w14:schemeClr>
+                </w14:shadow>
+                <w14:textOutline w14:w="0" w14:cap="flat" w14:cmpd="sng" w14:algn="ctr">
+                  <w14:noFill/>
+                  <w14:prstDash w14:val="solid"/>
+                  <w14:round/>
+                </w14:textOutline>
+              </w:rPr>
+              <w:t>Barat</w:t>
+            </w:r>
+          </w:p>
+          <w:p>
+            <w:pPr>
+              <w:tabs>
+                <w:tab w:val="left" w:pos="5268"/>
+              </w:tabs>
+              <w:rPr>
+                <w:rFonts w:ascii="Abadi" w:eastAsiaTheme="majorEastAsia" w:hAnsi="Abadi" w:cs="ADLaM Display"/>
+                <w:bCs/>
+                <w:color w:val="385623" w:themeColor="accent6" w:themeShade="80"/>
+                <w:sz w:val="36"/>
+                <w:szCs w:val="36"/>
+                <w14:shadow w14:blurRad="38100" w14:dist="19050" w14:dir="2700000" w14:sx="100000" w14:sy="100000" w14:kx="0" w14:ky="0" w14:algn="tl">
+                  <w14:schemeClr w14:val="dk1">
+                    <w14:alpha w14:val="60000"/>
+                  </w14:schemeClr>
+                </w14:shadow>
+                <w14:textOutline w14:w="0" w14:cap="flat" w14:cmpd="sng" w14:algn="ctr">
+                  <w14:noFill/>
+                  <w14:prstDash w14:val="solid"/>
+                  <w14:round/>
+                </w14:textOutline>
+              </w:rPr>
+            </w:pPr>
+            <w:r>
+              <w:rPr>
+                <w:rFonts w:ascii="Abadi" w:eastAsiaTheme="majorEastAsia" w:hAnsi="Abadi" w:cs="ADLaM Display"/>
+                <w:bCs/>
+                <w:color w:val="385623" w:themeColor="accent6" w:themeShade="80"/>
+                <w:sz w:val="36"/>
+                <w:szCs w:val="36"/>
+                <w14:shadow w14:blurRad="38100" w14:dist="19050" w14:dir="2700000" w14:sx="100000" w14:sy="100000" w14:kx="0" w14:ky="0" w14:algn="tl">
+                  <w14:schemeClr w14:val="dk1">
+                    <w14:alpha w14:val="60000"/>
+                  </w14:schemeClr>
+                </w14:shadow>
+                <w14:textOutline w14:w="0" w14:cap="flat" w14:cmpd="sng" w14:algn="ctr">
+                  <w14:noFill/>
+                  <w14:prstDash w14:val="solid"/>
+                  <w14:round/>
+                </w14:textOutline>
+              </w:rPr>
+              <w:t xml:space="preserve">Venue   </w:t>
+            </w:r>
+            <w:r>
+              <w:rPr>
+                <w:rFonts w:ascii="Abadi" w:eastAsiaTheme="majorEastAsia" w:hAnsi="Abadi" w:cs="ADLaM Display"/>
+                <w:bCs/>
+                <w:color w:val="385623" w:themeColor="accent6" w:themeShade="80"/>
+                <w:sz w:val="36"/>
+                <w:szCs w:val="36"/>
+                <w14:shadow w14:blurRad="38100" w14:dist="19050" w14:dir="2700000" w14:sx="100000" w14:sy="100000" w14:kx="0" w14:ky="0" w14:algn="tl">
+                  <w14:schemeClr w14:val="dk1">
+                    <w14:alpha w14:val="60000"/>
+                  </w14:schemeClr>
+                </w14:shadow>
+                <w14:textOutline w14:w="0" w14:cap="flat" w14:cmpd="sng" w14:algn="ctr">
+                  <w14:noFill/>
+                  <w14:prstDash w14:val="solid"/>
+                  <w14:round/>
+                </w14:textOutline>
+              </w:rPr>
+              <w:t>Eden</w:t>
+            </w:r>
+          </w:p>
+          <w:p>
+            <w:pPr>
+              <w:rPr>
+                <w:rFonts w:ascii="ADLaM Display" w:hAnsi="ADLaM Display" w:cs="ADLaM Display"/>
+                <w:sz w:val="28"/>
+                <w:szCs w:val="28"/>
+              </w:rPr>
+            </w:pPr>
+            <w:r>
+              <w:rPr>
+                <w:rFonts w:ascii="Abadi" w:eastAsiaTheme="majorEastAsia" w:hAnsi="Abadi" w:cs="ADLaM Display"/>
+                <w:bCs/>
+                <w:color w:val="385623" w:themeColor="accent6" w:themeShade="80"/>
+                <w:sz w:val="36"/>
+                <w:szCs w:val="36"/>
+                <w14:shadow w14:blurRad="38100" w14:dist="19050" w14:dir="2700000" w14:sx="100000" w14:sy="100000" w14:kx="0" w14:ky="0" w14:algn="tl">
+                  <w14:schemeClr w14:val="dk1">
+                    <w14:alpha w14:val="60000"/>
+                  </w14:schemeClr>
+                </w14:shadow>
+                <w14:textOutline w14:w="0" w14:cap="flat" w14:cmpd="sng" w14:algn="ctr">
+                  <w14:noFill/>
+                  <w14:prstDash w14:val="solid"/>
+                  <w14:round/>
+                </w14:textOutline>
+              </w:rPr>
+              <w:t xml:space="preserve">Time     </w:t>
+            </w:r>
+            <w:r>
+              <w:rPr>
+                <w:rFonts w:ascii="Abadi" w:eastAsiaTheme="majorEastAsia" w:hAnsi="Abadi" w:cs="ADLaM Display"/>
+                <w:bCs/>
+                <w:color w:val="385623" w:themeColor="accent6" w:themeShade="80"/>
+                <w:sz w:val="36"/>
+                <w:szCs w:val="36"/>
+                <w14:shadow w14:blurRad="38100" w14:dist="19050" w14:dir="2700000" w14:sx="100000" w14:sy="100000" w14:kx="0" w14:ky="0" w14:algn="tl">
+                  <w14:schemeClr w14:val="dk1">
+                    <w14:alpha w14:val="60000"/>
+                  </w14:schemeClr>
+                </w14:shadow>
+                <w14:textOutline w14:w="0" w14:cap="flat" w14:cmpd="sng" w14:algn="ctr">
+                  <w14:noFill/>
+                  <w14:prstDash w14:val="solid"/>
+                  <w14:round/>
+                </w14:textOutline>
+              </w:rPr>
+              <w:t>05:00 PM</w:t>
+            </w:r>
+          </w:p>
+        </w:tc>
+      </w:tr>
+      <w:tr>
+        <w:trPr>
+          <w:trHeight w:val="663"/>
+        </w:trPr>
+        <w:tc>
+          <w:tcPr>
+            <w:tcW w:w="9358" w:type="dxa"/>
+            <w:shd w:val="clear" w:color="auto" w:fill="ED7D31" w:themeFill="accent2"/>
+          </w:tcPr>
+          <w:p>
+            <w:pPr>
+              <w:widowControl w:val="0"/>
+              <w:autoSpaceDE w:val="0"/>
+              <w:autoSpaceDN w:val="0"/>
+              <w:spacing w:before="122"/>
+              <w:jc w:val="center"/>
+              <w:rPr>
+                <w:rFonts w:ascii="Calibri Light" w:eastAsia="Microsoft Sans Serif" w:hAnsi="Microsoft Sans Serif" w:cs="Microsoft Sans Serif"/>
+                <w:color w:val="FFFFFF"/>
+                <w:sz w:val="28"/>
+                <w:szCs w:val="28"/>
+              </w:rPr>
+            </w:pPr>
+            <w:r>
+              <w:rPr>
+                <w:rFonts w:ascii="Calibri Light" w:eastAsia="Microsoft Sans Serif" w:hAnsi="Microsoft Sans Serif" w:cs="Microsoft Sans Serif"/>
+                <w:color w:val="FFFFFF"/>
+                <w:sz w:val="28"/>
+                <w:szCs w:val="28"/>
+              </w:rPr>
+              <w:t>OFFERINGS</w:t>
+            </w:r>
+          </w:p>
+        </w:tc>
+      </w:tr>
+      <w:tr>
+        <w:trPr>
+          <w:trHeight w:val="908"/>
+        </w:trPr>
+        <w:tc>
+          <w:tcPr>
+            <w:tcW w:w="9358" w:type="dxa"/>
+          </w:tcPr>
+          <w:p>
+            <w:pPr>
+              <w:rPr>
+                <w:rFonts w:cstheme="minorHAnsi"/>
+                <w:sz w:val="24"/>
+                <w:szCs w:val="24"/>
+              </w:rPr>
+            </w:pPr>
           </w:p>
           <w:p>
             <w:pPr>
               <w:pStyle w:val="ListParagraph"/>
+              <w:numPr>
+                <w:ilvl w:val="0"/>
+                <w:numId w:val="23"/>
+              </w:numPr>
               <w:rPr>
                 <w:rStyle w:val="IntenseEmphasis"/>
                 <w:rFonts w:eastAsia="Calibri Light"/>
@@ -5377,7 +5871,7 @@
                   <w14:round/>
                 </w14:textOutline>
               </w:rPr>
-              <w:t>[Sharpy Lights &amp; Led Lights]</w:t>
+              <w:t>DJ On wheels</w:t>
             </w:r>
           </w:p>
           <w:p>
@@ -5427,7 +5921,7 @@
                   <w14:round/>
                 </w14:textOutline>
               </w:rPr>
-              <w:t>[Truss]</w:t>
+              <w:t>[Sound Setup – RCF]</w:t>
             </w:r>
           </w:p>
           <w:p>
@@ -5477,7 +5971,7 @@
                   <w14:round/>
                 </w14:textOutline>
               </w:rPr>
-              <w:t>[Anchor]</w:t>
+              <w:t>[Sharpy Lights &amp; Led Lights]</w:t>
             </w:r>
           </w:p>
           <w:p>
@@ -5527,7 +6021,7 @@
                   <w14:round/>
                 </w14:textOutline>
               </w:rPr>
-              <w:t>[Professional DJ Jockey]</w:t>
+              <w:t>[Truss]</w:t>
             </w:r>
           </w:p>
           <w:p>
@@ -5577,31 +6071,107 @@
                   <w14:round/>
                 </w14:textOutline>
               </w:rPr>
-              <w:t>[</w:t>
-            </w:r>
-            <w:r>
-              <w:rPr>
-                <w:rStyle w:val="IntenseEmphasis"/>
-                <w:rFonts w:eastAsia="Calibri Light"/>
-                <w:b w:val="0"/>
-                <w:bCs w:val="0"/>
-                <w:i w:val="0"/>
-                <w:iCs w:val="0"/>
-                <w:color w:val="000000" w:themeColor="text1"/>
-                <w:sz w:val="28"/>
-                <w:szCs w:val="28"/>
-                <w14:shadow w14:blurRad="38100" w14:dist="19050" w14:dir="2700000" w14:sx="100000" w14:sy="100000" w14:kx="0" w14:ky="0" w14:algn="tl">
-                  <w14:schemeClr w14:val="dk1">
-                    <w14:alpha w14:val="60000"/>
-                  </w14:schemeClr>
-                </w14:shadow>
-                <w14:textOutline w14:w="0" w14:cap="flat" w14:cmpd="sng" w14:algn="ctr">
-                  <w14:noFill/>
-                  <w14:prstDash w14:val="solid"/>
-                  <w14:round/>
-                </w14:textOutline>
-              </w:rPr>
-              <w:t>Genset</w:t>
+              <w:t>[Anchor]</w:t>
+            </w:r>
+          </w:p>
+          <w:p>
+            <w:pPr>
+              <w:pStyle w:val="ListParagraph"/>
+              <w:rPr>
+                <w:rStyle w:val="IntenseEmphasis"/>
+                <w:rFonts w:eastAsia="Calibri Light"/>
+                <w:b w:val="0"/>
+                <w:bCs w:val="0"/>
+                <w:i w:val="0"/>
+                <w:iCs w:val="0"/>
+                <w:color w:val="000000" w:themeColor="text1"/>
+                <w:sz w:val="28"/>
+                <w:szCs w:val="28"/>
+                <w14:shadow w14:blurRad="38100" w14:dist="19050" w14:dir="2700000" w14:sx="100000" w14:sy="100000" w14:kx="0" w14:ky="0" w14:algn="tl">
+                  <w14:schemeClr w14:val="dk1">
+                    <w14:alpha w14:val="60000"/>
+                  </w14:schemeClr>
+                </w14:shadow>
+                <w14:textOutline w14:w="0" w14:cap="flat" w14:cmpd="sng" w14:algn="ctr">
+                  <w14:noFill/>
+                  <w14:prstDash w14:val="solid"/>
+                  <w14:round/>
+                </w14:textOutline>
+              </w:rPr>
+            </w:pPr>
+            <w:r>
+              <w:rPr>
+                <w:rStyle w:val="IntenseEmphasis"/>
+                <w:rFonts w:eastAsia="Calibri Light"/>
+                <w:b w:val="0"/>
+                <w:bCs w:val="0"/>
+                <w:i w:val="0"/>
+                <w:iCs w:val="0"/>
+                <w:color w:val="000000" w:themeColor="text1"/>
+                <w:sz w:val="28"/>
+                <w:szCs w:val="28"/>
+                <w14:shadow w14:blurRad="38100" w14:dist="19050" w14:dir="2700000" w14:sx="100000" w14:sy="100000" w14:kx="0" w14:ky="0" w14:algn="tl">
+                  <w14:schemeClr w14:val="dk1">
+                    <w14:alpha w14:val="60000"/>
+                  </w14:schemeClr>
+                </w14:shadow>
+                <w14:textOutline w14:w="0" w14:cap="flat" w14:cmpd="sng" w14:algn="ctr">
+                  <w14:noFill/>
+                  <w14:prstDash w14:val="solid"/>
+                  <w14:round/>
+                </w14:textOutline>
+              </w:rPr>
+              <w:t>[Professional DJ Jockey]</w:t>
+            </w:r>
+          </w:p>
+          <w:p>
+            <w:pPr>
+              <w:pStyle w:val="ListParagraph"/>
+              <w:rPr>
+                <w:rStyle w:val="IntenseEmphasis"/>
+                <w:rFonts w:eastAsia="Calibri Light"/>
+                <w:b w:val="0"/>
+                <w:bCs w:val="0"/>
+                <w:i w:val="0"/>
+                <w:iCs w:val="0"/>
+                <w:color w:val="000000" w:themeColor="text1"/>
+                <w:sz w:val="28"/>
+                <w:szCs w:val="28"/>
+                <w14:shadow w14:blurRad="38100" w14:dist="19050" w14:dir="2700000" w14:sx="100000" w14:sy="100000" w14:kx="0" w14:ky="0" w14:algn="tl">
+                  <w14:schemeClr w14:val="dk1">
+                    <w14:alpha w14:val="60000"/>
+                  </w14:schemeClr>
+                </w14:shadow>
+                <w14:textOutline w14:w="0" w14:cap="flat" w14:cmpd="sng" w14:algn="ctr">
+                  <w14:noFill/>
+                  <w14:prstDash w14:val="solid"/>
+                  <w14:round/>
+                </w14:textOutline>
+              </w:rPr>
+            </w:pPr>
+            <w:r>
+              <w:rPr>
+                <w:rStyle w:val="IntenseEmphasis"/>
+                <w:rFonts w:eastAsia="Calibri Light"/>
+                <w:b w:val="0"/>
+                <w:bCs w:val="0"/>
+                <w:i w:val="0"/>
+                <w:iCs w:val="0"/>
+                <w:color w:val="000000" w:themeColor="text1"/>
+                <w:sz w:val="28"/>
+                <w:szCs w:val="28"/>
+                <w14:shadow w14:blurRad="38100" w14:dist="19050" w14:dir="2700000" w14:sx="100000" w14:sy="100000" w14:kx="0" w14:ky="0" w14:algn="tl">
+                  <w14:schemeClr w14:val="dk1">
+                    <w14:alpha w14:val="60000"/>
+                  </w14:schemeClr>
+                </w14:shadow>
+                <w14:textOutline w14:w="0" w14:cap="flat" w14:cmpd="sng" w14:algn="ctr">
+                  <w14:noFill/>
+                  <w14:prstDash w14:val="solid"/>
+                  <w14:round/>
+                </w14:textOutline>
+              </w:rPr>
+              <w:t>[Genset</w:t>
             </w:r>
             <w:r>
               <w:rPr>
@@ -5723,57 +6293,120 @@
                   <w14:round/>
                 </w14:textOutline>
               </w:rPr>
-              <w:t xml:space="preserve">10 Led </w:t>
-            </w:r>
-            <w:proofErr w:type="spellStart"/>
-            <w:r>
-              <w:rPr>
-                <w:rStyle w:val="IntenseEmphasis"/>
-                <w:rFonts w:eastAsia="Calibri Light"/>
-                <w:b w:val="0"/>
-                <w:bCs w:val="0"/>
-                <w:i w:val="0"/>
-                <w:iCs w:val="0"/>
-                <w:color w:val="000000" w:themeColor="text1"/>
-                <w:sz w:val="28"/>
-                <w:szCs w:val="28"/>
-                <w14:shadow w14:blurRad="38100" w14:dist="19050" w14:dir="2700000" w14:sx="100000" w14:sy="100000" w14:kx="0" w14:ky="0" w14:algn="tl">
-                  <w14:schemeClr w14:val="dk1">
-                    <w14:alpha w14:val="60000"/>
-                  </w14:schemeClr>
-                </w14:shadow>
-                <w14:textOutline w14:w="0" w14:cap="flat" w14:cmpd="sng" w14:algn="ctr">
-                  <w14:noFill/>
-                  <w14:prstDash w14:val="solid"/>
-                  <w14:round/>
-                </w14:textOutline>
-              </w:rPr>
-              <w:t>chattar</w:t>
-            </w:r>
-            <w:proofErr w:type="spellEnd"/>
-            <w:r>
-              <w:rPr>
-                <w:rStyle w:val="IntenseEmphasis"/>
-                <w:rFonts w:eastAsia="Calibri Light"/>
-                <w:b w:val="0"/>
-                <w:bCs w:val="0"/>
-                <w:i w:val="0"/>
-                <w:iCs w:val="0"/>
-                <w:color w:val="000000" w:themeColor="text1"/>
-                <w:sz w:val="28"/>
-                <w:szCs w:val="28"/>
-                <w14:shadow w14:blurRad="38100" w14:dist="19050" w14:dir="2700000" w14:sx="100000" w14:sy="100000" w14:kx="0" w14:ky="0" w14:algn="tl">
-                  <w14:schemeClr w14:val="dk1">
-                    <w14:alpha w14:val="60000"/>
-                  </w14:schemeClr>
-                </w14:shadow>
-                <w14:textOutline w14:w="0" w14:cap="flat" w14:cmpd="sng" w14:algn="ctr">
-                  <w14:noFill/>
-                  <w14:prstDash w14:val="solid"/>
-                  <w14:round/>
-                </w14:textOutline>
-              </w:rPr>
-              <w:t xml:space="preserve"> Boys</w:t>
+              <w:t>10 Led chattar Boys</w:t>
+            </w:r>
+          </w:p>
+        </w:tc>
+      </w:tr>
+      <w:tr>
+        <w:trPr>
+          <w:trHeight w:val="908"/>
+        </w:trPr>
+        <w:tc>
+          <w:tcPr>
+            <w:tcW w:w="9358" w:type="dxa"/>
+          </w:tcPr>
+          <w:p>
+            <w:pPr>
+              <w:rPr>
+                <w:rStyle w:val="IntenseEmphasis"/>
+                <w:rFonts w:eastAsia="Calibri Light"/>
+                <w:b w:val="0"/>
+                <w:bCs w:val="0"/>
+                <w:i w:val="0"/>
+                <w:iCs w:val="0"/>
+                <w:color w:val="000000" w:themeColor="text1"/>
+                <w:sz w:val="28"/>
+                <w:szCs w:val="28"/>
+                <w14:shadow w14:blurRad="38100" w14:dist="19050" w14:dir="2700000" w14:sx="100000" w14:sy="100000" w14:kx="0" w14:ky="0" w14:algn="tl">
+                  <w14:schemeClr w14:val="dk1">
+                    <w14:alpha w14:val="60000"/>
+                  </w14:schemeClr>
+                </w14:shadow>
+                <w14:textOutline w14:w="0" w14:cap="flat" w14:cmpd="sng" w14:algn="ctr">
+                  <w14:noFill/>
+                  <w14:prstDash w14:val="solid"/>
+                  <w14:round/>
+                </w14:textOutline>
+              </w:rPr>
+            </w:pPr>
+          </w:p>
+          <w:p>
+            <w:pPr>
+              <w:pStyle w:val="ListParagraph"/>
+              <w:numPr>
+                <w:ilvl w:val="0"/>
+                <w:numId w:val="23"/>
+              </w:numPr>
+              <w:rPr>
+                <w:rStyle w:val="IntenseEmphasis"/>
+                <w:rFonts w:eastAsia="Calibri Light"/>
+                <w:b w:val="0"/>
+                <w:bCs w:val="0"/>
+                <w:i w:val="0"/>
+                <w:iCs w:val="0"/>
+                <w:color w:val="000000" w:themeColor="text1"/>
+                <w:sz w:val="28"/>
+                <w:szCs w:val="28"/>
+                <w14:shadow w14:blurRad="38100" w14:dist="19050" w14:dir="2700000" w14:sx="100000" w14:sy="100000" w14:kx="0" w14:ky="0" w14:algn="tl">
+                  <w14:schemeClr w14:val="dk1">
+                    <w14:alpha w14:val="60000"/>
+                  </w14:schemeClr>
+                </w14:shadow>
+                <w14:textOutline w14:w="0" w14:cap="flat" w14:cmpd="sng" w14:algn="ctr">
+                  <w14:noFill/>
+                  <w14:prstDash w14:val="solid"/>
+                  <w14:round/>
+                </w14:textOutline>
+              </w:rPr>
+            </w:pPr>
+            <w:r>
+              <w:rPr>
+                <w:rStyle w:val="IntenseEmphasis"/>
+                <w:rFonts w:eastAsia="Calibri Light"/>
+                <w:b w:val="0"/>
+                <w:bCs w:val="0"/>
+                <w:i w:val="0"/>
+                <w:iCs w:val="0"/>
+                <w:color w:val="000000" w:themeColor="text1"/>
+                <w:sz w:val="28"/>
+                <w:szCs w:val="28"/>
+                <w14:shadow w14:blurRad="38100" w14:dist="19050" w14:dir="2700000" w14:sx="100000" w14:sy="100000" w14:kx="0" w14:ky="0" w14:algn="tl">
+                  <w14:schemeClr w14:val="dk1">
+                    <w14:alpha w14:val="60000"/>
+                  </w14:schemeClr>
+                </w14:shadow>
+                <w14:textOutline w14:w="0" w14:cap="flat" w14:cmpd="sng" w14:algn="ctr">
+                  <w14:noFill/>
+                  <w14:prstDash w14:val="solid"/>
+                  <w14:round/>
+                </w14:textOutline>
+              </w:rPr>
+              <w:t>Vidai Band</w:t>
+            </w:r>
+            <w:r>
+              <w:rPr>
+                <w:rStyle w:val="IntenseEmphasis"/>
+                <w:rFonts w:eastAsia="Calibri Light"/>
+                <w:b w:val="0"/>
+                <w:bCs w:val="0"/>
+                <w:i w:val="0"/>
+                <w:iCs w:val="0"/>
+                <w:color w:val="000000" w:themeColor="text1"/>
+                <w:sz w:val="28"/>
+                <w:szCs w:val="28"/>
+                <w14:shadow w14:blurRad="38100" w14:dist="19050" w14:dir="2700000" w14:sx="100000" w14:sy="100000" w14:kx="0" w14:ky="0" w14:algn="tl">
+                  <w14:schemeClr w14:val="dk1">
+                    <w14:alpha w14:val="60000"/>
+                  </w14:schemeClr>
+                </w14:shadow>
+                <w14:textOutline w14:w="0" w14:cap="flat" w14:cmpd="sng" w14:algn="ctr">
+                  <w14:noFill/>
+                  <w14:prstDash w14:val="solid"/>
+                  <w14:round/>
+                </w14:textOutline>
+              </w:rPr>
+              <w:t xml:space="preserve"> (5 Piece)</w:t>
             </w:r>
           </w:p>
         </w:tc>
@@ -5840,55 +6473,29 @@
                 </w14:textOutline>
               </w:rPr>
             </w:pPr>
-            <w:proofErr w:type="spellStart"/>
-            <w:r>
-              <w:rPr>
-                <w:rStyle w:val="IntenseEmphasis"/>
-                <w:rFonts w:eastAsia="Calibri Light"/>
-                <w:b w:val="0"/>
-                <w:bCs w:val="0"/>
-                <w:i w:val="0"/>
-                <w:iCs w:val="0"/>
-                <w:color w:val="000000" w:themeColor="text1"/>
-                <w:sz w:val="28"/>
-                <w:szCs w:val="28"/>
-                <w14:shadow w14:blurRad="38100" w14:dist="19050" w14:dir="2700000" w14:sx="100000" w14:sy="100000" w14:kx="0" w14:ky="0" w14:algn="tl">
-                  <w14:schemeClr w14:val="dk1">
-                    <w14:alpha w14:val="60000"/>
-                  </w14:schemeClr>
-                </w14:shadow>
-                <w14:textOutline w14:w="0" w14:cap="flat" w14:cmpd="sng" w14:algn="ctr">
-                  <w14:noFill/>
-                  <w14:prstDash w14:val="solid"/>
-                  <w14:round/>
-                </w14:textOutline>
-              </w:rPr>
-              <w:t>Dholies</w:t>
-            </w:r>
-            <w:proofErr w:type="spellEnd"/>
-            <w:r>
-              <w:rPr>
-                <w:rStyle w:val="IntenseEmphasis"/>
-                <w:rFonts w:eastAsia="Calibri Light"/>
-                <w:b w:val="0"/>
-                <w:bCs w:val="0"/>
-                <w:i w:val="0"/>
-                <w:iCs w:val="0"/>
-                <w:color w:val="000000" w:themeColor="text1"/>
-                <w:sz w:val="28"/>
-                <w:szCs w:val="28"/>
-                <w14:shadow w14:blurRad="38100" w14:dist="19050" w14:dir="2700000" w14:sx="100000" w14:sy="100000" w14:kx="0" w14:ky="0" w14:algn="tl">
-                  <w14:schemeClr w14:val="dk1">
-                    <w14:alpha w14:val="60000"/>
-                  </w14:schemeClr>
-                </w14:shadow>
-                <w14:textOutline w14:w="0" w14:cap="flat" w14:cmpd="sng" w14:algn="ctr">
-                  <w14:noFill/>
-                  <w14:prstDash w14:val="solid"/>
-                  <w14:round/>
-                </w14:textOutline>
-              </w:rPr>
-              <w:t xml:space="preserve"> Team[6]</w:t>
+            <w:r>
+              <w:rPr>
+                <w:rStyle w:val="IntenseEmphasis"/>
+                <w:rFonts w:eastAsia="Calibri Light"/>
+                <w:b w:val="0"/>
+                <w:bCs w:val="0"/>
+                <w:i w:val="0"/>
+                <w:iCs w:val="0"/>
+                <w:color w:val="000000" w:themeColor="text1"/>
+                <w:sz w:val="28"/>
+                <w:szCs w:val="28"/>
+                <w14:shadow w14:blurRad="38100" w14:dist="19050" w14:dir="2700000" w14:sx="100000" w14:sy="100000" w14:kx="0" w14:ky="0" w14:algn="tl">
+                  <w14:schemeClr w14:val="dk1">
+                    <w14:alpha w14:val="60000"/>
+                  </w14:schemeClr>
+                </w14:shadow>
+                <w14:textOutline w14:w="0" w14:cap="flat" w14:cmpd="sng" w14:algn="ctr">
+                  <w14:noFill/>
+                  <w14:prstDash w14:val="solid"/>
+                  <w14:round/>
+                </w14:textOutline>
+              </w:rPr>
+              <w:t>Dholies Team[6]</w:t>
             </w:r>
           </w:p>
           <w:p>
@@ -5983,55 +6590,29 @@
                 </w14:textOutline>
               </w:rPr>
             </w:pPr>
-            <w:proofErr w:type="spellStart"/>
-            <w:r>
-              <w:rPr>
-                <w:rStyle w:val="IntenseEmphasis"/>
-                <w:rFonts w:eastAsia="Calibri Light"/>
-                <w:b w:val="0"/>
-                <w:bCs w:val="0"/>
-                <w:i w:val="0"/>
-                <w:iCs w:val="0"/>
-                <w:color w:val="000000" w:themeColor="text1"/>
-                <w:sz w:val="28"/>
-                <w:szCs w:val="28"/>
-                <w14:shadow w14:blurRad="38100" w14:dist="19050" w14:dir="2700000" w14:sx="100000" w14:sy="100000" w14:kx="0" w14:ky="0" w14:algn="tl">
-                  <w14:schemeClr w14:val="dk1">
-                    <w14:alpha w14:val="60000"/>
-                  </w14:schemeClr>
-                </w14:shadow>
-                <w14:textOutline w14:w="0" w14:cap="flat" w14:cmpd="sng" w14:algn="ctr">
-                  <w14:noFill/>
-                  <w14:prstDash w14:val="solid"/>
-                  <w14:round/>
-                </w14:textOutline>
-              </w:rPr>
-              <w:t>Baghi</w:t>
-            </w:r>
-            <w:proofErr w:type="spellEnd"/>
-            <w:r>
-              <w:rPr>
-                <w:rStyle w:val="IntenseEmphasis"/>
-                <w:rFonts w:eastAsia="Calibri Light"/>
-                <w:b w:val="0"/>
-                <w:bCs w:val="0"/>
-                <w:i w:val="0"/>
-                <w:iCs w:val="0"/>
-                <w:color w:val="000000" w:themeColor="text1"/>
-                <w:sz w:val="28"/>
-                <w:szCs w:val="28"/>
-                <w14:shadow w14:blurRad="38100" w14:dist="19050" w14:dir="2700000" w14:sx="100000" w14:sy="100000" w14:kx="0" w14:ky="0" w14:algn="tl">
-                  <w14:schemeClr w14:val="dk1">
-                    <w14:alpha w14:val="60000"/>
-                  </w14:schemeClr>
-                </w14:shadow>
-                <w14:textOutline w14:w="0" w14:cap="flat" w14:cmpd="sng" w14:algn="ctr">
-                  <w14:noFill/>
-                  <w14:prstDash w14:val="solid"/>
-                  <w14:round/>
-                </w14:textOutline>
-              </w:rPr>
-              <w:t xml:space="preserve"> </w:t>
+            <w:r>
+              <w:rPr>
+                <w:rStyle w:val="IntenseEmphasis"/>
+                <w:rFonts w:eastAsia="Calibri Light"/>
+                <w:b w:val="0"/>
+                <w:bCs w:val="0"/>
+                <w:i w:val="0"/>
+                <w:iCs w:val="0"/>
+                <w:color w:val="000000" w:themeColor="text1"/>
+                <w:sz w:val="28"/>
+                <w:szCs w:val="28"/>
+                <w14:shadow w14:blurRad="38100" w14:dist="19050" w14:dir="2700000" w14:sx="100000" w14:sy="100000" w14:kx="0" w14:ky="0" w14:algn="tl">
+                  <w14:schemeClr w14:val="dk1">
+                    <w14:alpha w14:val="60000"/>
+                  </w14:schemeClr>
+                </w14:shadow>
+                <w14:textOutline w14:w="0" w14:cap="flat" w14:cmpd="sng" w14:algn="ctr">
+                  <w14:noFill/>
+                  <w14:prstDash w14:val="solid"/>
+                  <w14:round/>
+                </w14:textOutline>
+              </w:rPr>
+              <w:t xml:space="preserve">Baghi </w:t>
             </w:r>
           </w:p>
         </w:tc>
@@ -6316,7 +6897,55 @@
                   <w14:round/>
                 </w14:textOutline>
               </w:rPr>
-              <w:t>Fireworks Boxes [4]</w:t>
+              <w:t>Fireworks Boxes [</w:t>
+            </w:r>
+            <w:r>
+              <w:rPr>
+                <w:rStyle w:val="IntenseEmphasis"/>
+                <w:rFonts w:eastAsia="Calibri Light"/>
+                <w:b w:val="0"/>
+                <w:bCs w:val="0"/>
+                <w:i w:val="0"/>
+                <w:iCs w:val="0"/>
+                <w:color w:val="000000" w:themeColor="text1"/>
+                <w:sz w:val="28"/>
+                <w:szCs w:val="28"/>
+                <w14:shadow w14:blurRad="38100" w14:dist="19050" w14:dir="2700000" w14:sx="100000" w14:sy="100000" w14:kx="0" w14:ky="0" w14:algn="tl">
+                  <w14:schemeClr w14:val="dk1">
+                    <w14:alpha w14:val="60000"/>
+                  </w14:schemeClr>
+                </w14:shadow>
+                <w14:textOutline w14:w="0" w14:cap="flat" w14:cmpd="sng" w14:algn="ctr">
+                  <w14:noFill/>
+                  <w14:prstDash w14:val="solid"/>
+                  <w14:round/>
+                </w14:textOutline>
+              </w:rPr>
+              <w:t>6</w:t>
+            </w:r>
+            <w:r>
+              <w:rPr>
+                <w:rStyle w:val="IntenseEmphasis"/>
+                <w:rFonts w:eastAsia="Calibri Light"/>
+                <w:b w:val="0"/>
+                <w:bCs w:val="0"/>
+                <w:i w:val="0"/>
+                <w:iCs w:val="0"/>
+                <w:color w:val="000000" w:themeColor="text1"/>
+                <w:sz w:val="28"/>
+                <w:szCs w:val="28"/>
+                <w14:shadow w14:blurRad="38100" w14:dist="19050" w14:dir="2700000" w14:sx="100000" w14:sy="100000" w14:kx="0" w14:ky="0" w14:algn="tl">
+                  <w14:schemeClr w14:val="dk1">
+                    <w14:alpha w14:val="60000"/>
+                  </w14:schemeClr>
+                </w14:shadow>
+                <w14:textOutline w14:w="0" w14:cap="flat" w14:cmpd="sng" w14:algn="ctr">
+                  <w14:noFill/>
+                  <w14:prstDash w14:val="solid"/>
+                  <w14:round/>
+                </w14:textOutline>
+              </w:rPr>
+              <w:t>]</w:t>
             </w:r>
           </w:p>
         </w:tc>

--- a/Quotations/11-12 Feb Gulmohar & Eden/Quotation Without Budget.docx
+++ b/Quotations/11-12 Feb Gulmohar & Eden/Quotation Without Budget.docx
@@ -1578,6 +1578,30 @@
               </w:rPr>
               <w:t>nchor</w:t>
             </w:r>
+            <w:r>
+              <w:rPr>
+                <w:rStyle w:val="IntenseEmphasis"/>
+                <w:rFonts w:eastAsia="Calibri Light"/>
+                <w:b w:val="0"/>
+                <w:bCs w:val="0"/>
+                <w:i w:val="0"/>
+                <w:iCs w:val="0"/>
+                <w:color w:val="000000" w:themeColor="text1"/>
+                <w:sz w:val="28"/>
+                <w:szCs w:val="28"/>
+                <w14:shadow w14:blurRad="38100" w14:dist="19050" w14:dir="2700000" w14:sx="100000" w14:sy="100000" w14:kx="0" w14:ky="0" w14:algn="tl">
+                  <w14:schemeClr w14:val="dk1">
+                    <w14:alpha w14:val="60000"/>
+                  </w14:schemeClr>
+                </w14:shadow>
+                <w14:textOutline w14:w="0" w14:cap="flat" w14:cmpd="sng" w14:algn="ctr">
+                  <w14:noFill/>
+                  <w14:prstDash w14:val="solid"/>
+                  <w14:round/>
+                </w14:textOutline>
+              </w:rPr>
+              <w:t xml:space="preserve"> (Radhika Loomba)</w:t>
+            </w:r>
           </w:p>
         </w:tc>
       </w:tr>
@@ -2720,7 +2744,7 @@
                   <w14:round/>
                 </w14:textOutline>
               </w:rPr>
-              <w:t xml:space="preserve">Grand Sound Setup </w:t>
+              <w:t>Grand Sound Setup</w:t>
             </w:r>
           </w:p>
           <w:p>
@@ -3378,6 +3402,560 @@
               </w:rPr>
               <w:t>Anchor</w:t>
             </w:r>
+            <w:r>
+              <w:rPr>
+                <w:rStyle w:val="IntenseEmphasis"/>
+                <w:rFonts w:eastAsia="Calibri Light"/>
+                <w:b w:val="0"/>
+                <w:bCs w:val="0"/>
+                <w:i w:val="0"/>
+                <w:iCs w:val="0"/>
+                <w:color w:val="000000" w:themeColor="text1"/>
+                <w:sz w:val="28"/>
+                <w:szCs w:val="28"/>
+                <w14:shadow w14:blurRad="38100" w14:dist="19050" w14:dir="2700000" w14:sx="100000" w14:sy="100000" w14:kx="0" w14:ky="0" w14:algn="tl">
+                  <w14:schemeClr w14:val="dk1">
+                    <w14:alpha w14:val="60000"/>
+                  </w14:schemeClr>
+                </w14:shadow>
+                <w14:textOutline w14:w="0" w14:cap="flat" w14:cmpd="sng" w14:algn="ctr">
+                  <w14:noFill/>
+                  <w14:prstDash w14:val="solid"/>
+                  <w14:round/>
+                </w14:textOutline>
+              </w:rPr>
+              <w:t xml:space="preserve"> (Radhika Loomba)</w:t>
+            </w:r>
+          </w:p>
+          <w:p>
+            <w:pPr>
+              <w:rPr>
+                <w:rFonts w:cstheme="minorHAnsi"/>
+                <w:sz w:val="24"/>
+                <w:szCs w:val="24"/>
+              </w:rPr>
+            </w:pPr>
+          </w:p>
+        </w:tc>
+      </w:tr>
+      <w:tr>
+        <w:trPr>
+          <w:trHeight w:val="908"/>
+        </w:trPr>
+        <w:tc>
+          <w:tcPr>
+            <w:tcW w:w="9358" w:type="dxa"/>
+          </w:tcPr>
+          <w:p>
+            <w:pPr>
+              <w:rPr>
+                <w:rFonts w:cstheme="minorHAnsi"/>
+                <w:sz w:val="24"/>
+                <w:szCs w:val="24"/>
+              </w:rPr>
+            </w:pPr>
+          </w:p>
+          <w:p>
+            <w:pPr>
+              <w:pStyle w:val="ListParagraph"/>
+              <w:numPr>
+                <w:ilvl w:val="0"/>
+                <w:numId w:val="23"/>
+              </w:numPr>
+              <w:rPr>
+                <w:rFonts w:cstheme="minorHAnsi"/>
+                <w:b/>
+                <w:bCs/>
+                <w:i/>
+                <w:iCs/>
+                <w:sz w:val="24"/>
+                <w:szCs w:val="24"/>
+              </w:rPr>
+            </w:pPr>
+            <w:r>
+              <w:rPr>
+                <w:rStyle w:val="IntenseEmphasis"/>
+                <w:rFonts w:eastAsia="Calibri Light"/>
+                <w:b w:val="0"/>
+                <w:bCs w:val="0"/>
+                <w:i w:val="0"/>
+                <w:iCs w:val="0"/>
+                <w:color w:val="000000" w:themeColor="text1"/>
+                <w:sz w:val="28"/>
+                <w:szCs w:val="28"/>
+                <w14:shadow w14:blurRad="38100" w14:dist="19050" w14:dir="2700000" w14:sx="100000" w14:sy="100000" w14:kx="0" w14:ky="0" w14:algn="tl">
+                  <w14:schemeClr w14:val="dk1">
+                    <w14:alpha w14:val="60000"/>
+                  </w14:schemeClr>
+                </w14:shadow>
+                <w14:textOutline w14:w="0" w14:cap="flat" w14:cmpd="sng" w14:algn="ctr">
+                  <w14:noFill/>
+                  <w14:prstDash w14:val="solid"/>
+                  <w14:round/>
+                </w14:textOutline>
+              </w:rPr>
+              <w:t>Ajay Gill Band With Tech-Rider</w:t>
+            </w:r>
+          </w:p>
+        </w:tc>
+      </w:tr>
+      <w:tr>
+        <w:trPr>
+          <w:trHeight w:val="908"/>
+        </w:trPr>
+        <w:tc>
+          <w:tcPr>
+            <w:tcW w:w="9358" w:type="dxa"/>
+          </w:tcPr>
+          <w:p>
+            <w:pPr>
+              <w:rPr>
+                <w:rFonts w:cstheme="minorHAnsi"/>
+                <w:sz w:val="24"/>
+                <w:szCs w:val="24"/>
+              </w:rPr>
+            </w:pPr>
+          </w:p>
+          <w:p>
+            <w:pPr>
+              <w:pStyle w:val="ListParagraph"/>
+              <w:numPr>
+                <w:ilvl w:val="0"/>
+                <w:numId w:val="23"/>
+              </w:numPr>
+              <w:rPr>
+                <w:rFonts w:cstheme="minorHAnsi"/>
+                <w:b/>
+                <w:bCs/>
+                <w:i/>
+                <w:iCs/>
+                <w:sz w:val="24"/>
+                <w:szCs w:val="24"/>
+              </w:rPr>
+            </w:pPr>
+            <w:r>
+              <w:rPr>
+                <w:rStyle w:val="IntenseEmphasis"/>
+                <w:rFonts w:eastAsia="Calibri Light"/>
+                <w:b w:val="0"/>
+                <w:bCs w:val="0"/>
+                <w:i w:val="0"/>
+                <w:iCs w:val="0"/>
+                <w:color w:val="000000" w:themeColor="text1"/>
+                <w:sz w:val="28"/>
+                <w:szCs w:val="28"/>
+                <w14:shadow w14:blurRad="38100" w14:dist="19050" w14:dir="2700000" w14:sx="100000" w14:sy="100000" w14:kx="0" w14:ky="0" w14:algn="tl">
+                  <w14:schemeClr w14:val="dk1">
+                    <w14:alpha w14:val="60000"/>
+                  </w14:schemeClr>
+                </w14:shadow>
+                <w14:textOutline w14:w="0" w14:cap="flat" w14:cmpd="sng" w14:algn="ctr">
+                  <w14:noFill/>
+                  <w14:prstDash w14:val="solid"/>
+                  <w14:round/>
+                </w14:textOutline>
+              </w:rPr>
+              <w:t>Bride Groom Artists</w:t>
+            </w:r>
+          </w:p>
+        </w:tc>
+      </w:tr>
+      <w:tr>
+        <w:trPr>
+          <w:trHeight w:val="584"/>
+        </w:trPr>
+        <w:tc>
+          <w:tcPr>
+            <w:tcW w:w="9358" w:type="dxa"/>
+          </w:tcPr>
+          <w:p>
+            <w:pPr>
+              <w:rPr>
+                <w:rStyle w:val="IntenseEmphasis"/>
+                <w:rFonts w:eastAsia="Calibri Light"/>
+                <w:b w:val="0"/>
+                <w:bCs w:val="0"/>
+                <w:i w:val="0"/>
+                <w:iCs w:val="0"/>
+                <w:color w:val="000000" w:themeColor="text1"/>
+                <w:sz w:val="28"/>
+                <w:szCs w:val="28"/>
+                <w14:shadow w14:blurRad="38100" w14:dist="19050" w14:dir="2700000" w14:sx="100000" w14:sy="100000" w14:kx="0" w14:ky="0" w14:algn="tl">
+                  <w14:schemeClr w14:val="dk1">
+                    <w14:alpha w14:val="60000"/>
+                  </w14:schemeClr>
+                </w14:shadow>
+                <w14:textOutline w14:w="0" w14:cap="flat" w14:cmpd="sng" w14:algn="ctr">
+                  <w14:noFill/>
+                  <w14:prstDash w14:val="solid"/>
+                  <w14:round/>
+                </w14:textOutline>
+              </w:rPr>
+            </w:pPr>
+          </w:p>
+          <w:p>
+            <w:pPr>
+              <w:pStyle w:val="ListParagraph"/>
+              <w:numPr>
+                <w:ilvl w:val="0"/>
+                <w:numId w:val="21"/>
+              </w:numPr>
+              <w:rPr>
+                <w:rStyle w:val="IntenseEmphasis"/>
+                <w:rFonts w:eastAsia="Calibri Light"/>
+                <w:b w:val="0"/>
+                <w:bCs w:val="0"/>
+                <w:i w:val="0"/>
+                <w:iCs w:val="0"/>
+                <w:color w:val="000000" w:themeColor="text1"/>
+                <w:sz w:val="28"/>
+                <w:szCs w:val="28"/>
+                <w14:shadow w14:blurRad="38100" w14:dist="19050" w14:dir="2700000" w14:sx="100000" w14:sy="100000" w14:kx="0" w14:ky="0" w14:algn="tl">
+                  <w14:schemeClr w14:val="dk1">
+                    <w14:alpha w14:val="60000"/>
+                  </w14:schemeClr>
+                </w14:shadow>
+                <w14:textOutline w14:w="0" w14:cap="flat" w14:cmpd="sng" w14:algn="ctr">
+                  <w14:noFill/>
+                  <w14:prstDash w14:val="solid"/>
+                  <w14:round/>
+                </w14:textOutline>
+              </w:rPr>
+            </w:pPr>
+            <w:r>
+              <w:rPr>
+                <w:rStyle w:val="IntenseEmphasis"/>
+                <w:rFonts w:eastAsia="Calibri Light"/>
+                <w:b w:val="0"/>
+                <w:bCs w:val="0"/>
+                <w:i w:val="0"/>
+                <w:iCs w:val="0"/>
+                <w:color w:val="000000" w:themeColor="text1"/>
+                <w:sz w:val="28"/>
+                <w:szCs w:val="28"/>
+                <w14:shadow w14:blurRad="38100" w14:dist="19050" w14:dir="2700000" w14:sx="100000" w14:sy="100000" w14:kx="0" w14:ky="0" w14:algn="tl">
+                  <w14:schemeClr w14:val="dk1">
+                    <w14:alpha w14:val="60000"/>
+                  </w14:schemeClr>
+                </w14:shadow>
+                <w14:textOutline w14:w="0" w14:cap="flat" w14:cmpd="sng" w14:algn="ctr">
+                  <w14:noFill/>
+                  <w14:prstDash w14:val="solid"/>
+                  <w14:round/>
+                </w14:textOutline>
+              </w:rPr>
+              <w:t>4 Pole Truss</w:t>
+            </w:r>
+          </w:p>
+          <w:p>
+            <w:pPr>
+              <w:rPr>
+                <w:rStyle w:val="IntenseEmphasis"/>
+                <w:rFonts w:eastAsia="Calibri Light"/>
+                <w:b w:val="0"/>
+                <w:bCs w:val="0"/>
+                <w:i w:val="0"/>
+                <w:iCs w:val="0"/>
+                <w:color w:val="000000" w:themeColor="text1"/>
+                <w:sz w:val="28"/>
+                <w:szCs w:val="28"/>
+                <w14:shadow w14:blurRad="38100" w14:dist="19050" w14:dir="2700000" w14:sx="100000" w14:sy="100000" w14:kx="0" w14:ky="0" w14:algn="tl">
+                  <w14:schemeClr w14:val="dk1">
+                    <w14:alpha w14:val="60000"/>
+                  </w14:schemeClr>
+                </w14:shadow>
+                <w14:textOutline w14:w="0" w14:cap="flat" w14:cmpd="sng" w14:algn="ctr">
+                  <w14:noFill/>
+                  <w14:prstDash w14:val="solid"/>
+                  <w14:round/>
+                </w14:textOutline>
+              </w:rPr>
+            </w:pPr>
+          </w:p>
+          <w:p>
+            <w:pPr>
+              <w:pStyle w:val="ListParagraph"/>
+              <w:numPr>
+                <w:ilvl w:val="0"/>
+                <w:numId w:val="21"/>
+              </w:numPr>
+              <w:rPr>
+                <w:rStyle w:val="IntenseEmphasis"/>
+                <w:rFonts w:eastAsia="Calibri Light"/>
+                <w:b w:val="0"/>
+                <w:bCs w:val="0"/>
+                <w:i w:val="0"/>
+                <w:iCs w:val="0"/>
+                <w:color w:val="000000" w:themeColor="text1"/>
+                <w:sz w:val="28"/>
+                <w:szCs w:val="28"/>
+                <w14:shadow w14:blurRad="38100" w14:dist="19050" w14:dir="2700000" w14:sx="100000" w14:sy="100000" w14:kx="0" w14:ky="0" w14:algn="tl">
+                  <w14:schemeClr w14:val="dk1">
+                    <w14:alpha w14:val="60000"/>
+                  </w14:schemeClr>
+                </w14:shadow>
+                <w14:textOutline w14:w="0" w14:cap="flat" w14:cmpd="sng" w14:algn="ctr">
+                  <w14:noFill/>
+                  <w14:prstDash w14:val="solid"/>
+                  <w14:round/>
+                </w14:textOutline>
+              </w:rPr>
+            </w:pPr>
+            <w:r>
+              <w:rPr>
+                <w:rStyle w:val="IntenseEmphasis"/>
+                <w:rFonts w:eastAsia="Calibri Light"/>
+                <w:b w:val="0"/>
+                <w:bCs w:val="0"/>
+                <w:i w:val="0"/>
+                <w:iCs w:val="0"/>
+                <w:color w:val="000000" w:themeColor="text1"/>
+                <w:sz w:val="28"/>
+                <w:szCs w:val="28"/>
+                <w14:shadow w14:blurRad="38100" w14:dist="19050" w14:dir="2700000" w14:sx="100000" w14:sy="100000" w14:kx="0" w14:ky="0" w14:algn="tl">
+                  <w14:schemeClr w14:val="dk1">
+                    <w14:alpha w14:val="60000"/>
+                  </w14:schemeClr>
+                </w14:shadow>
+                <w14:textOutline w14:w="0" w14:cap="flat" w14:cmpd="sng" w14:algn="ctr">
+                  <w14:noFill/>
+                  <w14:prstDash w14:val="solid"/>
+                  <w14:round/>
+                </w14:textOutline>
+              </w:rPr>
+              <w:t>Sharpy Lights, Led Light</w:t>
+            </w:r>
+            <w:r>
+              <w:rPr>
+                <w:rStyle w:val="IntenseEmphasis"/>
+                <w:rFonts w:eastAsia="Calibri Light"/>
+                <w:b w:val="0"/>
+                <w:bCs w:val="0"/>
+                <w:i w:val="0"/>
+                <w:iCs w:val="0"/>
+                <w:color w:val="000000" w:themeColor="text1"/>
+                <w:sz w:val="28"/>
+                <w:szCs w:val="28"/>
+                <w14:shadow w14:blurRad="38100" w14:dist="19050" w14:dir="2700000" w14:sx="100000" w14:sy="100000" w14:kx="0" w14:ky="0" w14:algn="tl">
+                  <w14:schemeClr w14:val="dk1">
+                    <w14:alpha w14:val="60000"/>
+                  </w14:schemeClr>
+                </w14:shadow>
+                <w14:textOutline w14:w="0" w14:cap="flat" w14:cmpd="sng" w14:algn="ctr">
+                  <w14:noFill/>
+                  <w14:prstDash w14:val="solid"/>
+                  <w14:round/>
+                </w14:textOutline>
+              </w:rPr>
+              <w:t>s, Blinder</w:t>
+            </w:r>
+            <w:r>
+              <w:rPr>
+                <w:rStyle w:val="IntenseEmphasis"/>
+                <w:rFonts w:eastAsia="Calibri Light"/>
+                <w:b w:val="0"/>
+                <w:bCs w:val="0"/>
+                <w:i w:val="0"/>
+                <w:iCs w:val="0"/>
+                <w:color w:val="000000" w:themeColor="text1"/>
+                <w:sz w:val="28"/>
+                <w:szCs w:val="28"/>
+                <w14:shadow w14:blurRad="38100" w14:dist="19050" w14:dir="2700000" w14:sx="100000" w14:sy="100000" w14:kx="0" w14:ky="0" w14:algn="tl">
+                  <w14:schemeClr w14:val="dk1">
+                    <w14:alpha w14:val="60000"/>
+                  </w14:schemeClr>
+                </w14:shadow>
+                <w14:textOutline w14:w="0" w14:cap="flat" w14:cmpd="sng" w14:algn="ctr">
+                  <w14:noFill/>
+                  <w14:prstDash w14:val="solid"/>
+                  <w14:round/>
+                </w14:textOutline>
+              </w:rPr>
+              <w:t xml:space="preserve"> &amp; Flushers </w:t>
+            </w:r>
+          </w:p>
+          <w:p>
+            <w:pPr>
+              <w:rPr>
+                <w:rStyle w:val="IntenseEmphasis"/>
+                <w:rFonts w:eastAsia="Calibri Light"/>
+                <w:b w:val="0"/>
+                <w:bCs w:val="0"/>
+                <w:i w:val="0"/>
+                <w:iCs w:val="0"/>
+                <w:color w:val="000000" w:themeColor="text1"/>
+                <w:sz w:val="28"/>
+                <w:szCs w:val="28"/>
+                <w14:shadow w14:blurRad="38100" w14:dist="19050" w14:dir="2700000" w14:sx="100000" w14:sy="100000" w14:kx="0" w14:ky="0" w14:algn="tl">
+                  <w14:schemeClr w14:val="dk1">
+                    <w14:alpha w14:val="60000"/>
+                  </w14:schemeClr>
+                </w14:shadow>
+                <w14:textOutline w14:w="0" w14:cap="flat" w14:cmpd="sng" w14:algn="ctr">
+                  <w14:noFill/>
+                  <w14:prstDash w14:val="solid"/>
+                  <w14:round/>
+                </w14:textOutline>
+              </w:rPr>
+            </w:pPr>
+          </w:p>
+          <w:p>
+            <w:pPr>
+              <w:pStyle w:val="ListParagraph"/>
+              <w:numPr>
+                <w:ilvl w:val="0"/>
+                <w:numId w:val="21"/>
+              </w:numPr>
+              <w:rPr>
+                <w:rStyle w:val="IntenseEmphasis"/>
+                <w:rFonts w:eastAsia="Calibri Light"/>
+                <w:b w:val="0"/>
+                <w:bCs w:val="0"/>
+                <w:i w:val="0"/>
+                <w:iCs w:val="0"/>
+                <w:color w:val="000000" w:themeColor="text1"/>
+                <w:sz w:val="28"/>
+                <w:szCs w:val="28"/>
+                <w14:shadow w14:blurRad="38100" w14:dist="19050" w14:dir="2700000" w14:sx="100000" w14:sy="100000" w14:kx="0" w14:ky="0" w14:algn="tl">
+                  <w14:schemeClr w14:val="dk1">
+                    <w14:alpha w14:val="60000"/>
+                  </w14:schemeClr>
+                </w14:shadow>
+                <w14:textOutline w14:w="0" w14:cap="flat" w14:cmpd="sng" w14:algn="ctr">
+                  <w14:noFill/>
+                  <w14:prstDash w14:val="solid"/>
+                  <w14:round/>
+                </w14:textOutline>
+              </w:rPr>
+            </w:pPr>
+            <w:r>
+              <w:rPr>
+                <w:rStyle w:val="IntenseEmphasis"/>
+                <w:rFonts w:eastAsia="Calibri Light"/>
+                <w:b w:val="0"/>
+                <w:bCs w:val="0"/>
+                <w:i w:val="0"/>
+                <w:iCs w:val="0"/>
+                <w:color w:val="000000" w:themeColor="text1"/>
+                <w:sz w:val="28"/>
+                <w:szCs w:val="28"/>
+                <w14:shadow w14:blurRad="38100" w14:dist="19050" w14:dir="2700000" w14:sx="100000" w14:sy="100000" w14:kx="0" w14:ky="0" w14:algn="tl">
+                  <w14:schemeClr w14:val="dk1">
+                    <w14:alpha w14:val="60000"/>
+                  </w14:schemeClr>
+                </w14:shadow>
+                <w14:textOutline w14:w="0" w14:cap="flat" w14:cmpd="sng" w14:algn="ctr">
+                  <w14:noFill/>
+                  <w14:prstDash w14:val="solid"/>
+                  <w14:round/>
+                </w14:textOutline>
+              </w:rPr>
+              <w:t>Light Operator</w:t>
+            </w:r>
+          </w:p>
+          <w:p>
+            <w:pPr>
+              <w:pStyle w:val="ListParagraph"/>
+              <w:rPr>
+                <w:rStyle w:val="IntenseEmphasis"/>
+                <w:rFonts w:eastAsia="Calibri Light"/>
+                <w:b w:val="0"/>
+                <w:bCs w:val="0"/>
+                <w:i w:val="0"/>
+                <w:iCs w:val="0"/>
+                <w:color w:val="000000" w:themeColor="text1"/>
+                <w:sz w:val="28"/>
+                <w:szCs w:val="28"/>
+                <w14:shadow w14:blurRad="38100" w14:dist="19050" w14:dir="2700000" w14:sx="100000" w14:sy="100000" w14:kx="0" w14:ky="0" w14:algn="tl">
+                  <w14:schemeClr w14:val="dk1">
+                    <w14:alpha w14:val="60000"/>
+                  </w14:schemeClr>
+                </w14:shadow>
+                <w14:textOutline w14:w="0" w14:cap="flat" w14:cmpd="sng" w14:algn="ctr">
+                  <w14:noFill/>
+                  <w14:prstDash w14:val="solid"/>
+                  <w14:round/>
+                </w14:textOutline>
+              </w:rPr>
+            </w:pPr>
+          </w:p>
+          <w:p>
+            <w:pPr>
+              <w:pStyle w:val="ListParagraph"/>
+              <w:numPr>
+                <w:ilvl w:val="0"/>
+                <w:numId w:val="21"/>
+              </w:numPr>
+              <w:rPr>
+                <w:rStyle w:val="IntenseEmphasis"/>
+                <w:rFonts w:eastAsia="Calibri Light"/>
+                <w:b w:val="0"/>
+                <w:bCs w:val="0"/>
+                <w:i w:val="0"/>
+                <w:iCs w:val="0"/>
+                <w:color w:val="000000" w:themeColor="text1"/>
+                <w:sz w:val="28"/>
+                <w:szCs w:val="28"/>
+                <w14:shadow w14:blurRad="38100" w14:dist="19050" w14:dir="2700000" w14:sx="100000" w14:sy="100000" w14:kx="0" w14:ky="0" w14:algn="tl">
+                  <w14:schemeClr w14:val="dk1">
+                    <w14:alpha w14:val="60000"/>
+                  </w14:schemeClr>
+                </w14:shadow>
+                <w14:textOutline w14:w="0" w14:cap="flat" w14:cmpd="sng" w14:algn="ctr">
+                  <w14:noFill/>
+                  <w14:prstDash w14:val="solid"/>
+                  <w14:round/>
+                </w14:textOutline>
+              </w:rPr>
+            </w:pPr>
+            <w:r>
+              <w:rPr>
+                <w:rStyle w:val="IntenseEmphasis"/>
+                <w:rFonts w:eastAsia="Calibri Light"/>
+                <w:b w:val="0"/>
+                <w:bCs w:val="0"/>
+                <w:i w:val="0"/>
+                <w:iCs w:val="0"/>
+                <w:color w:val="000000" w:themeColor="text1"/>
+                <w:sz w:val="28"/>
+                <w:szCs w:val="28"/>
+                <w14:shadow w14:blurRad="38100" w14:dist="19050" w14:dir="2700000" w14:sx="100000" w14:sy="100000" w14:kx="0" w14:ky="0" w14:algn="tl">
+                  <w14:schemeClr w14:val="dk1">
+                    <w14:alpha w14:val="60000"/>
+                  </w14:schemeClr>
+                </w14:shadow>
+                <w14:textOutline w14:w="0" w14:cap="flat" w14:cmpd="sng" w14:algn="ctr">
+                  <w14:noFill/>
+                  <w14:prstDash w14:val="solid"/>
+                  <w14:round/>
+                </w14:textOutline>
+              </w:rPr>
+              <w:t>MI Bar &amp; Kinetic Balls</w:t>
+            </w:r>
+            <w:r>
+              <w:rPr>
+                <w:rStyle w:val="IntenseEmphasis"/>
+                <w:rFonts w:eastAsia="Calibri Light"/>
+                <w:b w:val="0"/>
+                <w:bCs w:val="0"/>
+                <w:i w:val="0"/>
+                <w:iCs w:val="0"/>
+                <w:color w:val="000000" w:themeColor="text1"/>
+                <w:sz w:val="28"/>
+                <w:szCs w:val="28"/>
+                <w14:shadow w14:blurRad="38100" w14:dist="19050" w14:dir="2700000" w14:sx="100000" w14:sy="100000" w14:kx="0" w14:ky="0" w14:algn="tl">
+                  <w14:schemeClr w14:val="dk1">
+                    <w14:alpha w14:val="60000"/>
+                  </w14:schemeClr>
+                </w14:shadow>
+                <w14:textOutline w14:w="0" w14:cap="flat" w14:cmpd="sng" w14:algn="ctr">
+                  <w14:noFill/>
+                  <w14:prstDash w14:val="solid"/>
+                  <w14:round/>
+                </w14:textOutline>
+              </w:rPr>
+              <w:t xml:space="preserve"> On Truss</w:t>
+            </w:r>
           </w:p>
           <w:p>
             <w:pPr>
@@ -3401,358 +3979,6 @@
           <w:p>
             <w:pPr>
               <w:rPr>
-                <w:rStyle w:val="IntenseEmphasis"/>
-                <w:rFonts w:eastAsia="Calibri Light"/>
-                <w:b w:val="0"/>
-                <w:bCs w:val="0"/>
-                <w:i w:val="0"/>
-                <w:iCs w:val="0"/>
-                <w:color w:val="000000" w:themeColor="text1"/>
-                <w:sz w:val="28"/>
-                <w:szCs w:val="28"/>
-                <w14:shadow w14:blurRad="38100" w14:dist="19050" w14:dir="2700000" w14:sx="100000" w14:sy="100000" w14:kx="0" w14:ky="0" w14:algn="tl">
-                  <w14:schemeClr w14:val="dk1">
-                    <w14:alpha w14:val="60000"/>
-                  </w14:schemeClr>
-                </w14:shadow>
-                <w14:textOutline w14:w="0" w14:cap="flat" w14:cmpd="sng" w14:algn="ctr">
-                  <w14:noFill/>
-                  <w14:prstDash w14:val="solid"/>
-                  <w14:round/>
-                </w14:textOutline>
-              </w:rPr>
-            </w:pPr>
-          </w:p>
-          <w:p>
-            <w:pPr>
-              <w:pStyle w:val="ListParagraph"/>
-              <w:numPr>
-                <w:ilvl w:val="0"/>
-                <w:numId w:val="21"/>
-              </w:numPr>
-              <w:rPr>
-                <w:rStyle w:val="IntenseEmphasis"/>
-                <w:rFonts w:eastAsia="Calibri Light"/>
-                <w:b w:val="0"/>
-                <w:bCs w:val="0"/>
-                <w:i w:val="0"/>
-                <w:iCs w:val="0"/>
-                <w:color w:val="000000" w:themeColor="text1"/>
-                <w:sz w:val="28"/>
-                <w:szCs w:val="28"/>
-                <w14:shadow w14:blurRad="38100" w14:dist="19050" w14:dir="2700000" w14:sx="100000" w14:sy="100000" w14:kx="0" w14:ky="0" w14:algn="tl">
-                  <w14:schemeClr w14:val="dk1">
-                    <w14:alpha w14:val="60000"/>
-                  </w14:schemeClr>
-                </w14:shadow>
-                <w14:textOutline w14:w="0" w14:cap="flat" w14:cmpd="sng" w14:algn="ctr">
-                  <w14:noFill/>
-                  <w14:prstDash w14:val="solid"/>
-                  <w14:round/>
-                </w14:textOutline>
-              </w:rPr>
-            </w:pPr>
-            <w:r>
-              <w:rPr>
-                <w:rStyle w:val="IntenseEmphasis"/>
-                <w:rFonts w:eastAsia="Calibri Light"/>
-                <w:b w:val="0"/>
-                <w:bCs w:val="0"/>
-                <w:i w:val="0"/>
-                <w:iCs w:val="0"/>
-                <w:color w:val="000000" w:themeColor="text1"/>
-                <w:sz w:val="28"/>
-                <w:szCs w:val="28"/>
-                <w14:shadow w14:blurRad="38100" w14:dist="19050" w14:dir="2700000" w14:sx="100000" w14:sy="100000" w14:kx="0" w14:ky="0" w14:algn="tl">
-                  <w14:schemeClr w14:val="dk1">
-                    <w14:alpha w14:val="60000"/>
-                  </w14:schemeClr>
-                </w14:shadow>
-                <w14:textOutline w14:w="0" w14:cap="flat" w14:cmpd="sng" w14:algn="ctr">
-                  <w14:noFill/>
-                  <w14:prstDash w14:val="solid"/>
-                  <w14:round/>
-                </w14:textOutline>
-              </w:rPr>
-              <w:t xml:space="preserve">4 Pole </w:t>
-            </w:r>
-            <w:r>
-              <w:rPr>
-                <w:rStyle w:val="IntenseEmphasis"/>
-                <w:rFonts w:eastAsia="Calibri Light"/>
-                <w:b w:val="0"/>
-                <w:bCs w:val="0"/>
-                <w:i w:val="0"/>
-                <w:iCs w:val="0"/>
-                <w:color w:val="000000" w:themeColor="text1"/>
-                <w:sz w:val="28"/>
-                <w:szCs w:val="28"/>
-                <w14:shadow w14:blurRad="38100" w14:dist="19050" w14:dir="2700000" w14:sx="100000" w14:sy="100000" w14:kx="0" w14:ky="0" w14:algn="tl">
-                  <w14:schemeClr w14:val="dk1">
-                    <w14:alpha w14:val="60000"/>
-                  </w14:schemeClr>
-                </w14:shadow>
-                <w14:textOutline w14:w="0" w14:cap="flat" w14:cmpd="sng" w14:algn="ctr">
-                  <w14:noFill/>
-                  <w14:prstDash w14:val="solid"/>
-                  <w14:round/>
-                </w14:textOutline>
-              </w:rPr>
-              <w:t xml:space="preserve">Aluminum </w:t>
-            </w:r>
-            <w:r>
-              <w:rPr>
-                <w:rStyle w:val="IntenseEmphasis"/>
-                <w:rFonts w:eastAsia="Calibri Light"/>
-                <w:b w:val="0"/>
-                <w:bCs w:val="0"/>
-                <w:i w:val="0"/>
-                <w:iCs w:val="0"/>
-                <w:color w:val="000000" w:themeColor="text1"/>
-                <w:sz w:val="28"/>
-                <w:szCs w:val="28"/>
-                <w14:shadow w14:blurRad="38100" w14:dist="19050" w14:dir="2700000" w14:sx="100000" w14:sy="100000" w14:kx="0" w14:ky="0" w14:algn="tl">
-                  <w14:schemeClr w14:val="dk1">
-                    <w14:alpha w14:val="60000"/>
-                  </w14:schemeClr>
-                </w14:shadow>
-                <w14:textOutline w14:w="0" w14:cap="flat" w14:cmpd="sng" w14:algn="ctr">
-                  <w14:noFill/>
-                  <w14:prstDash w14:val="solid"/>
-                  <w14:round/>
-                </w14:textOutline>
-              </w:rPr>
-              <w:t>Truss</w:t>
-            </w:r>
-          </w:p>
-          <w:p>
-            <w:pPr>
-              <w:rPr>
-                <w:rStyle w:val="IntenseEmphasis"/>
-                <w:rFonts w:eastAsia="Calibri Light"/>
-                <w:b w:val="0"/>
-                <w:bCs w:val="0"/>
-                <w:i w:val="0"/>
-                <w:iCs w:val="0"/>
-                <w:color w:val="000000" w:themeColor="text1"/>
-                <w:sz w:val="28"/>
-                <w:szCs w:val="28"/>
-                <w14:shadow w14:blurRad="38100" w14:dist="19050" w14:dir="2700000" w14:sx="100000" w14:sy="100000" w14:kx="0" w14:ky="0" w14:algn="tl">
-                  <w14:schemeClr w14:val="dk1">
-                    <w14:alpha w14:val="60000"/>
-                  </w14:schemeClr>
-                </w14:shadow>
-                <w14:textOutline w14:w="0" w14:cap="flat" w14:cmpd="sng" w14:algn="ctr">
-                  <w14:noFill/>
-                  <w14:prstDash w14:val="solid"/>
-                  <w14:round/>
-                </w14:textOutline>
-              </w:rPr>
-            </w:pPr>
-          </w:p>
-          <w:p>
-            <w:pPr>
-              <w:pStyle w:val="ListParagraph"/>
-              <w:numPr>
-                <w:ilvl w:val="0"/>
-                <w:numId w:val="21"/>
-              </w:numPr>
-              <w:rPr>
-                <w:rStyle w:val="IntenseEmphasis"/>
-                <w:rFonts w:eastAsia="Calibri Light"/>
-                <w:b w:val="0"/>
-                <w:bCs w:val="0"/>
-                <w:i w:val="0"/>
-                <w:iCs w:val="0"/>
-                <w:color w:val="000000" w:themeColor="text1"/>
-                <w:sz w:val="28"/>
-                <w:szCs w:val="28"/>
-                <w14:shadow w14:blurRad="38100" w14:dist="19050" w14:dir="2700000" w14:sx="100000" w14:sy="100000" w14:kx="0" w14:ky="0" w14:algn="tl">
-                  <w14:schemeClr w14:val="dk1">
-                    <w14:alpha w14:val="60000"/>
-                  </w14:schemeClr>
-                </w14:shadow>
-                <w14:textOutline w14:w="0" w14:cap="flat" w14:cmpd="sng" w14:algn="ctr">
-                  <w14:noFill/>
-                  <w14:prstDash w14:val="solid"/>
-                  <w14:round/>
-                </w14:textOutline>
-              </w:rPr>
-            </w:pPr>
-            <w:r>
-              <w:rPr>
-                <w:rStyle w:val="IntenseEmphasis"/>
-                <w:rFonts w:eastAsia="Calibri Light"/>
-                <w:b w:val="0"/>
-                <w:bCs w:val="0"/>
-                <w:i w:val="0"/>
-                <w:iCs w:val="0"/>
-                <w:color w:val="000000" w:themeColor="text1"/>
-                <w:sz w:val="28"/>
-                <w:szCs w:val="28"/>
-                <w14:shadow w14:blurRad="38100" w14:dist="19050" w14:dir="2700000" w14:sx="100000" w14:sy="100000" w14:kx="0" w14:ky="0" w14:algn="tl">
-                  <w14:schemeClr w14:val="dk1">
-                    <w14:alpha w14:val="60000"/>
-                  </w14:schemeClr>
-                </w14:shadow>
-                <w14:textOutline w14:w="0" w14:cap="flat" w14:cmpd="sng" w14:algn="ctr">
-                  <w14:noFill/>
-                  <w14:prstDash w14:val="solid"/>
-                  <w14:round/>
-                </w14:textOutline>
-              </w:rPr>
-              <w:t>Sharpy Lights, Led Light</w:t>
-            </w:r>
-            <w:r>
-              <w:rPr>
-                <w:rStyle w:val="IntenseEmphasis"/>
-                <w:rFonts w:eastAsia="Calibri Light"/>
-                <w:b w:val="0"/>
-                <w:bCs w:val="0"/>
-                <w:i w:val="0"/>
-                <w:iCs w:val="0"/>
-                <w:color w:val="000000" w:themeColor="text1"/>
-                <w:sz w:val="28"/>
-                <w:szCs w:val="28"/>
-                <w14:shadow w14:blurRad="38100" w14:dist="19050" w14:dir="2700000" w14:sx="100000" w14:sy="100000" w14:kx="0" w14:ky="0" w14:algn="tl">
-                  <w14:schemeClr w14:val="dk1">
-                    <w14:alpha w14:val="60000"/>
-                  </w14:schemeClr>
-                </w14:shadow>
-                <w14:textOutline w14:w="0" w14:cap="flat" w14:cmpd="sng" w14:algn="ctr">
-                  <w14:noFill/>
-                  <w14:prstDash w14:val="solid"/>
-                  <w14:round/>
-                </w14:textOutline>
-              </w:rPr>
-              <w:t>s, Blinder</w:t>
-            </w:r>
-            <w:r>
-              <w:rPr>
-                <w:rStyle w:val="IntenseEmphasis"/>
-                <w:rFonts w:eastAsia="Calibri Light"/>
-                <w:b w:val="0"/>
-                <w:bCs w:val="0"/>
-                <w:i w:val="0"/>
-                <w:iCs w:val="0"/>
-                <w:color w:val="000000" w:themeColor="text1"/>
-                <w:sz w:val="28"/>
-                <w:szCs w:val="28"/>
-                <w14:shadow w14:blurRad="38100" w14:dist="19050" w14:dir="2700000" w14:sx="100000" w14:sy="100000" w14:kx="0" w14:ky="0" w14:algn="tl">
-                  <w14:schemeClr w14:val="dk1">
-                    <w14:alpha w14:val="60000"/>
-                  </w14:schemeClr>
-                </w14:shadow>
-                <w14:textOutline w14:w="0" w14:cap="flat" w14:cmpd="sng" w14:algn="ctr">
-                  <w14:noFill/>
-                  <w14:prstDash w14:val="solid"/>
-                  <w14:round/>
-                </w14:textOutline>
-              </w:rPr>
-              <w:t xml:space="preserve"> &amp; Flushers </w:t>
-            </w:r>
-          </w:p>
-          <w:p>
-            <w:pPr>
-              <w:rPr>
-                <w:rStyle w:val="IntenseEmphasis"/>
-                <w:rFonts w:eastAsia="Calibri Light"/>
-                <w:b w:val="0"/>
-                <w:bCs w:val="0"/>
-                <w:i w:val="0"/>
-                <w:iCs w:val="0"/>
-                <w:color w:val="000000" w:themeColor="text1"/>
-                <w:sz w:val="28"/>
-                <w:szCs w:val="28"/>
-                <w14:shadow w14:blurRad="38100" w14:dist="19050" w14:dir="2700000" w14:sx="100000" w14:sy="100000" w14:kx="0" w14:ky="0" w14:algn="tl">
-                  <w14:schemeClr w14:val="dk1">
-                    <w14:alpha w14:val="60000"/>
-                  </w14:schemeClr>
-                </w14:shadow>
-                <w14:textOutline w14:w="0" w14:cap="flat" w14:cmpd="sng" w14:algn="ctr">
-                  <w14:noFill/>
-                  <w14:prstDash w14:val="solid"/>
-                  <w14:round/>
-                </w14:textOutline>
-              </w:rPr>
-            </w:pPr>
-          </w:p>
-          <w:p>
-            <w:pPr>
-              <w:pStyle w:val="ListParagraph"/>
-              <w:numPr>
-                <w:ilvl w:val="0"/>
-                <w:numId w:val="21"/>
-              </w:numPr>
-              <w:rPr>
-                <w:rStyle w:val="IntenseEmphasis"/>
-                <w:rFonts w:eastAsia="Calibri Light"/>
-                <w:b w:val="0"/>
-                <w:bCs w:val="0"/>
-                <w:i w:val="0"/>
-                <w:iCs w:val="0"/>
-                <w:color w:val="000000" w:themeColor="text1"/>
-                <w:sz w:val="28"/>
-                <w:szCs w:val="28"/>
-                <w14:shadow w14:blurRad="38100" w14:dist="19050" w14:dir="2700000" w14:sx="100000" w14:sy="100000" w14:kx="0" w14:ky="0" w14:algn="tl">
-                  <w14:schemeClr w14:val="dk1">
-                    <w14:alpha w14:val="60000"/>
-                  </w14:schemeClr>
-                </w14:shadow>
-                <w14:textOutline w14:w="0" w14:cap="flat" w14:cmpd="sng" w14:algn="ctr">
-                  <w14:noFill/>
-                  <w14:prstDash w14:val="solid"/>
-                  <w14:round/>
-                </w14:textOutline>
-              </w:rPr>
-            </w:pPr>
-            <w:r>
-              <w:rPr>
-                <w:rStyle w:val="IntenseEmphasis"/>
-                <w:rFonts w:eastAsia="Calibri Light"/>
-                <w:b w:val="0"/>
-                <w:bCs w:val="0"/>
-                <w:i w:val="0"/>
-                <w:iCs w:val="0"/>
-                <w:color w:val="000000" w:themeColor="text1"/>
-                <w:sz w:val="28"/>
-                <w:szCs w:val="28"/>
-                <w14:shadow w14:blurRad="38100" w14:dist="19050" w14:dir="2700000" w14:sx="100000" w14:sy="100000" w14:kx="0" w14:ky="0" w14:algn="tl">
-                  <w14:schemeClr w14:val="dk1">
-                    <w14:alpha w14:val="60000"/>
-                  </w14:schemeClr>
-                </w14:shadow>
-                <w14:textOutline w14:w="0" w14:cap="flat" w14:cmpd="sng" w14:algn="ctr">
-                  <w14:noFill/>
-                  <w14:prstDash w14:val="solid"/>
-                  <w14:round/>
-                </w14:textOutline>
-              </w:rPr>
-              <w:t>Light Operator</w:t>
-            </w:r>
-          </w:p>
-          <w:p>
-            <w:pPr>
-              <w:rPr>
-                <w:rFonts w:cstheme="minorHAnsi"/>
-                <w:sz w:val="24"/>
-                <w:szCs w:val="24"/>
-              </w:rPr>
-            </w:pPr>
-          </w:p>
-        </w:tc>
-      </w:tr>
-      <w:tr>
-        <w:trPr>
-          <w:trHeight w:val="584"/>
-        </w:trPr>
-        <w:tc>
-          <w:tcPr>
-            <w:tcW w:w="9358" w:type="dxa"/>
-          </w:tcPr>
-          <w:p>
-            <w:pPr>
-              <w:rPr>
                 <w:rFonts w:cstheme="minorHAnsi"/>
                 <w:sz w:val="24"/>
                 <w:szCs w:val="24"/>
@@ -3997,88 +4223,6 @@
               </w:rPr>
               <w:t xml:space="preserve"> </w:t>
             </w:r>
-          </w:p>
-        </w:tc>
-      </w:tr>
-      <w:tr>
-        <w:trPr>
-          <w:trHeight w:val="563"/>
-        </w:trPr>
-        <w:tc>
-          <w:tcPr>
-            <w:tcW w:w="9358" w:type="dxa"/>
-          </w:tcPr>
-          <w:p>
-            <w:pPr>
-              <w:rPr>
-                <w:rFonts w:cstheme="minorHAnsi"/>
-                <w:sz w:val="24"/>
-                <w:szCs w:val="24"/>
-              </w:rPr>
-            </w:pPr>
-          </w:p>
-          <w:p>
-            <w:pPr>
-              <w:pStyle w:val="ListParagraph"/>
-              <w:numPr>
-                <w:ilvl w:val="0"/>
-                <w:numId w:val="23"/>
-              </w:numPr>
-              <w:rPr>
-                <w:rStyle w:val="IntenseEmphasis"/>
-                <w:rFonts w:eastAsia="Calibri Light"/>
-                <w:b w:val="0"/>
-                <w:bCs w:val="0"/>
-                <w:i w:val="0"/>
-                <w:iCs w:val="0"/>
-                <w:color w:val="000000" w:themeColor="text1"/>
-                <w:sz w:val="28"/>
-                <w:szCs w:val="28"/>
-                <w14:shadow w14:blurRad="38100" w14:dist="19050" w14:dir="2700000" w14:sx="100000" w14:sy="100000" w14:kx="0" w14:ky="0" w14:algn="tl">
-                  <w14:schemeClr w14:val="dk1">
-                    <w14:alpha w14:val="60000"/>
-                  </w14:schemeClr>
-                </w14:shadow>
-                <w14:textOutline w14:w="0" w14:cap="flat" w14:cmpd="sng" w14:algn="ctr">
-                  <w14:noFill/>
-                  <w14:prstDash w14:val="solid"/>
-                  <w14:round/>
-                </w14:textOutline>
-              </w:rPr>
-            </w:pPr>
-            <w:r>
-              <w:rPr>
-                <w:rStyle w:val="IntenseEmphasis"/>
-                <w:rFonts w:eastAsia="Calibri Light"/>
-                <w:b w:val="0"/>
-                <w:bCs w:val="0"/>
-                <w:i w:val="0"/>
-                <w:iCs w:val="0"/>
-                <w:color w:val="000000" w:themeColor="text1"/>
-                <w:sz w:val="28"/>
-                <w:szCs w:val="28"/>
-                <w14:shadow w14:blurRad="38100" w14:dist="19050" w14:dir="2700000" w14:sx="100000" w14:sy="100000" w14:kx="0" w14:ky="0" w14:algn="tl">
-                  <w14:schemeClr w14:val="dk1">
-                    <w14:alpha w14:val="60000"/>
-                  </w14:schemeClr>
-                </w14:shadow>
-                <w14:textOutline w14:w="0" w14:cap="flat" w14:cmpd="sng" w14:algn="ctr">
-                  <w14:noFill/>
-                  <w14:prstDash w14:val="solid"/>
-                  <w14:round/>
-                </w14:textOutline>
-              </w:rPr>
-              <w:t>Anchor</w:t>
-            </w:r>
-          </w:p>
-          <w:p>
-            <w:pPr>
-              <w:rPr>
-                <w:rFonts w:cstheme="minorHAnsi"/>
-                <w:sz w:val="24"/>
-                <w:szCs w:val="24"/>
-              </w:rPr>
-            </w:pPr>
           </w:p>
         </w:tc>
       </w:tr>
@@ -5422,6 +5566,46 @@
           <w:b/>
           <w:bCs/>
           <w:color w:val="538135" w:themeColor="accent6" w:themeShade="BF"/>
+        </w:rPr>
+      </w:pPr>
+    </w:p>
+    <w:p>
+      <w:pPr>
+        <w:rPr>
+          <w:rFonts w:asciiTheme="majorHAnsi" w:eastAsiaTheme="majorEastAsia" w:hAnsiTheme="majorHAnsi" w:cstheme="majorBidi"/>
+          <w:b/>
+          <w:bCs/>
+          <w:color w:val="538135" w:themeColor="accent6" w:themeShade="BF"/>
+        </w:rPr>
+      </w:pPr>
+    </w:p>
+    <w:p>
+      <w:pPr>
+        <w:rPr>
+          <w:rFonts w:asciiTheme="majorHAnsi" w:eastAsiaTheme="majorEastAsia" w:hAnsiTheme="majorHAnsi" w:cstheme="majorBidi"/>
+          <w:b/>
+          <w:bCs/>
+          <w:color w:val="538135" w:themeColor="accent6" w:themeShade="BF"/>
+        </w:rPr>
+      </w:pPr>
+    </w:p>
+    <w:p>
+      <w:pPr>
+        <w:rPr>
+          <w:rFonts w:asciiTheme="majorHAnsi" w:eastAsiaTheme="majorEastAsia" w:hAnsiTheme="majorHAnsi" w:cstheme="majorBidi"/>
+          <w:b/>
+          <w:bCs/>
+          <w:color w:val="538135" w:themeColor="accent6" w:themeShade="BF"/>
+        </w:rPr>
+      </w:pPr>
+    </w:p>
+    <w:p>
+      <w:pPr>
+        <w:rPr>
+          <w:rFonts w:asciiTheme="majorHAnsi" w:eastAsiaTheme="majorEastAsia" w:hAnsiTheme="majorHAnsi" w:cstheme="majorBidi"/>
+          <w:b/>
+          <w:bCs/>
+          <w:color w:val="538135" w:themeColor="accent6" w:themeShade="BF"/>
           <w:sz w:val="28"/>
           <w:szCs w:val="28"/>
         </w:rPr>
@@ -5488,6 +5672,7 @@
                   <w14:round/>
                 </w14:textOutline>
               </w:rPr>
+              <w:lastRenderedPageBreak/>
               <w:t xml:space="preserve">Date </w:t>
             </w:r>
             <w:r>
@@ -6078,12 +6263,7 @@
             <w:pPr>
               <w:pStyle w:val="ListParagraph"/>
               <w:rPr>
-                <w:rStyle w:val="IntenseEmphasis"/>
-                <w:rFonts w:eastAsia="Calibri Light"/>
-                <w:b w:val="0"/>
-                <w:bCs w:val="0"/>
-                <w:i w:val="0"/>
-                <w:iCs w:val="0"/>
+                <w:rFonts w:eastAsia="Calibri Light"/>
                 <w:color w:val="000000" w:themeColor="text1"/>
                 <w:sz w:val="28"/>
                 <w:szCs w:val="28"/>
@@ -6123,32 +6303,30 @@
               </w:rPr>
               <w:t>[Professional DJ Jockey]</w:t>
             </w:r>
-          </w:p>
-          <w:p>
-            <w:pPr>
-              <w:pStyle w:val="ListParagraph"/>
-              <w:rPr>
-                <w:rStyle w:val="IntenseEmphasis"/>
-                <w:rFonts w:eastAsia="Calibri Light"/>
-                <w:b w:val="0"/>
-                <w:bCs w:val="0"/>
-                <w:i w:val="0"/>
-                <w:iCs w:val="0"/>
-                <w:color w:val="000000" w:themeColor="text1"/>
-                <w:sz w:val="28"/>
-                <w:szCs w:val="28"/>
-                <w14:shadow w14:blurRad="38100" w14:dist="19050" w14:dir="2700000" w14:sx="100000" w14:sy="100000" w14:kx="0" w14:ky="0" w14:algn="tl">
-                  <w14:schemeClr w14:val="dk1">
-                    <w14:alpha w14:val="60000"/>
-                  </w14:schemeClr>
-                </w14:shadow>
-                <w14:textOutline w14:w="0" w14:cap="flat" w14:cmpd="sng" w14:algn="ctr">
-                  <w14:noFill/>
-                  <w14:prstDash w14:val="solid"/>
-                  <w14:round/>
-                </w14:textOutline>
-              </w:rPr>
-            </w:pPr>
+            <w:r>
+              <w:rPr>
+                <w:rStyle w:val="IntenseEmphasis"/>
+                <w:rFonts w:eastAsia="Calibri Light"/>
+                <w:b w:val="0"/>
+                <w:bCs w:val="0"/>
+                <w:i w:val="0"/>
+                <w:iCs w:val="0"/>
+                <w:color w:val="000000" w:themeColor="text1"/>
+                <w:sz w:val="28"/>
+                <w:szCs w:val="28"/>
+                <w14:shadow w14:blurRad="38100" w14:dist="19050" w14:dir="2700000" w14:sx="100000" w14:sy="100000" w14:kx="0" w14:ky="0" w14:algn="tl">
+                  <w14:schemeClr w14:val="dk1">
+                    <w14:alpha w14:val="60000"/>
+                  </w14:schemeClr>
+                </w14:shadow>
+                <w14:textOutline w14:w="0" w14:cap="flat" w14:cmpd="sng" w14:algn="ctr">
+                  <w14:noFill/>
+                  <w14:prstDash w14:val="solid"/>
+                  <w14:round/>
+                </w14:textOutline>
+              </w:rPr>
+              <w:t xml:space="preserve"> </w:t>
+            </w:r>
             <w:r>
               <w:rPr>
                 <w:rStyle w:val="IntenseEmphasis"/>
@@ -6197,15 +6375,6 @@
               </w:rPr>
               <w:t>]</w:t>
             </w:r>
-          </w:p>
-          <w:p>
-            <w:pPr>
-              <w:rPr>
-                <w:rFonts w:cstheme="minorHAnsi"/>
-                <w:sz w:val="24"/>
-                <w:szCs w:val="24"/>
-              </w:rPr>
-            </w:pPr>
           </w:p>
         </w:tc>
       </w:tr>
@@ -6612,8 +6781,82 @@
                   <w14:round/>
                 </w14:textOutline>
               </w:rPr>
+              <w:t>B</w:t>
+            </w:r>
+            <w:r>
+              <w:rPr>
+                <w:rStyle w:val="IntenseEmphasis"/>
+                <w:rFonts w:eastAsia="Calibri Light"/>
+                <w:b w:val="0"/>
+                <w:bCs w:val="0"/>
+                <w:i w:val="0"/>
+                <w:iCs w:val="0"/>
+                <w:color w:val="000000" w:themeColor="text1"/>
+                <w:sz w:val="28"/>
+                <w:szCs w:val="28"/>
+                <w14:shadow w14:blurRad="38100" w14:dist="19050" w14:dir="2700000" w14:sx="100000" w14:sy="100000" w14:kx="0" w14:ky="0" w14:algn="tl">
+                  <w14:schemeClr w14:val="dk1">
+                    <w14:alpha w14:val="60000"/>
+                  </w14:schemeClr>
+                </w14:shadow>
+                <w14:textOutline w14:w="0" w14:cap="flat" w14:cmpd="sng" w14:algn="ctr">
+                  <w14:noFill/>
+                  <w14:prstDash w14:val="solid"/>
+                  <w14:round/>
+                </w14:textOutline>
+              </w:rPr>
+              <w:t xml:space="preserve">arat </w:t>
+            </w:r>
+            <w:r>
+              <w:rPr>
+                <w:rStyle w:val="IntenseEmphasis"/>
+                <w:rFonts w:eastAsia="Calibri Light"/>
+                <w:b w:val="0"/>
+                <w:bCs w:val="0"/>
+                <w:i w:val="0"/>
+                <w:iCs w:val="0"/>
+                <w:color w:val="000000" w:themeColor="text1"/>
+                <w:sz w:val="28"/>
+                <w:szCs w:val="28"/>
+                <w14:shadow w14:blurRad="38100" w14:dist="19050" w14:dir="2700000" w14:sx="100000" w14:sy="100000" w14:kx="0" w14:ky="0" w14:algn="tl">
+                  <w14:schemeClr w14:val="dk1">
+                    <w14:alpha w14:val="60000"/>
+                  </w14:schemeClr>
+                </w14:shadow>
+                <w14:textOutline w14:w="0" w14:cap="flat" w14:cmpd="sng" w14:algn="ctr">
+                  <w14:noFill/>
+                  <w14:prstDash w14:val="solid"/>
+                  <w14:round/>
+                </w14:textOutline>
+              </w:rPr>
               <w:t xml:space="preserve">Baghi </w:t>
             </w:r>
+          </w:p>
+          <w:p>
+            <w:pPr>
+              <w:jc w:val="both"/>
+              <w:rPr>
+                <w:rStyle w:val="IntenseEmphasis"/>
+                <w:rFonts w:eastAsia="Calibri Light"/>
+                <w:b w:val="0"/>
+                <w:bCs w:val="0"/>
+                <w:i w:val="0"/>
+                <w:iCs w:val="0"/>
+                <w:color w:val="000000" w:themeColor="text1"/>
+                <w:sz w:val="28"/>
+                <w:szCs w:val="28"/>
+                <w14:shadow w14:blurRad="38100" w14:dist="19050" w14:dir="2700000" w14:sx="100000" w14:sy="100000" w14:kx="0" w14:ky="0" w14:algn="tl">
+                  <w14:schemeClr w14:val="dk1">
+                    <w14:alpha w14:val="60000"/>
+                  </w14:schemeClr>
+                </w14:shadow>
+                <w14:textOutline w14:w="0" w14:cap="flat" w14:cmpd="sng" w14:algn="ctr">
+                  <w14:noFill/>
+                  <w14:prstDash w14:val="solid"/>
+                  <w14:round/>
+                </w14:textOutline>
+              </w:rPr>
+            </w:pPr>
           </w:p>
         </w:tc>
       </w:tr>
@@ -6851,6 +7094,54 @@
               </w:rPr>
               <w:t>Confetti</w:t>
             </w:r>
+            <w:r>
+              <w:rPr>
+                <w:rStyle w:val="IntenseEmphasis"/>
+                <w:rFonts w:eastAsia="Calibri Light"/>
+                <w:b w:val="0"/>
+                <w:bCs w:val="0"/>
+                <w:i w:val="0"/>
+                <w:iCs w:val="0"/>
+                <w:color w:val="000000" w:themeColor="text1"/>
+                <w:sz w:val="28"/>
+                <w:szCs w:val="28"/>
+                <w14:shadow w14:blurRad="38100" w14:dist="19050" w14:dir="2700000" w14:sx="100000" w14:sy="100000" w14:kx="0" w14:ky="0" w14:algn="tl">
+                  <w14:schemeClr w14:val="dk1">
+                    <w14:alpha w14:val="60000"/>
+                  </w14:schemeClr>
+                </w14:shadow>
+                <w14:textOutline w14:w="0" w14:cap="flat" w14:cmpd="sng" w14:algn="ctr">
+                  <w14:noFill/>
+                  <w14:prstDash w14:val="solid"/>
+                  <w14:round/>
+                </w14:textOutline>
+              </w:rPr>
+              <w:t xml:space="preserve"> </w:t>
+            </w:r>
+            <w:r>
+              <w:rPr>
+                <w:rStyle w:val="IntenseEmphasis"/>
+                <w:rFonts w:eastAsia="Calibri Light"/>
+                <w:b w:val="0"/>
+                <w:bCs w:val="0"/>
+                <w:i w:val="0"/>
+                <w:iCs w:val="0"/>
+                <w:color w:val="000000" w:themeColor="text1"/>
+                <w:sz w:val="28"/>
+                <w:szCs w:val="28"/>
+                <w14:shadow w14:blurRad="38100" w14:dist="19050" w14:dir="2700000" w14:sx="100000" w14:sy="100000" w14:kx="0" w14:ky="0" w14:algn="tl">
+                  <w14:schemeClr w14:val="dk1">
+                    <w14:alpha w14:val="60000"/>
+                  </w14:schemeClr>
+                </w14:shadow>
+                <w14:textOutline w14:w="0" w14:cap="flat" w14:cmpd="sng" w14:algn="ctr">
+                  <w14:noFill/>
+                  <w14:prstDash w14:val="solid"/>
+                  <w14:round/>
+                </w14:textOutline>
+              </w:rPr>
+              <w:t>Gun</w:t>
+            </w:r>
           </w:p>
           <w:p>
             <w:pPr>
@@ -6946,6 +7237,586 @@
                 </w14:textOutline>
               </w:rPr>
               <w:t>]</w:t>
+            </w:r>
+          </w:p>
+        </w:tc>
+      </w:tr>
+    </w:tbl>
+    <w:p>
+      <w:pPr>
+        <w:rPr>
+          <w:rFonts w:asciiTheme="majorHAnsi" w:eastAsiaTheme="majorEastAsia" w:hAnsiTheme="majorHAnsi" w:cstheme="majorBidi"/>
+          <w:b/>
+          <w:bCs/>
+          <w:color w:val="538135" w:themeColor="accent6" w:themeShade="BF"/>
+          <w:sz w:val="28"/>
+          <w:szCs w:val="28"/>
+        </w:rPr>
+      </w:pPr>
+    </w:p>
+    <w:p>
+      <w:pPr>
+        <w:rPr>
+          <w:rFonts w:asciiTheme="majorHAnsi" w:eastAsiaTheme="majorEastAsia" w:hAnsiTheme="majorHAnsi" w:cstheme="majorBidi"/>
+          <w:b/>
+          <w:bCs/>
+          <w:color w:val="538135" w:themeColor="accent6" w:themeShade="BF"/>
+          <w:sz w:val="28"/>
+          <w:szCs w:val="28"/>
+        </w:rPr>
+      </w:pPr>
+    </w:p>
+    <w:tbl>
+      <w:tblPr>
+        <w:tblStyle w:val="ListTable3-Accent4"/>
+        <w:tblW w:w="0" w:type="auto"/>
+        <w:tblLook w:val="04A0" w:firstRow="1" w:lastRow="0" w:firstColumn="1" w:lastColumn="0" w:noHBand="0" w:noVBand="1"/>
+      </w:tblPr>
+      <w:tblGrid>
+        <w:gridCol w:w="4675"/>
+        <w:gridCol w:w="4675"/>
+      </w:tblGrid>
+      <w:tr>
+        <w:trPr>
+          <w:cnfStyle w:val="100000000000" w:firstRow="1" w:lastRow="0" w:firstColumn="0" w:lastColumn="0" w:oddVBand="0" w:evenVBand="0" w:oddHBand="0" w:evenHBand="0" w:firstRowFirstColumn="0" w:firstRowLastColumn="0" w:lastRowFirstColumn="0" w:lastRowLastColumn="0"/>
+        </w:trPr>
+        <w:tc>
+          <w:tcPr>
+            <w:cnfStyle w:val="001000000100" w:firstRow="0" w:lastRow="0" w:firstColumn="1" w:lastColumn="0" w:oddVBand="0" w:evenVBand="0" w:oddHBand="0" w:evenHBand="0" w:firstRowFirstColumn="1" w:firstRowLastColumn="0" w:lastRowFirstColumn="0" w:lastRowLastColumn="0"/>
+            <w:tcW w:w="9350" w:type="dxa"/>
+            <w:gridSpan w:val="2"/>
+          </w:tcPr>
+          <w:p>
+            <w:pPr>
+              <w:jc w:val="center"/>
+              <w:rPr>
+                <w:rStyle w:val="IntenseEmphasis"/>
+                <w:rFonts w:eastAsia="Calibri Light"/>
+                <w:i w:val="0"/>
+                <w:iCs w:val="0"/>
+                <w:color w:val="000000" w:themeColor="text1"/>
+                <w:sz w:val="32"/>
+                <w:szCs w:val="32"/>
+                <w14:shadow w14:blurRad="38100" w14:dist="19050" w14:dir="2700000" w14:sx="100000" w14:sy="100000" w14:kx="0" w14:ky="0" w14:algn="tl">
+                  <w14:schemeClr w14:val="dk1">
+                    <w14:alpha w14:val="60000"/>
+                  </w14:schemeClr>
+                </w14:shadow>
+                <w14:textOutline w14:w="0" w14:cap="flat" w14:cmpd="sng" w14:algn="ctr">
+                  <w14:noFill/>
+                  <w14:prstDash w14:val="solid"/>
+                  <w14:round/>
+                </w14:textOutline>
+              </w:rPr>
+            </w:pPr>
+            <w:r>
+              <w:rPr>
+                <w:rStyle w:val="IntenseEmphasis"/>
+                <w:rFonts w:eastAsia="Calibri Light"/>
+                <w:i w:val="0"/>
+                <w:iCs w:val="0"/>
+                <w:color w:val="000000" w:themeColor="text1"/>
+                <w:sz w:val="32"/>
+                <w:szCs w:val="32"/>
+                <w14:shadow w14:blurRad="38100" w14:dist="19050" w14:dir="2700000" w14:sx="100000" w14:sy="100000" w14:kx="0" w14:ky="0" w14:algn="tl">
+                  <w14:schemeClr w14:val="dk1">
+                    <w14:alpha w14:val="60000"/>
+                  </w14:schemeClr>
+                </w14:shadow>
+                <w14:textOutline w14:w="0" w14:cap="flat" w14:cmpd="sng" w14:algn="ctr">
+                  <w14:noFill/>
+                  <w14:prstDash w14:val="solid"/>
+                  <w14:round/>
+                </w14:textOutline>
+              </w:rPr>
+              <w:lastRenderedPageBreak/>
+              <w:t>DEAL</w:t>
+            </w:r>
+          </w:p>
+        </w:tc>
+      </w:tr>
+      <w:tr>
+        <w:trPr>
+          <w:cnfStyle w:val="000000100000" w:firstRow="0" w:lastRow="0" w:firstColumn="0" w:lastColumn="0" w:oddVBand="0" w:evenVBand="0" w:oddHBand="1" w:evenHBand="0" w:firstRowFirstColumn="0" w:firstRowLastColumn="0" w:lastRowFirstColumn="0" w:lastRowLastColumn="0"/>
+        </w:trPr>
+        <w:tc>
+          <w:tcPr>
+            <w:cnfStyle w:val="001000000000" w:firstRow="0" w:lastRow="0" w:firstColumn="1" w:lastColumn="0" w:oddVBand="0" w:evenVBand="0" w:oddHBand="0" w:evenHBand="0" w:firstRowFirstColumn="0" w:firstRowLastColumn="0" w:lastRowFirstColumn="0" w:lastRowLastColumn="0"/>
+            <w:tcW w:w="4675" w:type="dxa"/>
+          </w:tcPr>
+          <w:p>
+            <w:pPr>
+              <w:rPr>
+                <w:rStyle w:val="IntenseEmphasis"/>
+                <w:rFonts w:eastAsia="Calibri Light"/>
+                <w:i w:val="0"/>
+                <w:iCs w:val="0"/>
+                <w:color w:val="000000" w:themeColor="text1"/>
+                <w:sz w:val="32"/>
+                <w:szCs w:val="32"/>
+                <w14:shadow w14:blurRad="38100" w14:dist="19050" w14:dir="2700000" w14:sx="100000" w14:sy="100000" w14:kx="0" w14:ky="0" w14:algn="tl">
+                  <w14:schemeClr w14:val="dk1">
+                    <w14:alpha w14:val="60000"/>
+                  </w14:schemeClr>
+                </w14:shadow>
+                <w14:textOutline w14:w="0" w14:cap="flat" w14:cmpd="sng" w14:algn="ctr">
+                  <w14:noFill/>
+                  <w14:prstDash w14:val="solid"/>
+                  <w14:round/>
+                </w14:textOutline>
+              </w:rPr>
+            </w:pPr>
+            <w:r>
+              <w:rPr>
+                <w:rStyle w:val="IntenseEmphasis"/>
+                <w:rFonts w:eastAsia="Calibri Light"/>
+                <w:i w:val="0"/>
+                <w:iCs w:val="0"/>
+                <w:color w:val="000000" w:themeColor="text1"/>
+                <w:sz w:val="32"/>
+                <w:szCs w:val="32"/>
+                <w14:shadow w14:blurRad="38100" w14:dist="19050" w14:dir="2700000" w14:sx="100000" w14:sy="100000" w14:kx="0" w14:ky="0" w14:algn="tl">
+                  <w14:schemeClr w14:val="dk1">
+                    <w14:alpha w14:val="60000"/>
+                  </w14:schemeClr>
+                </w14:shadow>
+                <w14:textOutline w14:w="0" w14:cap="flat" w14:cmpd="sng" w14:algn="ctr">
+                  <w14:noFill/>
+                  <w14:prstDash w14:val="solid"/>
+                  <w14:round/>
+                </w14:textOutline>
+              </w:rPr>
+              <w:t>Total Amount Entertainment</w:t>
+            </w:r>
+          </w:p>
+        </w:tc>
+        <w:tc>
+          <w:tcPr>
+            <w:tcW w:w="4675" w:type="dxa"/>
+          </w:tcPr>
+          <w:p>
+            <w:pPr>
+              <w:cnfStyle w:val="000000100000" w:firstRow="0" w:lastRow="0" w:firstColumn="0" w:lastColumn="0" w:oddVBand="0" w:evenVBand="0" w:oddHBand="1" w:evenHBand="0" w:firstRowFirstColumn="0" w:firstRowLastColumn="0" w:lastRowFirstColumn="0" w:lastRowLastColumn="0"/>
+              <w:rPr>
+                <w:rStyle w:val="IntenseEmphasis"/>
+                <w:rFonts w:eastAsia="Calibri Light"/>
+                <w:b w:val="0"/>
+                <w:bCs w:val="0"/>
+                <w:i w:val="0"/>
+                <w:iCs w:val="0"/>
+                <w:color w:val="000000" w:themeColor="text1"/>
+                <w:sz w:val="32"/>
+                <w:szCs w:val="32"/>
+                <w14:shadow w14:blurRad="38100" w14:dist="19050" w14:dir="2700000" w14:sx="100000" w14:sy="100000" w14:kx="0" w14:ky="0" w14:algn="tl">
+                  <w14:schemeClr w14:val="dk1">
+                    <w14:alpha w14:val="60000"/>
+                  </w14:schemeClr>
+                </w14:shadow>
+                <w14:textOutline w14:w="0" w14:cap="flat" w14:cmpd="sng" w14:algn="ctr">
+                  <w14:noFill/>
+                  <w14:prstDash w14:val="solid"/>
+                  <w14:round/>
+                </w14:textOutline>
+              </w:rPr>
+            </w:pPr>
+            <w:r>
+              <w:rPr>
+                <w:rStyle w:val="IntenseEmphasis"/>
+                <w:rFonts w:eastAsia="Calibri Light"/>
+                <w:b w:val="0"/>
+                <w:bCs w:val="0"/>
+                <w:i w:val="0"/>
+                <w:iCs w:val="0"/>
+                <w:color w:val="000000" w:themeColor="text1"/>
+                <w:sz w:val="32"/>
+                <w:szCs w:val="32"/>
+                <w14:shadow w14:blurRad="38100" w14:dist="19050" w14:dir="2700000" w14:sx="100000" w14:sy="100000" w14:kx="0" w14:ky="0" w14:algn="tl">
+                  <w14:schemeClr w14:val="dk1">
+                    <w14:alpha w14:val="60000"/>
+                  </w14:schemeClr>
+                </w14:shadow>
+                <w14:textOutline w14:w="0" w14:cap="flat" w14:cmpd="sng" w14:algn="ctr">
+                  <w14:noFill/>
+                  <w14:prstDash w14:val="solid"/>
+                  <w14:round/>
+                </w14:textOutline>
+              </w:rPr>
+              <w:t>7,20,000</w:t>
+            </w:r>
+            <w:r>
+              <w:rPr>
+                <w:rStyle w:val="IntenseEmphasis"/>
+                <w:rFonts w:eastAsia="Calibri Light"/>
+                <w:b w:val="0"/>
+                <w:bCs w:val="0"/>
+                <w:i w:val="0"/>
+                <w:iCs w:val="0"/>
+                <w:color w:val="000000" w:themeColor="text1"/>
+                <w:sz w:val="32"/>
+                <w:szCs w:val="32"/>
+                <w14:shadow w14:blurRad="38100" w14:dist="19050" w14:dir="2700000" w14:sx="100000" w14:sy="100000" w14:kx="0" w14:ky="0" w14:algn="tl">
+                  <w14:schemeClr w14:val="dk1">
+                    <w14:alpha w14:val="60000"/>
+                  </w14:schemeClr>
+                </w14:shadow>
+                <w14:textOutline w14:w="0" w14:cap="flat" w14:cmpd="sng" w14:algn="ctr">
+                  <w14:noFill/>
+                  <w14:prstDash w14:val="solid"/>
+                  <w14:round/>
+                </w14:textOutline>
+              </w:rPr>
+              <w:t xml:space="preserve"> /-</w:t>
+            </w:r>
+          </w:p>
+        </w:tc>
+      </w:tr>
+      <w:tr>
+        <w:tc>
+          <w:tcPr>
+            <w:cnfStyle w:val="001000000000" w:firstRow="0" w:lastRow="0" w:firstColumn="1" w:lastColumn="0" w:oddVBand="0" w:evenVBand="0" w:oddHBand="0" w:evenHBand="0" w:firstRowFirstColumn="0" w:firstRowLastColumn="0" w:lastRowFirstColumn="0" w:lastRowLastColumn="0"/>
+            <w:tcW w:w="4675" w:type="dxa"/>
+          </w:tcPr>
+          <w:p>
+            <w:pPr>
+              <w:rPr>
+                <w:rStyle w:val="IntenseEmphasis"/>
+                <w:rFonts w:eastAsia="Calibri Light"/>
+                <w:i w:val="0"/>
+                <w:iCs w:val="0"/>
+                <w:color w:val="000000" w:themeColor="text1"/>
+                <w:sz w:val="32"/>
+                <w:szCs w:val="32"/>
+                <w14:shadow w14:blurRad="38100" w14:dist="19050" w14:dir="2700000" w14:sx="100000" w14:sy="100000" w14:kx="0" w14:ky="0" w14:algn="tl">
+                  <w14:schemeClr w14:val="dk1">
+                    <w14:alpha w14:val="60000"/>
+                  </w14:schemeClr>
+                </w14:shadow>
+                <w14:textOutline w14:w="0" w14:cap="flat" w14:cmpd="sng" w14:algn="ctr">
+                  <w14:noFill/>
+                  <w14:prstDash w14:val="solid"/>
+                  <w14:round/>
+                </w14:textOutline>
+              </w:rPr>
+            </w:pPr>
+            <w:r>
+              <w:rPr>
+                <w:rStyle w:val="IntenseEmphasis"/>
+                <w:rFonts w:eastAsia="Calibri Light"/>
+                <w:i w:val="0"/>
+                <w:iCs w:val="0"/>
+                <w:color w:val="000000" w:themeColor="text1"/>
+                <w:sz w:val="32"/>
+                <w:szCs w:val="32"/>
+                <w14:shadow w14:blurRad="38100" w14:dist="19050" w14:dir="2700000" w14:sx="100000" w14:sy="100000" w14:kx="0" w14:ky="0" w14:algn="tl">
+                  <w14:schemeClr w14:val="dk1">
+                    <w14:alpha w14:val="60000"/>
+                  </w14:schemeClr>
+                </w14:shadow>
+                <w14:textOutline w14:w="0" w14:cap="flat" w14:cmpd="sng" w14:algn="ctr">
+                  <w14:noFill/>
+                  <w14:prstDash w14:val="solid"/>
+                  <w14:round/>
+                </w14:textOutline>
+              </w:rPr>
+              <w:t>Total Amount Photography</w:t>
+            </w:r>
+          </w:p>
+        </w:tc>
+        <w:tc>
+          <w:tcPr>
+            <w:tcW w:w="4675" w:type="dxa"/>
+          </w:tcPr>
+          <w:p>
+            <w:pPr>
+              <w:cnfStyle w:val="000000000000" w:firstRow="0" w:lastRow="0" w:firstColumn="0" w:lastColumn="0" w:oddVBand="0" w:evenVBand="0" w:oddHBand="0" w:evenHBand="0" w:firstRowFirstColumn="0" w:firstRowLastColumn="0" w:lastRowFirstColumn="0" w:lastRowLastColumn="0"/>
+              <w:rPr>
+                <w:rStyle w:val="IntenseEmphasis"/>
+                <w:rFonts w:eastAsia="Calibri Light"/>
+                <w:b w:val="0"/>
+                <w:bCs w:val="0"/>
+                <w:i w:val="0"/>
+                <w:iCs w:val="0"/>
+                <w:color w:val="000000" w:themeColor="text1"/>
+                <w:sz w:val="32"/>
+                <w:szCs w:val="32"/>
+                <w14:shadow w14:blurRad="38100" w14:dist="19050" w14:dir="2700000" w14:sx="100000" w14:sy="100000" w14:kx="0" w14:ky="0" w14:algn="tl">
+                  <w14:schemeClr w14:val="dk1">
+                    <w14:alpha w14:val="60000"/>
+                  </w14:schemeClr>
+                </w14:shadow>
+                <w14:textOutline w14:w="0" w14:cap="flat" w14:cmpd="sng" w14:algn="ctr">
+                  <w14:noFill/>
+                  <w14:prstDash w14:val="solid"/>
+                  <w14:round/>
+                </w14:textOutline>
+              </w:rPr>
+            </w:pPr>
+            <w:r>
+              <w:rPr>
+                <w:rStyle w:val="IntenseEmphasis"/>
+                <w:rFonts w:eastAsia="Calibri Light"/>
+                <w:b w:val="0"/>
+                <w:bCs w:val="0"/>
+                <w:i w:val="0"/>
+                <w:iCs w:val="0"/>
+                <w:color w:val="000000" w:themeColor="text1"/>
+                <w:sz w:val="32"/>
+                <w:szCs w:val="32"/>
+                <w14:shadow w14:blurRad="38100" w14:dist="19050" w14:dir="2700000" w14:sx="100000" w14:sy="100000" w14:kx="0" w14:ky="0" w14:algn="tl">
+                  <w14:schemeClr w14:val="dk1">
+                    <w14:alpha w14:val="60000"/>
+                  </w14:schemeClr>
+                </w14:shadow>
+                <w14:textOutline w14:w="0" w14:cap="flat" w14:cmpd="sng" w14:algn="ctr">
+                  <w14:noFill/>
+                  <w14:prstDash w14:val="solid"/>
+                  <w14:round/>
+                </w14:textOutline>
+              </w:rPr>
+              <w:t>2,50,000</w:t>
+            </w:r>
+            <w:r>
+              <w:rPr>
+                <w:rStyle w:val="IntenseEmphasis"/>
+                <w:rFonts w:eastAsia="Calibri Light"/>
+                <w:b w:val="0"/>
+                <w:bCs w:val="0"/>
+                <w:i w:val="0"/>
+                <w:iCs w:val="0"/>
+                <w:color w:val="000000" w:themeColor="text1"/>
+                <w:sz w:val="32"/>
+                <w:szCs w:val="32"/>
+                <w14:shadow w14:blurRad="38100" w14:dist="19050" w14:dir="2700000" w14:sx="100000" w14:sy="100000" w14:kx="0" w14:ky="0" w14:algn="tl">
+                  <w14:schemeClr w14:val="dk1">
+                    <w14:alpha w14:val="60000"/>
+                  </w14:schemeClr>
+                </w14:shadow>
+                <w14:textOutline w14:w="0" w14:cap="flat" w14:cmpd="sng" w14:algn="ctr">
+                  <w14:noFill/>
+                  <w14:prstDash w14:val="solid"/>
+                  <w14:round/>
+                </w14:textOutline>
+              </w:rPr>
+              <w:t xml:space="preserve"> /-</w:t>
+            </w:r>
+          </w:p>
+        </w:tc>
+      </w:tr>
+      <w:tr>
+        <w:trPr>
+          <w:cnfStyle w:val="000000100000" w:firstRow="0" w:lastRow="0" w:firstColumn="0" w:lastColumn="0" w:oddVBand="0" w:evenVBand="0" w:oddHBand="1" w:evenHBand="0" w:firstRowFirstColumn="0" w:firstRowLastColumn="0" w:lastRowFirstColumn="0" w:lastRowLastColumn="0"/>
+        </w:trPr>
+        <w:tc>
+          <w:tcPr>
+            <w:cnfStyle w:val="001000000000" w:firstRow="0" w:lastRow="0" w:firstColumn="1" w:lastColumn="0" w:oddVBand="0" w:evenVBand="0" w:oddHBand="0" w:evenHBand="0" w:firstRowFirstColumn="0" w:firstRowLastColumn="0" w:lastRowFirstColumn="0" w:lastRowLastColumn="0"/>
+            <w:tcW w:w="4675" w:type="dxa"/>
+          </w:tcPr>
+          <w:p>
+            <w:pPr>
+              <w:rPr>
+                <w:rStyle w:val="IntenseEmphasis"/>
+                <w:rFonts w:eastAsia="Calibri Light"/>
+                <w:i w:val="0"/>
+                <w:iCs w:val="0"/>
+                <w:color w:val="000000" w:themeColor="text1"/>
+                <w:sz w:val="32"/>
+                <w:szCs w:val="32"/>
+                <w14:shadow w14:blurRad="38100" w14:dist="19050" w14:dir="2700000" w14:sx="100000" w14:sy="100000" w14:kx="0" w14:ky="0" w14:algn="tl">
+                  <w14:schemeClr w14:val="dk1">
+                    <w14:alpha w14:val="60000"/>
+                  </w14:schemeClr>
+                </w14:shadow>
+                <w14:textOutline w14:w="0" w14:cap="flat" w14:cmpd="sng" w14:algn="ctr">
+                  <w14:noFill/>
+                  <w14:prstDash w14:val="solid"/>
+                  <w14:round/>
+                </w14:textOutline>
+              </w:rPr>
+            </w:pPr>
+            <w:r>
+              <w:rPr>
+                <w:rStyle w:val="IntenseEmphasis"/>
+                <w:rFonts w:eastAsia="Calibri Light"/>
+                <w:i w:val="0"/>
+                <w:iCs w:val="0"/>
+                <w:color w:val="000000" w:themeColor="text1"/>
+                <w:sz w:val="32"/>
+                <w:szCs w:val="32"/>
+                <w14:shadow w14:blurRad="38100" w14:dist="19050" w14:dir="2700000" w14:sx="100000" w14:sy="100000" w14:kx="0" w14:ky="0" w14:algn="tl">
+                  <w14:schemeClr w14:val="dk1">
+                    <w14:alpha w14:val="60000"/>
+                  </w14:schemeClr>
+                </w14:shadow>
+                <w14:textOutline w14:w="0" w14:cap="flat" w14:cmpd="sng" w14:algn="ctr">
+                  <w14:noFill/>
+                  <w14:prstDash w14:val="solid"/>
+                  <w14:round/>
+                </w14:textOutline>
+              </w:rPr>
+              <w:t>Advance Received</w:t>
+            </w:r>
+          </w:p>
+        </w:tc>
+        <w:tc>
+          <w:tcPr>
+            <w:tcW w:w="4675" w:type="dxa"/>
+          </w:tcPr>
+          <w:p>
+            <w:pPr>
+              <w:cnfStyle w:val="000000100000" w:firstRow="0" w:lastRow="0" w:firstColumn="0" w:lastColumn="0" w:oddVBand="0" w:evenVBand="0" w:oddHBand="1" w:evenHBand="0" w:firstRowFirstColumn="0" w:firstRowLastColumn="0" w:lastRowFirstColumn="0" w:lastRowLastColumn="0"/>
+              <w:rPr>
+                <w:rStyle w:val="IntenseEmphasis"/>
+                <w:rFonts w:eastAsia="Calibri Light"/>
+                <w:b w:val="0"/>
+                <w:bCs w:val="0"/>
+                <w:i w:val="0"/>
+                <w:iCs w:val="0"/>
+                <w:color w:val="000000" w:themeColor="text1"/>
+                <w:sz w:val="32"/>
+                <w:szCs w:val="32"/>
+                <w14:shadow w14:blurRad="38100" w14:dist="19050" w14:dir="2700000" w14:sx="100000" w14:sy="100000" w14:kx="0" w14:ky="0" w14:algn="tl">
+                  <w14:schemeClr w14:val="dk1">
+                    <w14:alpha w14:val="60000"/>
+                  </w14:schemeClr>
+                </w14:shadow>
+                <w14:textOutline w14:w="0" w14:cap="flat" w14:cmpd="sng" w14:algn="ctr">
+                  <w14:noFill/>
+                  <w14:prstDash w14:val="solid"/>
+                  <w14:round/>
+                </w14:textOutline>
+              </w:rPr>
+            </w:pPr>
+            <w:r>
+              <w:rPr>
+                <w:rStyle w:val="IntenseEmphasis"/>
+                <w:rFonts w:eastAsia="Calibri Light"/>
+                <w:b w:val="0"/>
+                <w:bCs w:val="0"/>
+                <w:i w:val="0"/>
+                <w:iCs w:val="0"/>
+                <w:color w:val="000000" w:themeColor="text1"/>
+                <w:sz w:val="32"/>
+                <w:szCs w:val="32"/>
+                <w14:shadow w14:blurRad="38100" w14:dist="19050" w14:dir="2700000" w14:sx="100000" w14:sy="100000" w14:kx="0" w14:ky="0" w14:algn="tl">
+                  <w14:schemeClr w14:val="dk1">
+                    <w14:alpha w14:val="60000"/>
+                  </w14:schemeClr>
+                </w14:shadow>
+                <w14:textOutline w14:w="0" w14:cap="flat" w14:cmpd="sng" w14:algn="ctr">
+                  <w14:noFill/>
+                  <w14:prstDash w14:val="solid"/>
+                  <w14:round/>
+                </w14:textOutline>
+              </w:rPr>
+              <w:t>1,00,000 /- (29-12-2025)</w:t>
+            </w:r>
+          </w:p>
+        </w:tc>
+      </w:tr>
+      <w:tr>
+        <w:tc>
+          <w:tcPr>
+            <w:cnfStyle w:val="001000000000" w:firstRow="0" w:lastRow="0" w:firstColumn="1" w:lastColumn="0" w:oddVBand="0" w:evenVBand="0" w:oddHBand="0" w:evenHBand="0" w:firstRowFirstColumn="0" w:firstRowLastColumn="0" w:lastRowFirstColumn="0" w:lastRowLastColumn="0"/>
+            <w:tcW w:w="4675" w:type="dxa"/>
+          </w:tcPr>
+          <w:p>
+            <w:pPr>
+              <w:rPr>
+                <w:rStyle w:val="IntenseEmphasis"/>
+                <w:rFonts w:eastAsia="Calibri Light"/>
+                <w:i w:val="0"/>
+                <w:iCs w:val="0"/>
+                <w:color w:val="000000" w:themeColor="text1"/>
+                <w:sz w:val="32"/>
+                <w:szCs w:val="32"/>
+                <w14:shadow w14:blurRad="38100" w14:dist="19050" w14:dir="2700000" w14:sx="100000" w14:sy="100000" w14:kx="0" w14:ky="0" w14:algn="tl">
+                  <w14:schemeClr w14:val="dk1">
+                    <w14:alpha w14:val="60000"/>
+                  </w14:schemeClr>
+                </w14:shadow>
+                <w14:textOutline w14:w="0" w14:cap="flat" w14:cmpd="sng" w14:algn="ctr">
+                  <w14:noFill/>
+                  <w14:prstDash w14:val="solid"/>
+                  <w14:round/>
+                </w14:textOutline>
+              </w:rPr>
+            </w:pPr>
+            <w:r>
+              <w:rPr>
+                <w:rStyle w:val="IntenseEmphasis"/>
+                <w:rFonts w:eastAsia="Calibri Light"/>
+                <w:i w:val="0"/>
+                <w:iCs w:val="0"/>
+                <w:color w:val="000000" w:themeColor="text1"/>
+                <w:sz w:val="32"/>
+                <w:szCs w:val="32"/>
+                <w14:shadow w14:blurRad="38100" w14:dist="19050" w14:dir="2700000" w14:sx="100000" w14:sy="100000" w14:kx="0" w14:ky="0" w14:algn="tl">
+                  <w14:schemeClr w14:val="dk1">
+                    <w14:alpha w14:val="60000"/>
+                  </w14:schemeClr>
+                </w14:shadow>
+                <w14:textOutline w14:w="0" w14:cap="flat" w14:cmpd="sng" w14:algn="ctr">
+                  <w14:noFill/>
+                  <w14:prstDash w14:val="solid"/>
+                  <w14:round/>
+                </w14:textOutline>
+              </w:rPr>
+              <w:t>Pending Amount</w:t>
+            </w:r>
+          </w:p>
+        </w:tc>
+        <w:tc>
+          <w:tcPr>
+            <w:tcW w:w="4675" w:type="dxa"/>
+          </w:tcPr>
+          <w:p>
+            <w:pPr>
+              <w:cnfStyle w:val="000000000000" w:firstRow="0" w:lastRow="0" w:firstColumn="0" w:lastColumn="0" w:oddVBand="0" w:evenVBand="0" w:oddHBand="0" w:evenHBand="0" w:firstRowFirstColumn="0" w:firstRowLastColumn="0" w:lastRowFirstColumn="0" w:lastRowLastColumn="0"/>
+              <w:rPr>
+                <w:rStyle w:val="IntenseEmphasis"/>
+                <w:rFonts w:eastAsia="Calibri Light"/>
+                <w:b w:val="0"/>
+                <w:bCs w:val="0"/>
+                <w:i w:val="0"/>
+                <w:iCs w:val="0"/>
+                <w:color w:val="000000" w:themeColor="text1"/>
+                <w:sz w:val="32"/>
+                <w:szCs w:val="32"/>
+                <w14:shadow w14:blurRad="38100" w14:dist="19050" w14:dir="2700000" w14:sx="100000" w14:sy="100000" w14:kx="0" w14:ky="0" w14:algn="tl">
+                  <w14:schemeClr w14:val="dk1">
+                    <w14:alpha w14:val="60000"/>
+                  </w14:schemeClr>
+                </w14:shadow>
+                <w14:textOutline w14:w="0" w14:cap="flat" w14:cmpd="sng" w14:algn="ctr">
+                  <w14:noFill/>
+                  <w14:prstDash w14:val="solid"/>
+                  <w14:round/>
+                </w14:textOutline>
+              </w:rPr>
+            </w:pPr>
+            <w:r>
+              <w:rPr>
+                <w:rStyle w:val="IntenseEmphasis"/>
+                <w:rFonts w:eastAsia="Calibri Light"/>
+                <w:b w:val="0"/>
+                <w:bCs w:val="0"/>
+                <w:i w:val="0"/>
+                <w:iCs w:val="0"/>
+                <w:color w:val="000000" w:themeColor="text1"/>
+                <w:sz w:val="32"/>
+                <w:szCs w:val="32"/>
+                <w14:shadow w14:blurRad="38100" w14:dist="19050" w14:dir="2700000" w14:sx="100000" w14:sy="100000" w14:kx="0" w14:ky="0" w14:algn="tl">
+                  <w14:schemeClr w14:val="dk1">
+                    <w14:alpha w14:val="60000"/>
+                  </w14:schemeClr>
+                </w14:shadow>
+                <w14:textOutline w14:w="0" w14:cap="flat" w14:cmpd="sng" w14:algn="ctr">
+                  <w14:noFill/>
+                  <w14:prstDash w14:val="solid"/>
+                  <w14:round/>
+                </w14:textOutline>
+              </w:rPr>
+              <w:t>8,70,000 /-</w:t>
             </w:r>
           </w:p>
         </w:tc>
@@ -14273,6 +15144,130 @@
       <w:u w:val="single"/>
     </w:rPr>
   </w:style>
+  <w:style w:type="table" w:styleId="ListTable3-Accent4">
+    <w:name w:val="List Table 3 Accent 4"/>
+    <w:basedOn w:val="TableNormal"/>
+    <w:uiPriority w:val="48"/>
+    <w:rsid w:val="00341E31"/>
+    <w:pPr>
+      <w:spacing w:after="0" w:line="240" w:lineRule="auto"/>
+    </w:pPr>
+    <w:tblPr>
+      <w:tblStyleRowBandSize w:val="1"/>
+      <w:tblStyleColBandSize w:val="1"/>
+      <w:tblBorders>
+        <w:top w:val="single" w:sz="4" w:space="0" w:color="FFC000" w:themeColor="accent4"/>
+        <w:left w:val="single" w:sz="4" w:space="0" w:color="FFC000" w:themeColor="accent4"/>
+        <w:bottom w:val="single" w:sz="4" w:space="0" w:color="FFC000" w:themeColor="accent4"/>
+        <w:right w:val="single" w:sz="4" w:space="0" w:color="FFC000" w:themeColor="accent4"/>
+      </w:tblBorders>
+    </w:tblPr>
+    <w:tblStylePr w:type="firstRow">
+      <w:rPr>
+        <w:b/>
+        <w:bCs/>
+        <w:color w:val="FFFFFF" w:themeColor="background1"/>
+      </w:rPr>
+      <w:tblPr/>
+      <w:tcPr>
+        <w:shd w:val="clear" w:color="auto" w:fill="FFC000" w:themeFill="accent4"/>
+      </w:tcPr>
+    </w:tblStylePr>
+    <w:tblStylePr w:type="lastRow">
+      <w:rPr>
+        <w:b/>
+        <w:bCs/>
+      </w:rPr>
+      <w:tblPr/>
+      <w:tcPr>
+        <w:tcBorders>
+          <w:top w:val="double" w:sz="4" w:space="0" w:color="FFC000" w:themeColor="accent4"/>
+        </w:tcBorders>
+        <w:shd w:val="clear" w:color="auto" w:fill="FFFFFF" w:themeFill="background1"/>
+      </w:tcPr>
+    </w:tblStylePr>
+    <w:tblStylePr w:type="firstCol">
+      <w:rPr>
+        <w:b/>
+        <w:bCs/>
+      </w:rPr>
+      <w:tblPr/>
+      <w:tcPr>
+        <w:tcBorders>
+          <w:right w:val="nil"/>
+        </w:tcBorders>
+        <w:shd w:val="clear" w:color="auto" w:fill="FFFFFF" w:themeFill="background1"/>
+      </w:tcPr>
+    </w:tblStylePr>
+    <w:tblStylePr w:type="lastCol">
+      <w:rPr>
+        <w:b/>
+        <w:bCs/>
+      </w:rPr>
+      <w:tblPr/>
+      <w:tcPr>
+        <w:tcBorders>
+          <w:left w:val="nil"/>
+        </w:tcBorders>
+        <w:shd w:val="clear" w:color="auto" w:fill="FFFFFF" w:themeFill="background1"/>
+      </w:tcPr>
+    </w:tblStylePr>
+    <w:tblStylePr w:type="band1Vert">
+      <w:tblPr/>
+      <w:tcPr>
+        <w:tcBorders>
+          <w:left w:val="single" w:sz="4" w:space="0" w:color="FFC000" w:themeColor="accent4"/>
+          <w:right w:val="single" w:sz="4" w:space="0" w:color="FFC000" w:themeColor="accent4"/>
+        </w:tcBorders>
+      </w:tcPr>
+    </w:tblStylePr>
+    <w:tblStylePr w:type="band1Horz">
+      <w:tblPr/>
+      <w:tcPr>
+        <w:tcBorders>
+          <w:top w:val="single" w:sz="4" w:space="0" w:color="FFC000" w:themeColor="accent4"/>
+          <w:bottom w:val="single" w:sz="4" w:space="0" w:color="FFC000" w:themeColor="accent4"/>
+          <w:insideH w:val="nil"/>
+        </w:tcBorders>
+      </w:tcPr>
+    </w:tblStylePr>
+    <w:tblStylePr w:type="neCell">
+      <w:tblPr/>
+      <w:tcPr>
+        <w:tcBorders>
+          <w:left w:val="nil"/>
+          <w:bottom w:val="nil"/>
+        </w:tcBorders>
+      </w:tcPr>
+    </w:tblStylePr>
+    <w:tblStylePr w:type="nwCell">
+      <w:tblPr/>
+      <w:tcPr>
+        <w:tcBorders>
+          <w:bottom w:val="nil"/>
+          <w:right w:val="nil"/>
+        </w:tcBorders>
+      </w:tcPr>
+    </w:tblStylePr>
+    <w:tblStylePr w:type="seCell">
+      <w:tblPr/>
+      <w:tcPr>
+        <w:tcBorders>
+          <w:top w:val="double" w:sz="4" w:space="0" w:color="FFC000" w:themeColor="accent4"/>
+          <w:left w:val="nil"/>
+        </w:tcBorders>
+      </w:tcPr>
+    </w:tblStylePr>
+    <w:tblStylePr w:type="swCell">
+      <w:tblPr/>
+      <w:tcPr>
+        <w:tcBorders>
+          <w:top w:val="double" w:sz="4" w:space="0" w:color="FFC000" w:themeColor="accent4"/>
+          <w:right w:val="nil"/>
+        </w:tcBorders>
+      </w:tcPr>
+    </w:tblStylePr>
+  </w:style>
 </w:styles>
 </file>
 

--- a/Quotations/11-12 Feb Gulmohar & Eden/Quotation Without Budget.docx
+++ b/Quotations/11-12 Feb Gulmohar & Eden/Quotation Without Budget.docx
@@ -1689,7 +1689,57 @@
                   <w14:round/>
                 </w14:textOutline>
               </w:rPr>
-              <w:t>Led Screens [400 Sq.Ft.] With Professional Video Jockey</w:t>
+              <w:t xml:space="preserve">Led Screens [400 </w:t>
+            </w:r>
+            <w:proofErr w:type="spellStart"/>
+            <w:r>
+              <w:rPr>
+                <w:rStyle w:val="IntenseEmphasis"/>
+                <w:rFonts w:eastAsia="Calibri Light"/>
+                <w:b w:val="0"/>
+                <w:bCs w:val="0"/>
+                <w:i w:val="0"/>
+                <w:iCs w:val="0"/>
+                <w:color w:val="000000" w:themeColor="text1"/>
+                <w:sz w:val="28"/>
+                <w:szCs w:val="28"/>
+                <w14:shadow w14:blurRad="38100" w14:dist="19050" w14:dir="2700000" w14:sx="100000" w14:sy="100000" w14:kx="0" w14:ky="0" w14:algn="tl">
+                  <w14:schemeClr w14:val="dk1">
+                    <w14:alpha w14:val="60000"/>
+                  </w14:schemeClr>
+                </w14:shadow>
+                <w14:textOutline w14:w="0" w14:cap="flat" w14:cmpd="sng" w14:algn="ctr">
+                  <w14:noFill/>
+                  <w14:prstDash w14:val="solid"/>
+                  <w14:round/>
+                </w14:textOutline>
+              </w:rPr>
+              <w:t>Sq.Ft</w:t>
+            </w:r>
+            <w:proofErr w:type="spellEnd"/>
+            <w:r>
+              <w:rPr>
+                <w:rStyle w:val="IntenseEmphasis"/>
+                <w:rFonts w:eastAsia="Calibri Light"/>
+                <w:b w:val="0"/>
+                <w:bCs w:val="0"/>
+                <w:i w:val="0"/>
+                <w:iCs w:val="0"/>
+                <w:color w:val="000000" w:themeColor="text1"/>
+                <w:sz w:val="28"/>
+                <w:szCs w:val="28"/>
+                <w14:shadow w14:blurRad="38100" w14:dist="19050" w14:dir="2700000" w14:sx="100000" w14:sy="100000" w14:kx="0" w14:ky="0" w14:algn="tl">
+                  <w14:schemeClr w14:val="dk1">
+                    <w14:alpha w14:val="60000"/>
+                  </w14:schemeClr>
+                </w14:shadow>
+                <w14:textOutline w14:w="0" w14:cap="flat" w14:cmpd="sng" w14:algn="ctr">
+                  <w14:noFill/>
+                  <w14:prstDash w14:val="solid"/>
+                  <w14:round/>
+                </w14:textOutline>
+              </w:rPr>
+              <w:t>.] With Professional Video Jockey</w:t>
             </w:r>
           </w:p>
         </w:tc>
@@ -3494,7 +3544,57 @@
                   <w14:round/>
                 </w14:textOutline>
               </w:rPr>
-              <w:t>Ajay Gill Band With Tech-Rider</w:t>
+              <w:t xml:space="preserve">Ajay Gill Band </w:t>
+            </w:r>
+            <w:proofErr w:type="gramStart"/>
+            <w:r>
+              <w:rPr>
+                <w:rStyle w:val="IntenseEmphasis"/>
+                <w:rFonts w:eastAsia="Calibri Light"/>
+                <w:b w:val="0"/>
+                <w:bCs w:val="0"/>
+                <w:i w:val="0"/>
+                <w:iCs w:val="0"/>
+                <w:color w:val="000000" w:themeColor="text1"/>
+                <w:sz w:val="28"/>
+                <w:szCs w:val="28"/>
+                <w14:shadow w14:blurRad="38100" w14:dist="19050" w14:dir="2700000" w14:sx="100000" w14:sy="100000" w14:kx="0" w14:ky="0" w14:algn="tl">
+                  <w14:schemeClr w14:val="dk1">
+                    <w14:alpha w14:val="60000"/>
+                  </w14:schemeClr>
+                </w14:shadow>
+                <w14:textOutline w14:w="0" w14:cap="flat" w14:cmpd="sng" w14:algn="ctr">
+                  <w14:noFill/>
+                  <w14:prstDash w14:val="solid"/>
+                  <w14:round/>
+                </w14:textOutline>
+              </w:rPr>
+              <w:t>With</w:t>
+            </w:r>
+            <w:proofErr w:type="gramEnd"/>
+            <w:r>
+              <w:rPr>
+                <w:rStyle w:val="IntenseEmphasis"/>
+                <w:rFonts w:eastAsia="Calibri Light"/>
+                <w:b w:val="0"/>
+                <w:bCs w:val="0"/>
+                <w:i w:val="0"/>
+                <w:iCs w:val="0"/>
+                <w:color w:val="000000" w:themeColor="text1"/>
+                <w:sz w:val="28"/>
+                <w:szCs w:val="28"/>
+                <w14:shadow w14:blurRad="38100" w14:dist="19050" w14:dir="2700000" w14:sx="100000" w14:sy="100000" w14:kx="0" w14:ky="0" w14:algn="tl">
+                  <w14:schemeClr w14:val="dk1">
+                    <w14:alpha w14:val="60000"/>
+                  </w14:schemeClr>
+                </w14:shadow>
+                <w14:textOutline w14:w="0" w14:cap="flat" w14:cmpd="sng" w14:algn="ctr">
+                  <w14:noFill/>
+                  <w14:prstDash w14:val="solid"/>
+                  <w14:round/>
+                </w14:textOutline>
+              </w:rPr>
+              <w:t xml:space="preserve"> Tech-Rider</w:t>
             </w:r>
           </w:p>
         </w:tc>
@@ -3954,7 +4054,57 @@
                   <w14:round/>
                 </w14:textOutline>
               </w:rPr>
-              <w:t xml:space="preserve"> On Truss</w:t>
+              <w:t xml:space="preserve"> </w:t>
+            </w:r>
+            <w:proofErr w:type="gramStart"/>
+            <w:r>
+              <w:rPr>
+                <w:rStyle w:val="IntenseEmphasis"/>
+                <w:rFonts w:eastAsia="Calibri Light"/>
+                <w:b w:val="0"/>
+                <w:bCs w:val="0"/>
+                <w:i w:val="0"/>
+                <w:iCs w:val="0"/>
+                <w:color w:val="000000" w:themeColor="text1"/>
+                <w:sz w:val="28"/>
+                <w:szCs w:val="28"/>
+                <w14:shadow w14:blurRad="38100" w14:dist="19050" w14:dir="2700000" w14:sx="100000" w14:sy="100000" w14:kx="0" w14:ky="0" w14:algn="tl">
+                  <w14:schemeClr w14:val="dk1">
+                    <w14:alpha w14:val="60000"/>
+                  </w14:schemeClr>
+                </w14:shadow>
+                <w14:textOutline w14:w="0" w14:cap="flat" w14:cmpd="sng" w14:algn="ctr">
+                  <w14:noFill/>
+                  <w14:prstDash w14:val="solid"/>
+                  <w14:round/>
+                </w14:textOutline>
+              </w:rPr>
+              <w:t>On</w:t>
+            </w:r>
+            <w:proofErr w:type="gramEnd"/>
+            <w:r>
+              <w:rPr>
+                <w:rStyle w:val="IntenseEmphasis"/>
+                <w:rFonts w:eastAsia="Calibri Light"/>
+                <w:b w:val="0"/>
+                <w:bCs w:val="0"/>
+                <w:i w:val="0"/>
+                <w:iCs w:val="0"/>
+                <w:color w:val="000000" w:themeColor="text1"/>
+                <w:sz w:val="28"/>
+                <w:szCs w:val="28"/>
+                <w14:shadow w14:blurRad="38100" w14:dist="19050" w14:dir="2700000" w14:sx="100000" w14:sy="100000" w14:kx="0" w14:ky="0" w14:algn="tl">
+                  <w14:schemeClr w14:val="dk1">
+                    <w14:alpha w14:val="60000"/>
+                  </w14:schemeClr>
+                </w14:shadow>
+                <w14:textOutline w14:w="0" w14:cap="flat" w14:cmpd="sng" w14:algn="ctr">
+                  <w14:noFill/>
+                  <w14:prstDash w14:val="solid"/>
+                  <w14:round/>
+                </w14:textOutline>
+              </w:rPr>
+              <w:t xml:space="preserve"> Truss</w:t>
             </w:r>
           </w:p>
           <w:p>
@@ -4557,59 +4707,6 @@
                 </w14:textOutline>
               </w:rPr>
               <w:t>Low Fog</w:t>
-            </w:r>
-          </w:p>
-          <w:p>
-            <w:pPr>
-              <w:numPr>
-                <w:ilvl w:val="0"/>
-                <w:numId w:val="14"/>
-              </w:numPr>
-              <w:rPr>
-                <w:rStyle w:val="IntenseEmphasis"/>
-                <w:rFonts w:eastAsia="Calibri Light"/>
-                <w:b w:val="0"/>
-                <w:bCs w:val="0"/>
-                <w:i w:val="0"/>
-                <w:iCs w:val="0"/>
-                <w:color w:val="000000" w:themeColor="text1"/>
-                <w:sz w:val="28"/>
-                <w:szCs w:val="28"/>
-                <w14:shadow w14:blurRad="38100" w14:dist="19050" w14:dir="2700000" w14:sx="100000" w14:sy="100000" w14:kx="0" w14:ky="0" w14:algn="tl">
-                  <w14:schemeClr w14:val="dk1">
-                    <w14:alpha w14:val="60000"/>
-                  </w14:schemeClr>
-                </w14:shadow>
-                <w14:textOutline w14:w="0" w14:cap="flat" w14:cmpd="sng" w14:algn="ctr">
-                  <w14:noFill/>
-                  <w14:prstDash w14:val="solid"/>
-                  <w14:round/>
-                </w14:textOutline>
-              </w:rPr>
-            </w:pPr>
-            <w:r>
-              <w:rPr>
-                <w:rStyle w:val="IntenseEmphasis"/>
-                <w:rFonts w:eastAsia="Calibri Light"/>
-                <w:b w:val="0"/>
-                <w:bCs w:val="0"/>
-                <w:i w:val="0"/>
-                <w:iCs w:val="0"/>
-                <w:color w:val="000000" w:themeColor="text1"/>
-                <w:sz w:val="28"/>
-                <w:szCs w:val="28"/>
-                <w14:shadow w14:blurRad="38100" w14:dist="19050" w14:dir="2700000" w14:sx="100000" w14:sy="100000" w14:kx="0" w14:ky="0" w14:algn="tl">
-                  <w14:schemeClr w14:val="dk1">
-                    <w14:alpha w14:val="60000"/>
-                  </w14:schemeClr>
-                </w14:shadow>
-                <w14:textOutline w14:w="0" w14:cap="flat" w14:cmpd="sng" w14:algn="ctr">
-                  <w14:noFill/>
-                  <w14:prstDash w14:val="solid"/>
-                  <w14:round/>
-                </w14:textOutline>
-              </w:rPr>
-              <w:t>Laser Light</w:t>
             </w:r>
           </w:p>
           <w:p>
@@ -5499,29 +5596,55 @@
                 </w14:textOutline>
               </w:rPr>
             </w:pPr>
-            <w:r>
-              <w:rPr>
-                <w:rStyle w:val="IntenseEmphasis"/>
-                <w:rFonts w:eastAsia="Calibri Light"/>
-                <w:b w:val="0"/>
-                <w:bCs w:val="0"/>
-                <w:i w:val="0"/>
-                <w:iCs w:val="0"/>
-                <w:color w:val="000000" w:themeColor="text1"/>
-                <w:sz w:val="28"/>
-                <w:szCs w:val="28"/>
-                <w14:shadow w14:blurRad="38100" w14:dist="19050" w14:dir="2700000" w14:sx="100000" w14:sy="100000" w14:kx="0" w14:ky="0" w14:algn="tl">
-                  <w14:schemeClr w14:val="dk1">
-                    <w14:alpha w14:val="60000"/>
-                  </w14:schemeClr>
-                </w14:shadow>
-                <w14:textOutline w14:w="0" w14:cap="flat" w14:cmpd="sng" w14:algn="ctr">
-                  <w14:noFill/>
-                  <w14:prstDash w14:val="solid"/>
-                  <w14:round/>
-                </w14:textOutline>
-              </w:rPr>
-              <w:t>Dholies Team (4)</w:t>
+            <w:proofErr w:type="spellStart"/>
+            <w:r>
+              <w:rPr>
+                <w:rStyle w:val="IntenseEmphasis"/>
+                <w:rFonts w:eastAsia="Calibri Light"/>
+                <w:b w:val="0"/>
+                <w:bCs w:val="0"/>
+                <w:i w:val="0"/>
+                <w:iCs w:val="0"/>
+                <w:color w:val="000000" w:themeColor="text1"/>
+                <w:sz w:val="28"/>
+                <w:szCs w:val="28"/>
+                <w14:shadow w14:blurRad="38100" w14:dist="19050" w14:dir="2700000" w14:sx="100000" w14:sy="100000" w14:kx="0" w14:ky="0" w14:algn="tl">
+                  <w14:schemeClr w14:val="dk1">
+                    <w14:alpha w14:val="60000"/>
+                  </w14:schemeClr>
+                </w14:shadow>
+                <w14:textOutline w14:w="0" w14:cap="flat" w14:cmpd="sng" w14:algn="ctr">
+                  <w14:noFill/>
+                  <w14:prstDash w14:val="solid"/>
+                  <w14:round/>
+                </w14:textOutline>
+              </w:rPr>
+              <w:t>Dholies</w:t>
+            </w:r>
+            <w:proofErr w:type="spellEnd"/>
+            <w:r>
+              <w:rPr>
+                <w:rStyle w:val="IntenseEmphasis"/>
+                <w:rFonts w:eastAsia="Calibri Light"/>
+                <w:b w:val="0"/>
+                <w:bCs w:val="0"/>
+                <w:i w:val="0"/>
+                <w:iCs w:val="0"/>
+                <w:color w:val="000000" w:themeColor="text1"/>
+                <w:sz w:val="28"/>
+                <w:szCs w:val="28"/>
+                <w14:shadow w14:blurRad="38100" w14:dist="19050" w14:dir="2700000" w14:sx="100000" w14:sy="100000" w14:kx="0" w14:ky="0" w14:algn="tl">
+                  <w14:schemeClr w14:val="dk1">
+                    <w14:alpha w14:val="60000"/>
+                  </w14:schemeClr>
+                </w14:shadow>
+                <w14:textOutline w14:w="0" w14:cap="flat" w14:cmpd="sng" w14:algn="ctr">
+                  <w14:noFill/>
+                  <w14:prstDash w14:val="solid"/>
+                  <w14:round/>
+                </w14:textOutline>
+              </w:rPr>
+              <w:t xml:space="preserve"> Team (4)</w:t>
             </w:r>
           </w:p>
           <w:p>
@@ -6462,7 +6585,57 @@
                   <w14:round/>
                 </w14:textOutline>
               </w:rPr>
-              <w:t>10 Led chattar Boys</w:t>
+              <w:t xml:space="preserve">10 Led </w:t>
+            </w:r>
+            <w:proofErr w:type="spellStart"/>
+            <w:r>
+              <w:rPr>
+                <w:rStyle w:val="IntenseEmphasis"/>
+                <w:rFonts w:eastAsia="Calibri Light"/>
+                <w:b w:val="0"/>
+                <w:bCs w:val="0"/>
+                <w:i w:val="0"/>
+                <w:iCs w:val="0"/>
+                <w:color w:val="000000" w:themeColor="text1"/>
+                <w:sz w:val="28"/>
+                <w:szCs w:val="28"/>
+                <w14:shadow w14:blurRad="38100" w14:dist="19050" w14:dir="2700000" w14:sx="100000" w14:sy="100000" w14:kx="0" w14:ky="0" w14:algn="tl">
+                  <w14:schemeClr w14:val="dk1">
+                    <w14:alpha w14:val="60000"/>
+                  </w14:schemeClr>
+                </w14:shadow>
+                <w14:textOutline w14:w="0" w14:cap="flat" w14:cmpd="sng" w14:algn="ctr">
+                  <w14:noFill/>
+                  <w14:prstDash w14:val="solid"/>
+                  <w14:round/>
+                </w14:textOutline>
+              </w:rPr>
+              <w:t>chattar</w:t>
+            </w:r>
+            <w:proofErr w:type="spellEnd"/>
+            <w:r>
+              <w:rPr>
+                <w:rStyle w:val="IntenseEmphasis"/>
+                <w:rFonts w:eastAsia="Calibri Light"/>
+                <w:b w:val="0"/>
+                <w:bCs w:val="0"/>
+                <w:i w:val="0"/>
+                <w:iCs w:val="0"/>
+                <w:color w:val="000000" w:themeColor="text1"/>
+                <w:sz w:val="28"/>
+                <w:szCs w:val="28"/>
+                <w14:shadow w14:blurRad="38100" w14:dist="19050" w14:dir="2700000" w14:sx="100000" w14:sy="100000" w14:kx="0" w14:ky="0" w14:algn="tl">
+                  <w14:schemeClr w14:val="dk1">
+                    <w14:alpha w14:val="60000"/>
+                  </w14:schemeClr>
+                </w14:shadow>
+                <w14:textOutline w14:w="0" w14:cap="flat" w14:cmpd="sng" w14:algn="ctr">
+                  <w14:noFill/>
+                  <w14:prstDash w14:val="solid"/>
+                  <w14:round/>
+                </w14:textOutline>
+              </w:rPr>
+              <w:t xml:space="preserve"> Boys</w:t>
             </w:r>
           </w:p>
         </w:tc>
@@ -6642,29 +6815,105 @@
                 </w14:textOutline>
               </w:rPr>
             </w:pPr>
-            <w:r>
-              <w:rPr>
-                <w:rStyle w:val="IntenseEmphasis"/>
-                <w:rFonts w:eastAsia="Calibri Light"/>
-                <w:b w:val="0"/>
-                <w:bCs w:val="0"/>
-                <w:i w:val="0"/>
-                <w:iCs w:val="0"/>
-                <w:color w:val="000000" w:themeColor="text1"/>
-                <w:sz w:val="28"/>
-                <w:szCs w:val="28"/>
-                <w14:shadow w14:blurRad="38100" w14:dist="19050" w14:dir="2700000" w14:sx="100000" w14:sy="100000" w14:kx="0" w14:ky="0" w14:algn="tl">
-                  <w14:schemeClr w14:val="dk1">
-                    <w14:alpha w14:val="60000"/>
-                  </w14:schemeClr>
-                </w14:shadow>
-                <w14:textOutline w14:w="0" w14:cap="flat" w14:cmpd="sng" w14:algn="ctr">
-                  <w14:noFill/>
-                  <w14:prstDash w14:val="solid"/>
-                  <w14:round/>
-                </w14:textOutline>
-              </w:rPr>
-              <w:t>Dholies Team[6]</w:t>
+            <w:proofErr w:type="spellStart"/>
+            <w:r>
+              <w:rPr>
+                <w:rStyle w:val="IntenseEmphasis"/>
+                <w:rFonts w:eastAsia="Calibri Light"/>
+                <w:b w:val="0"/>
+                <w:bCs w:val="0"/>
+                <w:i w:val="0"/>
+                <w:iCs w:val="0"/>
+                <w:color w:val="000000" w:themeColor="text1"/>
+                <w:sz w:val="28"/>
+                <w:szCs w:val="28"/>
+                <w14:shadow w14:blurRad="38100" w14:dist="19050" w14:dir="2700000" w14:sx="100000" w14:sy="100000" w14:kx="0" w14:ky="0" w14:algn="tl">
+                  <w14:schemeClr w14:val="dk1">
+                    <w14:alpha w14:val="60000"/>
+                  </w14:schemeClr>
+                </w14:shadow>
+                <w14:textOutline w14:w="0" w14:cap="flat" w14:cmpd="sng" w14:algn="ctr">
+                  <w14:noFill/>
+                  <w14:prstDash w14:val="solid"/>
+                  <w14:round/>
+                </w14:textOutline>
+              </w:rPr>
+              <w:t>Dholies</w:t>
+            </w:r>
+            <w:proofErr w:type="spellEnd"/>
+            <w:r>
+              <w:rPr>
+                <w:rStyle w:val="IntenseEmphasis"/>
+                <w:rFonts w:eastAsia="Calibri Light"/>
+                <w:b w:val="0"/>
+                <w:bCs w:val="0"/>
+                <w:i w:val="0"/>
+                <w:iCs w:val="0"/>
+                <w:color w:val="000000" w:themeColor="text1"/>
+                <w:sz w:val="28"/>
+                <w:szCs w:val="28"/>
+                <w14:shadow w14:blurRad="38100" w14:dist="19050" w14:dir="2700000" w14:sx="100000" w14:sy="100000" w14:kx="0" w14:ky="0" w14:algn="tl">
+                  <w14:schemeClr w14:val="dk1">
+                    <w14:alpha w14:val="60000"/>
+                  </w14:schemeClr>
+                </w14:shadow>
+                <w14:textOutline w14:w="0" w14:cap="flat" w14:cmpd="sng" w14:algn="ctr">
+                  <w14:noFill/>
+                  <w14:prstDash w14:val="solid"/>
+                  <w14:round/>
+                </w14:textOutline>
+              </w:rPr>
+              <w:t xml:space="preserve"> </w:t>
+            </w:r>
+            <w:proofErr w:type="gramStart"/>
+            <w:r>
+              <w:rPr>
+                <w:rStyle w:val="IntenseEmphasis"/>
+                <w:rFonts w:eastAsia="Calibri Light"/>
+                <w:b w:val="0"/>
+                <w:bCs w:val="0"/>
+                <w:i w:val="0"/>
+                <w:iCs w:val="0"/>
+                <w:color w:val="000000" w:themeColor="text1"/>
+                <w:sz w:val="28"/>
+                <w:szCs w:val="28"/>
+                <w14:shadow w14:blurRad="38100" w14:dist="19050" w14:dir="2700000" w14:sx="100000" w14:sy="100000" w14:kx="0" w14:ky="0" w14:algn="tl">
+                  <w14:schemeClr w14:val="dk1">
+                    <w14:alpha w14:val="60000"/>
+                  </w14:schemeClr>
+                </w14:shadow>
+                <w14:textOutline w14:w="0" w14:cap="flat" w14:cmpd="sng" w14:algn="ctr">
+                  <w14:noFill/>
+                  <w14:prstDash w14:val="solid"/>
+                  <w14:round/>
+                </w14:textOutline>
+              </w:rPr>
+              <w:t>Team[</w:t>
+            </w:r>
+            <w:proofErr w:type="gramEnd"/>
+            <w:r>
+              <w:rPr>
+                <w:rStyle w:val="IntenseEmphasis"/>
+                <w:rFonts w:eastAsia="Calibri Light"/>
+                <w:b w:val="0"/>
+                <w:bCs w:val="0"/>
+                <w:i w:val="0"/>
+                <w:iCs w:val="0"/>
+                <w:color w:val="000000" w:themeColor="text1"/>
+                <w:sz w:val="28"/>
+                <w:szCs w:val="28"/>
+                <w14:shadow w14:blurRad="38100" w14:dist="19050" w14:dir="2700000" w14:sx="100000" w14:sy="100000" w14:kx="0" w14:ky="0" w14:algn="tl">
+                  <w14:schemeClr w14:val="dk1">
+                    <w14:alpha w14:val="60000"/>
+                  </w14:schemeClr>
+                </w14:shadow>
+                <w14:textOutline w14:w="0" w14:cap="flat" w14:cmpd="sng" w14:algn="ctr">
+                  <w14:noFill/>
+                  <w14:prstDash w14:val="solid"/>
+                  <w14:round/>
+                </w14:textOutline>
+              </w:rPr>
+              <w:t>6]</w:t>
             </w:r>
           </w:p>
           <w:p>
@@ -6909,7 +7158,31 @@
                 <w:sz w:val="24"/>
                 <w:szCs w:val="24"/>
               </w:rPr>
-              <w:t xml:space="preserve"> For Barat</w:t>
+              <w:t xml:space="preserve"> </w:t>
+            </w:r>
+            <w:proofErr w:type="gramStart"/>
+            <w:r>
+              <w:rPr>
+                <w:rFonts w:cstheme="minorHAnsi"/>
+                <w:b/>
+                <w:bCs/>
+                <w:color w:val="C45911" w:themeColor="accent2" w:themeShade="BF"/>
+                <w:sz w:val="24"/>
+                <w:szCs w:val="24"/>
+              </w:rPr>
+              <w:t>For</w:t>
+            </w:r>
+            <w:proofErr w:type="gramEnd"/>
+            <w:r>
+              <w:rPr>
+                <w:rFonts w:cstheme="minorHAnsi"/>
+                <w:b/>
+                <w:bCs/>
+                <w:color w:val="C45911" w:themeColor="accent2" w:themeShade="BF"/>
+                <w:sz w:val="24"/>
+                <w:szCs w:val="24"/>
+              </w:rPr>
+              <w:t xml:space="preserve"> Barat</w:t>
             </w:r>
           </w:p>
           <w:p>
@@ -7441,31 +7714,7 @@
                   <w14:round/>
                 </w14:textOutline>
               </w:rPr>
-              <w:t>7,20,000</w:t>
-            </w:r>
-            <w:r>
-              <w:rPr>
-                <w:rStyle w:val="IntenseEmphasis"/>
-                <w:rFonts w:eastAsia="Calibri Light"/>
-                <w:b w:val="0"/>
-                <w:bCs w:val="0"/>
-                <w:i w:val="0"/>
-                <w:iCs w:val="0"/>
-                <w:color w:val="000000" w:themeColor="text1"/>
-                <w:sz w:val="32"/>
-                <w:szCs w:val="32"/>
-                <w14:shadow w14:blurRad="38100" w14:dist="19050" w14:dir="2700000" w14:sx="100000" w14:sy="100000" w14:kx="0" w14:ky="0" w14:algn="tl">
-                  <w14:schemeClr w14:val="dk1">
-                    <w14:alpha w14:val="60000"/>
-                  </w14:schemeClr>
-                </w14:shadow>
-                <w14:textOutline w14:w="0" w14:cap="flat" w14:cmpd="sng" w14:algn="ctr">
-                  <w14:noFill/>
-                  <w14:prstDash w14:val="solid"/>
-                  <w14:round/>
-                </w14:textOutline>
-              </w:rPr>
-              <w:t xml:space="preserve"> /-</w:t>
+              <w:t>7,20,000 /-</w:t>
             </w:r>
           </w:p>
         </w:tc>
@@ -7573,31 +7822,7 @@
                   <w14:round/>
                 </w14:textOutline>
               </w:rPr>
-              <w:t>2,50,000</w:t>
-            </w:r>
-            <w:r>
-              <w:rPr>
-                <w:rStyle w:val="IntenseEmphasis"/>
-                <w:rFonts w:eastAsia="Calibri Light"/>
-                <w:b w:val="0"/>
-                <w:bCs w:val="0"/>
-                <w:i w:val="0"/>
-                <w:iCs w:val="0"/>
-                <w:color w:val="000000" w:themeColor="text1"/>
-                <w:sz w:val="32"/>
-                <w:szCs w:val="32"/>
-                <w14:shadow w14:blurRad="38100" w14:dist="19050" w14:dir="2700000" w14:sx="100000" w14:sy="100000" w14:kx="0" w14:ky="0" w14:algn="tl">
-                  <w14:schemeClr w14:val="dk1">
-                    <w14:alpha w14:val="60000"/>
-                  </w14:schemeClr>
-                </w14:shadow>
-                <w14:textOutline w14:w="0" w14:cap="flat" w14:cmpd="sng" w14:algn="ctr">
-                  <w14:noFill/>
-                  <w14:prstDash w14:val="solid"/>
-                  <w14:round/>
-                </w14:textOutline>
-              </w:rPr>
-              <w:t xml:space="preserve"> /-</w:t>
+              <w:t>2,50,000 /-</w:t>
             </w:r>
           </w:p>
         </w:tc>
